--- a/P13_Partie3_GestionProjet.docx
+++ b/P13_Partie3_GestionProjet.docx
@@ -45,8 +45,18 @@
           <w:sz w:val="28"/>
           <w:szCs w:val="28"/>
         </w:rPr>
-        <w:t>Analyse stock &amp; ventes — Bottleneck</w:t>
+        <w:t xml:space="preserve">Analyse stock &amp; ventes — </w:t>
       </w:r>
+      <w:proofErr w:type="spellStart"/>
+      <w:r>
+        <w:rPr>
+          <w:color w:val="2D3748"/>
+          <w:sz w:val="28"/>
+          <w:szCs w:val="28"/>
+        </w:rPr>
+        <w:t>Bottleneck</w:t>
+      </w:r>
+      <w:proofErr w:type="spellEnd"/>
     </w:p>
     <w:p>
       <w:pPr>
@@ -89,8 +99,54 @@
           <w:sz w:val="20"/>
           <w:szCs w:val="20"/>
         </w:rPr>
-        <w:t xml:space="preserve"> 2026  |  Parcours Data Analyst  |  OpenClassrooms</w:t>
+        <w:t xml:space="preserve"> </w:t>
       </w:r>
+      <w:proofErr w:type="gramStart"/>
+      <w:r>
+        <w:rPr>
+          <w:color w:val="888888"/>
+          <w:sz w:val="20"/>
+          <w:szCs w:val="20"/>
+        </w:rPr>
+        <w:t>2026  |</w:t>
+      </w:r>
+      <w:proofErr w:type="gramEnd"/>
+      <w:r>
+        <w:rPr>
+          <w:color w:val="888888"/>
+          <w:sz w:val="20"/>
+          <w:szCs w:val="20"/>
+        </w:rPr>
+        <w:t xml:space="preserve">  Parcours Data </w:t>
+      </w:r>
+      <w:proofErr w:type="spellStart"/>
+      <w:r>
+        <w:rPr>
+          <w:color w:val="888888"/>
+          <w:sz w:val="20"/>
+          <w:szCs w:val="20"/>
+        </w:rPr>
+        <w:t>Analyst</w:t>
+      </w:r>
+      <w:proofErr w:type="spellEnd"/>
+      <w:r>
+        <w:rPr>
+          <w:color w:val="888888"/>
+          <w:sz w:val="20"/>
+          <w:szCs w:val="20"/>
+        </w:rPr>
+        <w:t xml:space="preserve">  |  </w:t>
+      </w:r>
+      <w:proofErr w:type="spellStart"/>
+      <w:r>
+        <w:rPr>
+          <w:color w:val="888888"/>
+          <w:sz w:val="20"/>
+          <w:szCs w:val="20"/>
+        </w:rPr>
+        <w:t>OpenClassrooms</w:t>
+      </w:r>
+      <w:proofErr w:type="spellEnd"/>
     </w:p>
     <w:p>
       <w:r>
@@ -136,12 +192,6 @@
         <w:gridCol w:w="9026"/>
       </w:tblGrid>
       <w:tr>
-        <w:tblPrEx>
-          <w:tblCellMar>
-            <w:top w:w="0" w:type="dxa"/>
-            <w:bottom w:w="0" w:type="dxa"/>
-          </w:tblCellMar>
-        </w:tblPrEx>
         <w:tc>
           <w:tcPr>
             <w:tcW w:w="9026" w:type="dxa"/>
@@ -160,18 +210,52 @@
             </w:tcMar>
           </w:tcPr>
           <w:p>
+            <w:proofErr w:type="gramStart"/>
             <w:r>
               <w:rPr>
                 <w:b/>
                 <w:bCs/>
                 <w:color w:val="33A5B6"/>
               </w:rPr>
-              <w:t>🎯  Objectif du projet</w:t>
-            </w:r>
-          </w:p>
-          <w:p>
-            <w:r>
-              <w:t>Améliorer le notebook Bottleneck (P6) en ajoutant une validation formalisée des données (Pandera), une EDA automatisée (ydata-profiling) et une détection d'anomalies par ML (Isolation Forest), tout en documentant la démarche de façon reproductible et orientée valeur métier.</w:t>
+              <w:t>🎯  Objectif</w:t>
+            </w:r>
+            <w:proofErr w:type="gramEnd"/>
+            <w:r>
+              <w:rPr>
+                <w:b/>
+                <w:bCs/>
+                <w:color w:val="33A5B6"/>
+              </w:rPr>
+              <w:t xml:space="preserve"> du projet</w:t>
+            </w:r>
+          </w:p>
+          <w:p>
+            <w:r>
+              <w:t xml:space="preserve">Améliorer le notebook </w:t>
+            </w:r>
+            <w:proofErr w:type="spellStart"/>
+            <w:r>
+              <w:t>Bottleneck</w:t>
+            </w:r>
+            <w:proofErr w:type="spellEnd"/>
+            <w:r>
+              <w:t xml:space="preserve"> (P6) en ajoutant une validation formalisée des données (</w:t>
+            </w:r>
+            <w:proofErr w:type="spellStart"/>
+            <w:r>
+              <w:t>Pandera</w:t>
+            </w:r>
+            <w:proofErr w:type="spellEnd"/>
+            <w:r>
+              <w:t>), une EDA automatisée (</w:t>
+            </w:r>
+            <w:proofErr w:type="spellStart"/>
+            <w:r>
+              <w:t>ydata</w:t>
+            </w:r>
+            <w:proofErr w:type="spellEnd"/>
+            <w:r>
+              <w:t>-profiling) et une détection d'anomalies par ML (Isolation Forest), tout en documentant la démarche de façon reproductible et orientée valeur métier.</w:t>
             </w:r>
           </w:p>
         </w:tc>
@@ -217,12 +301,6 @@
         <w:gridCol w:w="2026"/>
       </w:tblGrid>
       <w:tr>
-        <w:tblPrEx>
-          <w:tblCellMar>
-            <w:top w:w="0" w:type="dxa"/>
-            <w:bottom w:w="0" w:type="dxa"/>
-          </w:tblCellMar>
-        </w:tblPrEx>
         <w:tc>
           <w:tcPr>
             <w:tcW w:w="2500" w:type="dxa"/>
@@ -315,12 +393,6 @@
         </w:tc>
       </w:tr>
       <w:tr>
-        <w:tblPrEx>
-          <w:tblCellMar>
-            <w:top w:w="0" w:type="dxa"/>
-            <w:bottom w:w="0" w:type="dxa"/>
-          </w:tblCellMar>
-        </w:tblPrEx>
         <w:tc>
           <w:tcPr>
             <w:tcW w:w="2500" w:type="dxa"/>
@@ -404,12 +476,6 @@
         </w:tc>
       </w:tr>
       <w:tr>
-        <w:tblPrEx>
-          <w:tblCellMar>
-            <w:top w:w="0" w:type="dxa"/>
-            <w:bottom w:w="0" w:type="dxa"/>
-          </w:tblCellMar>
-        </w:tblPrEx>
         <w:tc>
           <w:tcPr>
             <w:tcW w:w="2500" w:type="dxa"/>
@@ -493,12 +559,6 @@
         </w:tc>
       </w:tr>
       <w:tr>
-        <w:tblPrEx>
-          <w:tblCellMar>
-            <w:top w:w="0" w:type="dxa"/>
-            <w:bottom w:w="0" w:type="dxa"/>
-          </w:tblCellMar>
-        </w:tblPrEx>
         <w:tc>
           <w:tcPr>
             <w:tcW w:w="2500" w:type="dxa"/>
@@ -522,7 +582,23 @@
                 <w:sz w:val="19"/>
                 <w:szCs w:val="19"/>
               </w:rPr>
-              <w:t>Direction Bottleneck (fictif)</w:t>
+              <w:t xml:space="preserve">Direction </w:t>
+            </w:r>
+            <w:proofErr w:type="spellStart"/>
+            <w:r>
+              <w:rPr>
+                <w:sz w:val="19"/>
+                <w:szCs w:val="19"/>
+              </w:rPr>
+              <w:t>Bottleneck</w:t>
+            </w:r>
+            <w:proofErr w:type="spellEnd"/>
+            <w:r>
+              <w:rPr>
+                <w:sz w:val="19"/>
+                <w:szCs w:val="19"/>
+              </w:rPr>
+              <w:t xml:space="preserve"> (fictif)</w:t>
             </w:r>
           </w:p>
         </w:tc>
@@ -582,12 +658,6 @@
         </w:tc>
       </w:tr>
       <w:tr>
-        <w:tblPrEx>
-          <w:tblCellMar>
-            <w:top w:w="0" w:type="dxa"/>
-            <w:bottom w:w="0" w:type="dxa"/>
-          </w:tblCellMar>
-        </w:tblPrEx>
         <w:tc>
           <w:tcPr>
             <w:tcW w:w="2500" w:type="dxa"/>
@@ -697,8 +767,13 @@
         </w:numPr>
         <w:spacing w:after="80"/>
       </w:pPr>
+      <w:proofErr w:type="spellStart"/>
       <w:r>
-        <w:t>Dataset disponible et stable : les trois fichiers sources (erp.xlsx, web.xlsx, liaison.xlsx) sont fournis et ne changeront pas en cours de projet.</w:t>
+        <w:t>Dataset</w:t>
+      </w:r>
+      <w:proofErr w:type="spellEnd"/>
+      <w:r>
+        <w:t xml:space="preserve"> disponible et stable : les trois fichiers sources (erp.xlsx, web.xlsx, liaison.xlsx) sont fournis et ne changeront pas en cours de projet.</w:t>
       </w:r>
     </w:p>
     <w:p>
@@ -711,7 +786,39 @@
         <w:spacing w:after="80"/>
       </w:pPr>
       <w:r>
-        <w:t>Environnement Python opérationnel : Jupyter Notebook + librairies installées (Pandera, ydata-profiling, scikit-learn).</w:t>
+        <w:t xml:space="preserve">Environnement Python opérationnel : </w:t>
+      </w:r>
+      <w:proofErr w:type="spellStart"/>
+      <w:r>
+        <w:t>Jupyter</w:t>
+      </w:r>
+      <w:proofErr w:type="spellEnd"/>
+      <w:r>
+        <w:t xml:space="preserve"> Notebook + librairies installées (</w:t>
+      </w:r>
+      <w:proofErr w:type="spellStart"/>
+      <w:r>
+        <w:t>Pandera</w:t>
+      </w:r>
+      <w:proofErr w:type="spellEnd"/>
+      <w:r>
+        <w:t xml:space="preserve">, </w:t>
+      </w:r>
+      <w:proofErr w:type="spellStart"/>
+      <w:r>
+        <w:t>ydata</w:t>
+      </w:r>
+      <w:proofErr w:type="spellEnd"/>
+      <w:r>
+        <w:t xml:space="preserve">-profiling, </w:t>
+      </w:r>
+      <w:proofErr w:type="spellStart"/>
+      <w:r>
+        <w:t>scikit-learn</w:t>
+      </w:r>
+      <w:proofErr w:type="spellEnd"/>
+      <w:r>
+        <w:t>).</w:t>
       </w:r>
     </w:p>
     <w:p>
@@ -724,7 +831,7 @@
         <w:spacing w:after="80"/>
       </w:pPr>
       <w:r>
-        <w:t>Charge estimée : 15 jours-homme répartis sur 3 semaines, un seul réalisateur.</w:t>
+        <w:t>Charge estimée : 19 jours-homme répartis sur 4 semaines, un seul réalisateur.</w:t>
       </w:r>
     </w:p>
     <w:p>
@@ -792,12 +899,6 @@
         <w:gridCol w:w="1726"/>
       </w:tblGrid>
       <w:tr>
-        <w:tblPrEx>
-          <w:tblCellMar>
-            <w:top w:w="0" w:type="dxa"/>
-            <w:bottom w:w="0" w:type="dxa"/>
-          </w:tblCellMar>
-        </w:tblPrEx>
         <w:tc>
           <w:tcPr>
             <w:tcW w:w="700" w:type="dxa"/>
@@ -920,12 +1021,6 @@
         </w:tc>
       </w:tr>
       <w:tr>
-        <w:tblPrEx>
-          <w:tblCellMar>
-            <w:top w:w="0" w:type="dxa"/>
-            <w:bottom w:w="0" w:type="dxa"/>
-          </w:tblCellMar>
-        </w:tblPrEx>
         <w:tc>
           <w:tcPr>
             <w:tcW w:w="700" w:type="dxa"/>
@@ -1036,12 +1131,6 @@
         </w:tc>
       </w:tr>
       <w:tr>
-        <w:tblPrEx>
-          <w:tblCellMar>
-            <w:top w:w="0" w:type="dxa"/>
-            <w:bottom w:w="0" w:type="dxa"/>
-          </w:tblCellMar>
-        </w:tblPrEx>
         <w:tc>
           <w:tcPr>
             <w:tcW w:w="700" w:type="dxa"/>
@@ -1119,7 +1208,23 @@
                 <w:sz w:val="19"/>
                 <w:szCs w:val="19"/>
               </w:rPr>
-              <w:t>Implémentation du schéma Pandera, correction des anomalies bloquantes</w:t>
+              <w:t xml:space="preserve">Implémentation du schéma </w:t>
+            </w:r>
+            <w:proofErr w:type="spellStart"/>
+            <w:r>
+              <w:rPr>
+                <w:sz w:val="19"/>
+                <w:szCs w:val="19"/>
+              </w:rPr>
+              <w:t>Pandera</w:t>
+            </w:r>
+            <w:proofErr w:type="spellEnd"/>
+            <w:r>
+              <w:rPr>
+                <w:sz w:val="19"/>
+                <w:szCs w:val="19"/>
+              </w:rPr>
+              <w:t>, correction des anomalies bloquantes</w:t>
             </w:r>
           </w:p>
         </w:tc>
@@ -1152,12 +1257,6 @@
         </w:tc>
       </w:tr>
       <w:tr>
-        <w:tblPrEx>
-          <w:tblCellMar>
-            <w:top w:w="0" w:type="dxa"/>
-            <w:bottom w:w="0" w:type="dxa"/>
-          </w:tblCellMar>
-        </w:tblPrEx>
         <w:tc>
           <w:tcPr>
             <w:tcW w:w="700" w:type="dxa"/>
@@ -1235,8 +1334,33 @@
                 <w:sz w:val="19"/>
                 <w:szCs w:val="19"/>
               </w:rPr>
-              <w:t>Intégration ydata-profiling, analyse des alertes, comparaison avant/après nettoyage avec sweetviz</w:t>
-            </w:r>
+              <w:t xml:space="preserve">Intégration </w:t>
+            </w:r>
+            <w:proofErr w:type="spellStart"/>
+            <w:r>
+              <w:rPr>
+                <w:sz w:val="19"/>
+                <w:szCs w:val="19"/>
+              </w:rPr>
+              <w:t>ydata</w:t>
+            </w:r>
+            <w:proofErr w:type="spellEnd"/>
+            <w:r>
+              <w:rPr>
+                <w:sz w:val="19"/>
+                <w:szCs w:val="19"/>
+              </w:rPr>
+              <w:t xml:space="preserve">-profiling, analyse des alertes, comparaison avant/après nettoyage avec </w:t>
+            </w:r>
+            <w:proofErr w:type="spellStart"/>
+            <w:r>
+              <w:rPr>
+                <w:sz w:val="19"/>
+                <w:szCs w:val="19"/>
+              </w:rPr>
+              <w:t>sweetviz</w:t>
+            </w:r>
+            <w:proofErr w:type="spellEnd"/>
           </w:p>
         </w:tc>
         <w:tc>
@@ -1268,12 +1392,6 @@
         </w:tc>
       </w:tr>
       <w:tr>
-        <w:tblPrEx>
-          <w:tblCellMar>
-            <w:top w:w="0" w:type="dxa"/>
-            <w:bottom w:w="0" w:type="dxa"/>
-          </w:tblCellMar>
-        </w:tblPrEx>
         <w:tc>
           <w:tcPr>
             <w:tcW w:w="700" w:type="dxa"/>
@@ -1384,12 +1502,6 @@
         </w:tc>
       </w:tr>
       <w:tr>
-        <w:tblPrEx>
-          <w:tblCellMar>
-            <w:top w:w="0" w:type="dxa"/>
-            <w:bottom w:w="0" w:type="dxa"/>
-          </w:tblCellMar>
-        </w:tblPrEx>
         <w:tc>
           <w:tcPr>
             <w:tcW w:w="700" w:type="dxa"/>
@@ -1436,11 +1548,7 @@
           </w:tcPr>
           <w:p>
             <w:r>
-              <w:rPr>
-                <w:sz w:val="19"/>
-                <w:szCs w:val="19"/>
-              </w:rPr>
-              <w:t>Validation &amp; documentation</w:t>
+              <w:t>Validation, tests &amp; documentation</w:t>
             </w:r>
           </w:p>
         </w:tc>
@@ -1463,11 +1571,7 @@
           </w:tcPr>
           <w:p>
             <w:r>
-              <w:rPr>
-                <w:sz w:val="19"/>
-                <w:szCs w:val="19"/>
-              </w:rPr>
-              <w:t>Relecture notebook, narration markdown, critères d'acceptation, requirements.txt</w:t>
+              <w:t>Relecture notebook, tests de non-régression, correction des points bloquants, narration markdown, critères d'acceptation, requirements.txt</w:t>
             </w:r>
           </w:p>
         </w:tc>
@@ -1490,22 +1594,12 @@
           </w:tcPr>
           <w:p>
             <w:r>
-              <w:rPr>
-                <w:sz w:val="19"/>
-                <w:szCs w:val="19"/>
-              </w:rPr>
-              <w:t>3j</w:t>
+              <w:t>4j (1j de marge au besoin)</w:t>
             </w:r>
           </w:p>
         </w:tc>
       </w:tr>
       <w:tr>
-        <w:tblPrEx>
-          <w:tblCellMar>
-            <w:top w:w="0" w:type="dxa"/>
-            <w:bottom w:w="0" w:type="dxa"/>
-          </w:tblCellMar>
-        </w:tblPrEx>
         <w:tc>
           <w:tcPr>
             <w:tcW w:w="700" w:type="dxa"/>
@@ -1552,11 +1646,7 @@
           </w:tcPr>
           <w:p>
             <w:r>
-              <w:rPr>
-                <w:sz w:val="19"/>
-                <w:szCs w:val="19"/>
-              </w:rPr>
-              <w:t>Restitution &amp; export</w:t>
+              <w:t>Restitution, corrections finales &amp; export</w:t>
             </w:r>
           </w:p>
         </w:tc>
@@ -1579,11 +1669,7 @@
           </w:tcPr>
           <w:p>
             <w:r>
-              <w:rPr>
-                <w:sz w:val="19"/>
-                <w:szCs w:val="19"/>
-              </w:rPr>
-              <w:t>Export Excel final, README, synthèse recruteur/client, archivage</w:t>
+              <w:t>Corrections complémentaires, export Excel final, README, synthèse recruteur/client, archivage</w:t>
             </w:r>
           </w:p>
         </w:tc>
@@ -1606,11 +1692,7 @@
           </w:tcPr>
           <w:p>
             <w:r>
-              <w:rPr>
-                <w:sz w:val="19"/>
-                <w:szCs w:val="19"/>
-              </w:rPr>
-              <w:t>2j</w:t>
+              <w:t>3j (1j de marge)</w:t>
             </w:r>
           </w:p>
         </w:tc>
@@ -1642,12 +1724,6 @@
         <w:gridCol w:w="9026"/>
       </w:tblGrid>
       <w:tr>
-        <w:tblPrEx>
-          <w:tblCellMar>
-            <w:top w:w="0" w:type="dxa"/>
-            <w:bottom w:w="0" w:type="dxa"/>
-          </w:tblCellMar>
-        </w:tblPrEx>
         <w:tc>
           <w:tcPr>
             <w:tcW w:w="9026" w:type="dxa"/>
@@ -1666,23 +1742,49 @@
             </w:tcMar>
           </w:tcPr>
           <w:p>
+            <w:proofErr w:type="gramStart"/>
             <w:r>
               <w:rPr>
                 <w:b/>
                 <w:bCs/>
                 <w:color w:val="2B6CB0"/>
               </w:rPr>
-              <w:t>🔗  Dépendances entre lots</w:t>
-            </w:r>
-          </w:p>
-          <w:p>
-            <w:r>
-              <w:t>LOT 1 → LOT 2 : l'audit data est nécessaire pour définir les règles Pandera.</w:t>
-            </w:r>
-          </w:p>
-          <w:p>
-            <w:r>
-              <w:t>LOT 2 → LOT 3 : le dataset doit être validé avant de générer le rapport EDA.</w:t>
+              <w:t>🔗  Dépendances</w:t>
+            </w:r>
+            <w:proofErr w:type="gramEnd"/>
+            <w:r>
+              <w:rPr>
+                <w:b/>
+                <w:bCs/>
+                <w:color w:val="2B6CB0"/>
+              </w:rPr>
+              <w:t xml:space="preserve"> entre lots</w:t>
+            </w:r>
+          </w:p>
+          <w:p>
+            <w:r>
+              <w:t xml:space="preserve">LOT 1 → LOT 2 : l'audit data est nécessaire pour définir les règles </w:t>
+            </w:r>
+            <w:proofErr w:type="spellStart"/>
+            <w:r>
+              <w:t>Pandera</w:t>
+            </w:r>
+            <w:proofErr w:type="spellEnd"/>
+            <w:r>
+              <w:t>.</w:t>
+            </w:r>
+          </w:p>
+          <w:p>
+            <w:r>
+              <w:t xml:space="preserve">LOT 2 → LOT 3 : le </w:t>
+            </w:r>
+            <w:proofErr w:type="spellStart"/>
+            <w:r>
+              <w:t>dataset</w:t>
+            </w:r>
+            <w:proofErr w:type="spellEnd"/>
+            <w:r>
+              <w:t xml:space="preserve"> doit être validé avant de générer le rapport EDA.</w:t>
             </w:r>
           </w:p>
           <w:p>
@@ -1723,7 +1825,21 @@
           <w:color w:val="FFFFFF"/>
         </w:rPr>
         <w:lastRenderedPageBreak/>
-        <w:t>3. Backlog de tâches — Kanban</w:t>
+        <w:t xml:space="preserve">3. </w:t>
+      </w:r>
+      <w:proofErr w:type="spellStart"/>
+      <w:r>
+        <w:rPr>
+          <w:color w:val="FFFFFF"/>
+        </w:rPr>
+        <w:t>Backlog</w:t>
+      </w:r>
+      <w:proofErr w:type="spellEnd"/>
+      <w:r>
+        <w:rPr>
+          <w:color w:val="FFFFFF"/>
+        </w:rPr>
+        <w:t xml:space="preserve"> de tâches — Kanban</w:t>
       </w:r>
     </w:p>
     <w:p>
@@ -1755,6 +1871,7 @@
           <w:insideH w:val="single" w:sz="4" w:space="0" w:color="auto"/>
           <w:insideV w:val="single" w:sz="4" w:space="0" w:color="auto"/>
         </w:tblBorders>
+        <w:tblLayout w:type="fixed"/>
         <w:tblCellMar>
           <w:left w:w="10" w:type="dxa"/>
           <w:right w:w="10" w:type="dxa"/>
@@ -1765,21 +1882,15 @@
         <w:gridCol w:w="551"/>
         <w:gridCol w:w="757"/>
         <w:gridCol w:w="2171"/>
-        <w:gridCol w:w="861"/>
-        <w:gridCol w:w="901"/>
+        <w:gridCol w:w="911"/>
+        <w:gridCol w:w="851"/>
         <w:gridCol w:w="977"/>
         <w:gridCol w:w="2808"/>
       </w:tblGrid>
       <w:tr>
-        <w:tblPrEx>
-          <w:tblCellMar>
-            <w:top w:w="0" w:type="dxa"/>
-            <w:bottom w:w="0" w:type="dxa"/>
-          </w:tblCellMar>
-        </w:tblPrEx>
-        <w:tc>
-          <w:tcPr>
-            <w:tcW w:w="500" w:type="dxa"/>
+        <w:tc>
+          <w:tcPr>
+            <w:tcW w:w="551" w:type="dxa"/>
             <w:tcBorders>
               <w:top w:val="single" w:sz="4" w:space="0" w:color="33A5B6"/>
               <w:left w:val="single" w:sz="4" w:space="0" w:color="33A5B6"/>
@@ -1809,7 +1920,7 @@
         </w:tc>
         <w:tc>
           <w:tcPr>
-            <w:tcW w:w="850" w:type="dxa"/>
+            <w:tcW w:w="757" w:type="dxa"/>
             <w:tcBorders>
               <w:top w:val="single" w:sz="4" w:space="0" w:color="33A5B6"/>
               <w:left w:val="single" w:sz="4" w:space="0" w:color="33A5B6"/>
@@ -1839,7 +1950,7 @@
         </w:tc>
         <w:tc>
           <w:tcPr>
-            <w:tcW w:w="2300" w:type="dxa"/>
+            <w:tcW w:w="2171" w:type="dxa"/>
             <w:tcBorders>
               <w:top w:val="single" w:sz="4" w:space="0" w:color="33A5B6"/>
               <w:left w:val="single" w:sz="4" w:space="0" w:color="33A5B6"/>
@@ -1869,7 +1980,7 @@
         </w:tc>
         <w:tc>
           <w:tcPr>
-            <w:tcW w:w="700" w:type="dxa"/>
+            <w:tcW w:w="911" w:type="dxa"/>
             <w:tcBorders>
               <w:top w:val="single" w:sz="4" w:space="0" w:color="33A5B6"/>
               <w:left w:val="single" w:sz="4" w:space="0" w:color="33A5B6"/>
@@ -1899,7 +2010,7 @@
         </w:tc>
         <w:tc>
           <w:tcPr>
-            <w:tcW w:w="700" w:type="dxa"/>
+            <w:tcW w:w="851" w:type="dxa"/>
             <w:tcBorders>
               <w:top w:val="single" w:sz="4" w:space="0" w:color="33A5B6"/>
               <w:left w:val="single" w:sz="4" w:space="0" w:color="33A5B6"/>
@@ -1929,7 +2040,7 @@
         </w:tc>
         <w:tc>
           <w:tcPr>
-            <w:tcW w:w="950" w:type="dxa"/>
+            <w:tcW w:w="977" w:type="dxa"/>
             <w:tcBorders>
               <w:top w:val="single" w:sz="4" w:space="0" w:color="33A5B6"/>
               <w:left w:val="single" w:sz="4" w:space="0" w:color="33A5B6"/>
@@ -1959,7 +2070,7 @@
         </w:tc>
         <w:tc>
           <w:tcPr>
-            <w:tcW w:w="3026" w:type="dxa"/>
+            <w:tcW w:w="2808" w:type="dxa"/>
             <w:tcBorders>
               <w:top w:val="single" w:sz="4" w:space="0" w:color="33A5B6"/>
               <w:left w:val="single" w:sz="4" w:space="0" w:color="33A5B6"/>
@@ -1975,6 +2086,7 @@
             </w:tcMar>
           </w:tcPr>
           <w:p>
+            <w:proofErr w:type="spellStart"/>
             <w:r>
               <w:rPr>
                 <w:b/>
@@ -1983,21 +2095,38 @@
                 <w:sz w:val="18"/>
                 <w:szCs w:val="18"/>
               </w:rPr>
-              <w:t>Definition of Done</w:t>
-            </w:r>
+              <w:t>Definition</w:t>
+            </w:r>
+            <w:proofErr w:type="spellEnd"/>
+            <w:r>
+              <w:rPr>
+                <w:b/>
+                <w:bCs/>
+                <w:color w:val="FFFFFF"/>
+                <w:sz w:val="18"/>
+                <w:szCs w:val="18"/>
+              </w:rPr>
+              <w:t xml:space="preserve"> of </w:t>
+            </w:r>
+            <w:proofErr w:type="spellStart"/>
+            <w:r>
+              <w:rPr>
+                <w:b/>
+                <w:bCs/>
+                <w:color w:val="FFFFFF"/>
+                <w:sz w:val="18"/>
+                <w:szCs w:val="18"/>
+              </w:rPr>
+              <w:t>Done</w:t>
+            </w:r>
+            <w:proofErr w:type="spellEnd"/>
           </w:p>
         </w:tc>
       </w:tr>
       <w:tr>
-        <w:tblPrEx>
-          <w:tblCellMar>
-            <w:top w:w="0" w:type="dxa"/>
-            <w:bottom w:w="0" w:type="dxa"/>
-          </w:tblCellMar>
-        </w:tblPrEx>
-        <w:tc>
-          <w:tcPr>
-            <w:tcW w:w="500" w:type="dxa"/>
+        <w:tc>
+          <w:tcPr>
+            <w:tcW w:w="551" w:type="dxa"/>
             <w:tcBorders>
               <w:top w:val="single" w:sz="4" w:space="0" w:color="CCCCCC"/>
               <w:left w:val="single" w:sz="4" w:space="0" w:color="CCCCCC"/>
@@ -2026,7 +2155,7 @@
         </w:tc>
         <w:tc>
           <w:tcPr>
-            <w:tcW w:w="850" w:type="dxa"/>
+            <w:tcW w:w="757" w:type="dxa"/>
             <w:tcBorders>
               <w:top w:val="single" w:sz="4" w:space="0" w:color="CCCCCC"/>
               <w:left w:val="single" w:sz="4" w:space="0" w:color="CCCCCC"/>
@@ -2056,7 +2185,7 @@
         </w:tc>
         <w:tc>
           <w:tcPr>
-            <w:tcW w:w="2300" w:type="dxa"/>
+            <w:tcW w:w="2171" w:type="dxa"/>
             <w:tcBorders>
               <w:top w:val="single" w:sz="4" w:space="0" w:color="CCCCCC"/>
               <w:left w:val="single" w:sz="4" w:space="0" w:color="CCCCCC"/>
@@ -2083,7 +2212,7 @@
         </w:tc>
         <w:tc>
           <w:tcPr>
-            <w:tcW w:w="700" w:type="dxa"/>
+            <w:tcW w:w="911" w:type="dxa"/>
             <w:tcBorders>
               <w:top w:val="single" w:sz="4" w:space="0" w:color="CCCCCC"/>
               <w:left w:val="single" w:sz="4" w:space="0" w:color="CCCCCC"/>
@@ -2110,7 +2239,7 @@
         </w:tc>
         <w:tc>
           <w:tcPr>
-            <w:tcW w:w="700" w:type="dxa"/>
+            <w:tcW w:w="851" w:type="dxa"/>
             <w:tcBorders>
               <w:top w:val="single" w:sz="4" w:space="0" w:color="CCCCCC"/>
               <w:left w:val="single" w:sz="4" w:space="0" w:color="CCCCCC"/>
@@ -2138,7 +2267,7 @@
         </w:tc>
         <w:tc>
           <w:tcPr>
-            <w:tcW w:w="950" w:type="dxa"/>
+            <w:tcW w:w="977" w:type="dxa"/>
             <w:tcBorders>
               <w:top w:val="single" w:sz="4" w:space="0" w:color="CCCCCC"/>
               <w:left w:val="single" w:sz="4" w:space="0" w:color="CCCCCC"/>
@@ -2168,7 +2297,7 @@
         </w:tc>
         <w:tc>
           <w:tcPr>
-            <w:tcW w:w="3026" w:type="dxa"/>
+            <w:tcW w:w="2808" w:type="dxa"/>
             <w:tcBorders>
               <w:top w:val="single" w:sz="4" w:space="0" w:color="CCCCCC"/>
               <w:left w:val="single" w:sz="4" w:space="0" w:color="CCCCCC"/>
@@ -2197,15 +2326,9 @@
         </w:tc>
       </w:tr>
       <w:tr>
-        <w:tblPrEx>
-          <w:tblCellMar>
-            <w:top w:w="0" w:type="dxa"/>
-            <w:bottom w:w="0" w:type="dxa"/>
-          </w:tblCellMar>
-        </w:tblPrEx>
-        <w:tc>
-          <w:tcPr>
-            <w:tcW w:w="500" w:type="dxa"/>
+        <w:tc>
+          <w:tcPr>
+            <w:tcW w:w="551" w:type="dxa"/>
             <w:tcBorders>
               <w:top w:val="single" w:sz="4" w:space="0" w:color="CCCCCC"/>
               <w:left w:val="single" w:sz="4" w:space="0" w:color="CCCCCC"/>
@@ -2234,7 +2357,7 @@
         </w:tc>
         <w:tc>
           <w:tcPr>
-            <w:tcW w:w="850" w:type="dxa"/>
+            <w:tcW w:w="757" w:type="dxa"/>
             <w:tcBorders>
               <w:top w:val="single" w:sz="4" w:space="0" w:color="CCCCCC"/>
               <w:left w:val="single" w:sz="4" w:space="0" w:color="CCCCCC"/>
@@ -2264,7 +2387,7 @@
         </w:tc>
         <w:tc>
           <w:tcPr>
-            <w:tcW w:w="2300" w:type="dxa"/>
+            <w:tcW w:w="2171" w:type="dxa"/>
             <w:tcBorders>
               <w:top w:val="single" w:sz="4" w:space="0" w:color="CCCCCC"/>
               <w:left w:val="single" w:sz="4" w:space="0" w:color="CCCCCC"/>
@@ -2291,7 +2414,7 @@
         </w:tc>
         <w:tc>
           <w:tcPr>
-            <w:tcW w:w="700" w:type="dxa"/>
+            <w:tcW w:w="911" w:type="dxa"/>
             <w:tcBorders>
               <w:top w:val="single" w:sz="4" w:space="0" w:color="CCCCCC"/>
               <w:left w:val="single" w:sz="4" w:space="0" w:color="CCCCCC"/>
@@ -2318,7 +2441,7 @@
         </w:tc>
         <w:tc>
           <w:tcPr>
-            <w:tcW w:w="700" w:type="dxa"/>
+            <w:tcW w:w="851" w:type="dxa"/>
             <w:tcBorders>
               <w:top w:val="single" w:sz="4" w:space="0" w:color="CCCCCC"/>
               <w:left w:val="single" w:sz="4" w:space="0" w:color="CCCCCC"/>
@@ -2346,7 +2469,7 @@
         </w:tc>
         <w:tc>
           <w:tcPr>
-            <w:tcW w:w="950" w:type="dxa"/>
+            <w:tcW w:w="977" w:type="dxa"/>
             <w:tcBorders>
               <w:top w:val="single" w:sz="4" w:space="0" w:color="CCCCCC"/>
               <w:left w:val="single" w:sz="4" w:space="0" w:color="CCCCCC"/>
@@ -2376,7 +2499,7 @@
         </w:tc>
         <w:tc>
           <w:tcPr>
-            <w:tcW w:w="3026" w:type="dxa"/>
+            <w:tcW w:w="2808" w:type="dxa"/>
             <w:tcBorders>
               <w:top w:val="single" w:sz="4" w:space="0" w:color="CCCCCC"/>
               <w:left w:val="single" w:sz="4" w:space="0" w:color="CCCCCC"/>
@@ -2405,15 +2528,9 @@
         </w:tc>
       </w:tr>
       <w:tr>
-        <w:tblPrEx>
-          <w:tblCellMar>
-            <w:top w:w="0" w:type="dxa"/>
-            <w:bottom w:w="0" w:type="dxa"/>
-          </w:tblCellMar>
-        </w:tblPrEx>
-        <w:tc>
-          <w:tcPr>
-            <w:tcW w:w="500" w:type="dxa"/>
+        <w:tc>
+          <w:tcPr>
+            <w:tcW w:w="551" w:type="dxa"/>
             <w:tcBorders>
               <w:top w:val="single" w:sz="4" w:space="0" w:color="CCCCCC"/>
               <w:left w:val="single" w:sz="4" w:space="0" w:color="CCCCCC"/>
@@ -2442,7 +2559,7 @@
         </w:tc>
         <w:tc>
           <w:tcPr>
-            <w:tcW w:w="850" w:type="dxa"/>
+            <w:tcW w:w="757" w:type="dxa"/>
             <w:tcBorders>
               <w:top w:val="single" w:sz="4" w:space="0" w:color="CCCCCC"/>
               <w:left w:val="single" w:sz="4" w:space="0" w:color="CCCCCC"/>
@@ -2472,7 +2589,7 @@
         </w:tc>
         <w:tc>
           <w:tcPr>
-            <w:tcW w:w="2300" w:type="dxa"/>
+            <w:tcW w:w="2171" w:type="dxa"/>
             <w:tcBorders>
               <w:top w:val="single" w:sz="4" w:space="0" w:color="CCCCCC"/>
               <w:left w:val="single" w:sz="4" w:space="0" w:color="CCCCCC"/>
@@ -2493,13 +2610,61 @@
                 <w:sz w:val="18"/>
                 <w:szCs w:val="18"/>
               </w:rPr>
-              <w:t>Identifier les colonnes critiques à valider (price, purchase_price, stock_quantity, etc.)</w:t>
-            </w:r>
-          </w:p>
-        </w:tc>
-        <w:tc>
-          <w:tcPr>
-            <w:tcW w:w="700" w:type="dxa"/>
+              <w:t>Identifier les colonnes critiques à valider (</w:t>
+            </w:r>
+            <w:proofErr w:type="spellStart"/>
+            <w:r>
+              <w:rPr>
+                <w:sz w:val="18"/>
+                <w:szCs w:val="18"/>
+              </w:rPr>
+              <w:t>price</w:t>
+            </w:r>
+            <w:proofErr w:type="spellEnd"/>
+            <w:r>
+              <w:rPr>
+                <w:sz w:val="18"/>
+                <w:szCs w:val="18"/>
+              </w:rPr>
+              <w:t xml:space="preserve">, </w:t>
+            </w:r>
+            <w:proofErr w:type="spellStart"/>
+            <w:r>
+              <w:rPr>
+                <w:sz w:val="18"/>
+                <w:szCs w:val="18"/>
+              </w:rPr>
+              <w:t>purchase_price</w:t>
+            </w:r>
+            <w:proofErr w:type="spellEnd"/>
+            <w:r>
+              <w:rPr>
+                <w:sz w:val="18"/>
+                <w:szCs w:val="18"/>
+              </w:rPr>
+              <w:t xml:space="preserve">, </w:t>
+            </w:r>
+            <w:proofErr w:type="spellStart"/>
+            <w:r>
+              <w:rPr>
+                <w:sz w:val="18"/>
+                <w:szCs w:val="18"/>
+              </w:rPr>
+              <w:t>stock_quantity</w:t>
+            </w:r>
+            <w:proofErr w:type="spellEnd"/>
+            <w:r>
+              <w:rPr>
+                <w:sz w:val="18"/>
+                <w:szCs w:val="18"/>
+              </w:rPr>
+              <w:t>, etc.)</w:t>
+            </w:r>
+          </w:p>
+        </w:tc>
+        <w:tc>
+          <w:tcPr>
+            <w:tcW w:w="911" w:type="dxa"/>
             <w:tcBorders>
               <w:top w:val="single" w:sz="4" w:space="0" w:color="CCCCCC"/>
               <w:left w:val="single" w:sz="4" w:space="0" w:color="CCCCCC"/>
@@ -2526,7 +2691,7 @@
         </w:tc>
         <w:tc>
           <w:tcPr>
-            <w:tcW w:w="700" w:type="dxa"/>
+            <w:tcW w:w="851" w:type="dxa"/>
             <w:tcBorders>
               <w:top w:val="single" w:sz="4" w:space="0" w:color="CCCCCC"/>
               <w:left w:val="single" w:sz="4" w:space="0" w:color="CCCCCC"/>
@@ -2554,7 +2719,7 @@
         </w:tc>
         <w:tc>
           <w:tcPr>
-            <w:tcW w:w="950" w:type="dxa"/>
+            <w:tcW w:w="977" w:type="dxa"/>
             <w:tcBorders>
               <w:top w:val="single" w:sz="4" w:space="0" w:color="CCCCCC"/>
               <w:left w:val="single" w:sz="4" w:space="0" w:color="CCCCCC"/>
@@ -2584,7 +2749,7 @@
         </w:tc>
         <w:tc>
           <w:tcPr>
-            <w:tcW w:w="3026" w:type="dxa"/>
+            <w:tcW w:w="2808" w:type="dxa"/>
             <w:tcBorders>
               <w:top w:val="single" w:sz="4" w:space="0" w:color="CCCCCC"/>
               <w:left w:val="single" w:sz="4" w:space="0" w:color="CCCCCC"/>
@@ -2607,21 +2772,35 @@
                 <w:sz w:val="17"/>
                 <w:szCs w:val="17"/>
               </w:rPr>
-              <w:t>Liste des 8 colonnes retenues pour le schéma Pandera documentée</w:t>
+              <w:t xml:space="preserve">Liste des 8 colonnes retenues pour le schéma </w:t>
+            </w:r>
+            <w:proofErr w:type="spellStart"/>
+            <w:r>
+              <w:rPr>
+                <w:i/>
+                <w:iCs/>
+                <w:sz w:val="17"/>
+                <w:szCs w:val="17"/>
+              </w:rPr>
+              <w:t>Pandera</w:t>
+            </w:r>
+            <w:proofErr w:type="spellEnd"/>
+            <w:r>
+              <w:rPr>
+                <w:i/>
+                <w:iCs/>
+                <w:sz w:val="17"/>
+                <w:szCs w:val="17"/>
+              </w:rPr>
+              <w:t xml:space="preserve"> documentée</w:t>
             </w:r>
           </w:p>
         </w:tc>
       </w:tr>
       <w:tr>
-        <w:tblPrEx>
-          <w:tblCellMar>
-            <w:top w:w="0" w:type="dxa"/>
-            <w:bottom w:w="0" w:type="dxa"/>
-          </w:tblCellMar>
-        </w:tblPrEx>
-        <w:tc>
-          <w:tcPr>
-            <w:tcW w:w="500" w:type="dxa"/>
+        <w:tc>
+          <w:tcPr>
+            <w:tcW w:w="551" w:type="dxa"/>
             <w:tcBorders>
               <w:top w:val="single" w:sz="4" w:space="0" w:color="CCCCCC"/>
               <w:left w:val="single" w:sz="4" w:space="0" w:color="CCCCCC"/>
@@ -2650,7 +2829,7 @@
         </w:tc>
         <w:tc>
           <w:tcPr>
-            <w:tcW w:w="850" w:type="dxa"/>
+            <w:tcW w:w="757" w:type="dxa"/>
             <w:tcBorders>
               <w:top w:val="single" w:sz="4" w:space="0" w:color="CCCCCC"/>
               <w:left w:val="single" w:sz="4" w:space="0" w:color="CCCCCC"/>
@@ -2680,7 +2859,7 @@
         </w:tc>
         <w:tc>
           <w:tcPr>
-            <w:tcW w:w="2300" w:type="dxa"/>
+            <w:tcW w:w="2171" w:type="dxa"/>
             <w:tcBorders>
               <w:top w:val="single" w:sz="4" w:space="0" w:color="CCCCCC"/>
               <w:left w:val="single" w:sz="4" w:space="0" w:color="CCCCCC"/>
@@ -2701,13 +2880,29 @@
                 <w:sz w:val="18"/>
                 <w:szCs w:val="18"/>
               </w:rPr>
-              <w:t>Implémenter le schéma Pandera avec les 8 règles définies en LOT 1</w:t>
-            </w:r>
-          </w:p>
-        </w:tc>
-        <w:tc>
-          <w:tcPr>
-            <w:tcW w:w="700" w:type="dxa"/>
+              <w:t xml:space="preserve">Implémenter le schéma </w:t>
+            </w:r>
+            <w:proofErr w:type="spellStart"/>
+            <w:r>
+              <w:rPr>
+                <w:sz w:val="18"/>
+                <w:szCs w:val="18"/>
+              </w:rPr>
+              <w:t>Pandera</w:t>
+            </w:r>
+            <w:proofErr w:type="spellEnd"/>
+            <w:r>
+              <w:rPr>
+                <w:sz w:val="18"/>
+                <w:szCs w:val="18"/>
+              </w:rPr>
+              <w:t xml:space="preserve"> avec les 8 règles définies en LOT 1</w:t>
+            </w:r>
+          </w:p>
+        </w:tc>
+        <w:tc>
+          <w:tcPr>
+            <w:tcW w:w="911" w:type="dxa"/>
             <w:tcBorders>
               <w:top w:val="single" w:sz="4" w:space="0" w:color="CCCCCC"/>
               <w:left w:val="single" w:sz="4" w:space="0" w:color="CCCCCC"/>
@@ -2734,7 +2929,7 @@
         </w:tc>
         <w:tc>
           <w:tcPr>
-            <w:tcW w:w="700" w:type="dxa"/>
+            <w:tcW w:w="851" w:type="dxa"/>
             <w:tcBorders>
               <w:top w:val="single" w:sz="4" w:space="0" w:color="CCCCCC"/>
               <w:left w:val="single" w:sz="4" w:space="0" w:color="CCCCCC"/>
@@ -2762,7 +2957,7 @@
         </w:tc>
         <w:tc>
           <w:tcPr>
-            <w:tcW w:w="950" w:type="dxa"/>
+            <w:tcW w:w="977" w:type="dxa"/>
             <w:tcBorders>
               <w:top w:val="single" w:sz="4" w:space="0" w:color="CCCCCC"/>
               <w:left w:val="single" w:sz="4" w:space="0" w:color="CCCCCC"/>
@@ -2792,7 +2987,7 @@
         </w:tc>
         <w:tc>
           <w:tcPr>
-            <w:tcW w:w="3026" w:type="dxa"/>
+            <w:tcW w:w="2808" w:type="dxa"/>
             <w:tcBorders>
               <w:top w:val="single" w:sz="4" w:space="0" w:color="CCCCCC"/>
               <w:left w:val="single" w:sz="4" w:space="0" w:color="CCCCCC"/>
@@ -2815,21 +3010,35 @@
                 <w:sz w:val="17"/>
                 <w:szCs w:val="17"/>
               </w:rPr>
-              <w:t>Schéma Pandera écrit, strict=False, toutes les règles documentées</w:t>
+              <w:t xml:space="preserve">Schéma </w:t>
+            </w:r>
+            <w:proofErr w:type="spellStart"/>
+            <w:r>
+              <w:rPr>
+                <w:i/>
+                <w:iCs/>
+                <w:sz w:val="17"/>
+                <w:szCs w:val="17"/>
+              </w:rPr>
+              <w:t>Pandera</w:t>
+            </w:r>
+            <w:proofErr w:type="spellEnd"/>
+            <w:r>
+              <w:rPr>
+                <w:i/>
+                <w:iCs/>
+                <w:sz w:val="17"/>
+                <w:szCs w:val="17"/>
+              </w:rPr>
+              <w:t xml:space="preserve"> écrit, strict=False, toutes les règles documentées</w:t>
             </w:r>
           </w:p>
         </w:tc>
       </w:tr>
       <w:tr>
-        <w:tblPrEx>
-          <w:tblCellMar>
-            <w:top w:w="0" w:type="dxa"/>
-            <w:bottom w:w="0" w:type="dxa"/>
-          </w:tblCellMar>
-        </w:tblPrEx>
-        <w:tc>
-          <w:tcPr>
-            <w:tcW w:w="500" w:type="dxa"/>
+        <w:tc>
+          <w:tcPr>
+            <w:tcW w:w="551" w:type="dxa"/>
             <w:tcBorders>
               <w:top w:val="single" w:sz="4" w:space="0" w:color="CCCCCC"/>
               <w:left w:val="single" w:sz="4" w:space="0" w:color="CCCCCC"/>
@@ -2858,7 +3067,7 @@
         </w:tc>
         <w:tc>
           <w:tcPr>
-            <w:tcW w:w="850" w:type="dxa"/>
+            <w:tcW w:w="757" w:type="dxa"/>
             <w:tcBorders>
               <w:top w:val="single" w:sz="4" w:space="0" w:color="CCCCCC"/>
               <w:left w:val="single" w:sz="4" w:space="0" w:color="CCCCCC"/>
@@ -2888,7 +3097,7 @@
         </w:tc>
         <w:tc>
           <w:tcPr>
-            <w:tcW w:w="2300" w:type="dxa"/>
+            <w:tcW w:w="2171" w:type="dxa"/>
             <w:tcBorders>
               <w:top w:val="single" w:sz="4" w:space="0" w:color="CCCCCC"/>
               <w:left w:val="single" w:sz="4" w:space="0" w:color="CCCCCC"/>
@@ -2915,7 +3124,7 @@
         </w:tc>
         <w:tc>
           <w:tcPr>
-            <w:tcW w:w="700" w:type="dxa"/>
+            <w:tcW w:w="911" w:type="dxa"/>
             <w:tcBorders>
               <w:top w:val="single" w:sz="4" w:space="0" w:color="CCCCCC"/>
               <w:left w:val="single" w:sz="4" w:space="0" w:color="CCCCCC"/>
@@ -2942,7 +3151,7 @@
         </w:tc>
         <w:tc>
           <w:tcPr>
-            <w:tcW w:w="700" w:type="dxa"/>
+            <w:tcW w:w="851" w:type="dxa"/>
             <w:tcBorders>
               <w:top w:val="single" w:sz="4" w:space="0" w:color="CCCCCC"/>
               <w:left w:val="single" w:sz="4" w:space="0" w:color="CCCCCC"/>
@@ -2970,7 +3179,7 @@
         </w:tc>
         <w:tc>
           <w:tcPr>
-            <w:tcW w:w="950" w:type="dxa"/>
+            <w:tcW w:w="977" w:type="dxa"/>
             <w:tcBorders>
               <w:top w:val="single" w:sz="4" w:space="0" w:color="CCCCCC"/>
               <w:left w:val="single" w:sz="4" w:space="0" w:color="CCCCCC"/>
@@ -3000,7 +3209,7 @@
         </w:tc>
         <w:tc>
           <w:tcPr>
-            <w:tcW w:w="3026" w:type="dxa"/>
+            <w:tcW w:w="2808" w:type="dxa"/>
             <w:tcBorders>
               <w:top w:val="single" w:sz="4" w:space="0" w:color="CCCCCC"/>
               <w:left w:val="single" w:sz="4" w:space="0" w:color="CCCCCC"/>
@@ -3023,21 +3232,55 @@
                 <w:sz w:val="17"/>
                 <w:szCs w:val="17"/>
               </w:rPr>
-              <w:t>Bloc try/except fonctionnel, tableau d'erreurs affiché et commenté</w:t>
+              <w:t xml:space="preserve">Bloc </w:t>
+            </w:r>
+            <w:proofErr w:type="spellStart"/>
+            <w:r>
+              <w:rPr>
+                <w:i/>
+                <w:iCs/>
+                <w:sz w:val="17"/>
+                <w:szCs w:val="17"/>
+              </w:rPr>
+              <w:t>try</w:t>
+            </w:r>
+            <w:proofErr w:type="spellEnd"/>
+            <w:r>
+              <w:rPr>
+                <w:i/>
+                <w:iCs/>
+                <w:sz w:val="17"/>
+                <w:szCs w:val="17"/>
+              </w:rPr>
+              <w:t>/</w:t>
+            </w:r>
+            <w:proofErr w:type="spellStart"/>
+            <w:r>
+              <w:rPr>
+                <w:i/>
+                <w:iCs/>
+                <w:sz w:val="17"/>
+                <w:szCs w:val="17"/>
+              </w:rPr>
+              <w:t>except</w:t>
+            </w:r>
+            <w:proofErr w:type="spellEnd"/>
+            <w:r>
+              <w:rPr>
+                <w:i/>
+                <w:iCs/>
+                <w:sz w:val="17"/>
+                <w:szCs w:val="17"/>
+              </w:rPr>
+              <w:t xml:space="preserve"> fonctionnel, tableau d'erreurs affiché et commenté</w:t>
             </w:r>
           </w:p>
         </w:tc>
       </w:tr>
       <w:tr>
-        <w:tblPrEx>
-          <w:tblCellMar>
-            <w:top w:w="0" w:type="dxa"/>
-            <w:bottom w:w="0" w:type="dxa"/>
-          </w:tblCellMar>
-        </w:tblPrEx>
-        <w:tc>
-          <w:tcPr>
-            <w:tcW w:w="500" w:type="dxa"/>
+        <w:tc>
+          <w:tcPr>
+            <w:tcW w:w="551" w:type="dxa"/>
             <w:tcBorders>
               <w:top w:val="single" w:sz="4" w:space="0" w:color="CCCCCC"/>
               <w:left w:val="single" w:sz="4" w:space="0" w:color="CCCCCC"/>
@@ -3066,7 +3309,7 @@
         </w:tc>
         <w:tc>
           <w:tcPr>
-            <w:tcW w:w="850" w:type="dxa"/>
+            <w:tcW w:w="757" w:type="dxa"/>
             <w:tcBorders>
               <w:top w:val="single" w:sz="4" w:space="0" w:color="CCCCCC"/>
               <w:left w:val="single" w:sz="4" w:space="0" w:color="CCCCCC"/>
@@ -3096,7 +3339,7 @@
         </w:tc>
         <w:tc>
           <w:tcPr>
-            <w:tcW w:w="2300" w:type="dxa"/>
+            <w:tcW w:w="2171" w:type="dxa"/>
             <w:tcBorders>
               <w:top w:val="single" w:sz="4" w:space="0" w:color="CCCCCC"/>
               <w:left w:val="single" w:sz="4" w:space="0" w:color="CCCCCC"/>
@@ -3123,7 +3366,7 @@
         </w:tc>
         <w:tc>
           <w:tcPr>
-            <w:tcW w:w="700" w:type="dxa"/>
+            <w:tcW w:w="911" w:type="dxa"/>
             <w:tcBorders>
               <w:top w:val="single" w:sz="4" w:space="0" w:color="CCCCCC"/>
               <w:left w:val="single" w:sz="4" w:space="0" w:color="CCCCCC"/>
@@ -3150,7 +3393,7 @@
         </w:tc>
         <w:tc>
           <w:tcPr>
-            <w:tcW w:w="700" w:type="dxa"/>
+            <w:tcW w:w="851" w:type="dxa"/>
             <w:tcBorders>
               <w:top w:val="single" w:sz="4" w:space="0" w:color="CCCCCC"/>
               <w:left w:val="single" w:sz="4" w:space="0" w:color="CCCCCC"/>
@@ -3178,7 +3421,7 @@
         </w:tc>
         <w:tc>
           <w:tcPr>
-            <w:tcW w:w="950" w:type="dxa"/>
+            <w:tcW w:w="977" w:type="dxa"/>
             <w:tcBorders>
               <w:top w:val="single" w:sz="4" w:space="0" w:color="CCCCCC"/>
               <w:left w:val="single" w:sz="4" w:space="0" w:color="CCCCCC"/>
@@ -3208,7 +3451,7 @@
         </w:tc>
         <w:tc>
           <w:tcPr>
-            <w:tcW w:w="3026" w:type="dxa"/>
+            <w:tcW w:w="2808" w:type="dxa"/>
             <w:tcBorders>
               <w:top w:val="single" w:sz="4" w:space="0" w:color="CCCCCC"/>
               <w:left w:val="single" w:sz="4" w:space="0" w:color="CCCCCC"/>
@@ -3231,21 +3474,46 @@
                 <w:sz w:val="17"/>
                 <w:szCs w:val="17"/>
               </w:rPr>
-              <w:t>Chaque erreur Pandera traitée : corrigée ou justifiée par une note markdown</w:t>
-            </w:r>
+              <w:t xml:space="preserve">Chaque erreur </w:t>
+            </w:r>
+            <w:proofErr w:type="spellStart"/>
+            <w:r>
+              <w:rPr>
+                <w:i/>
+                <w:iCs/>
+                <w:sz w:val="17"/>
+                <w:szCs w:val="17"/>
+              </w:rPr>
+              <w:t>Pandera</w:t>
+            </w:r>
+            <w:proofErr w:type="spellEnd"/>
+            <w:r>
+              <w:rPr>
+                <w:i/>
+                <w:iCs/>
+                <w:sz w:val="17"/>
+                <w:szCs w:val="17"/>
+              </w:rPr>
+              <w:t xml:space="preserve"> traitée : corrigée ou justifiée par une note </w:t>
+            </w:r>
+            <w:proofErr w:type="spellStart"/>
+            <w:r>
+              <w:rPr>
+                <w:i/>
+                <w:iCs/>
+                <w:sz w:val="17"/>
+                <w:szCs w:val="17"/>
+              </w:rPr>
+              <w:t>markdown</w:t>
+            </w:r>
+            <w:proofErr w:type="spellEnd"/>
           </w:p>
         </w:tc>
       </w:tr>
       <w:tr>
-        <w:tblPrEx>
-          <w:tblCellMar>
-            <w:top w:w="0" w:type="dxa"/>
-            <w:bottom w:w="0" w:type="dxa"/>
-          </w:tblCellMar>
-        </w:tblPrEx>
-        <w:tc>
-          <w:tcPr>
-            <w:tcW w:w="500" w:type="dxa"/>
+        <w:tc>
+          <w:tcPr>
+            <w:tcW w:w="551" w:type="dxa"/>
             <w:tcBorders>
               <w:top w:val="single" w:sz="4" w:space="0" w:color="CCCCCC"/>
               <w:left w:val="single" w:sz="4" w:space="0" w:color="CCCCCC"/>
@@ -3274,7 +3542,7 @@
         </w:tc>
         <w:tc>
           <w:tcPr>
-            <w:tcW w:w="850" w:type="dxa"/>
+            <w:tcW w:w="757" w:type="dxa"/>
             <w:tcBorders>
               <w:top w:val="single" w:sz="4" w:space="0" w:color="CCCCCC"/>
               <w:left w:val="single" w:sz="4" w:space="0" w:color="CCCCCC"/>
@@ -3304,7 +3572,7 @@
         </w:tc>
         <w:tc>
           <w:tcPr>
-            <w:tcW w:w="2300" w:type="dxa"/>
+            <w:tcW w:w="2171" w:type="dxa"/>
             <w:tcBorders>
               <w:top w:val="single" w:sz="4" w:space="0" w:color="CCCCCC"/>
               <w:left w:val="single" w:sz="4" w:space="0" w:color="CCCCCC"/>
@@ -3325,13 +3593,29 @@
                 <w:sz w:val="18"/>
                 <w:szCs w:val="18"/>
               </w:rPr>
-              <w:t>Intégrer ydata-profiling et générer le rapport EDA complet</w:t>
-            </w:r>
-          </w:p>
-        </w:tc>
-        <w:tc>
-          <w:tcPr>
-            <w:tcW w:w="700" w:type="dxa"/>
+              <w:t xml:space="preserve">Intégrer </w:t>
+            </w:r>
+            <w:proofErr w:type="spellStart"/>
+            <w:r>
+              <w:rPr>
+                <w:sz w:val="18"/>
+                <w:szCs w:val="18"/>
+              </w:rPr>
+              <w:t>ydata</w:t>
+            </w:r>
+            <w:proofErr w:type="spellEnd"/>
+            <w:r>
+              <w:rPr>
+                <w:sz w:val="18"/>
+                <w:szCs w:val="18"/>
+              </w:rPr>
+              <w:t>-profiling et générer le rapport EDA complet</w:t>
+            </w:r>
+          </w:p>
+        </w:tc>
+        <w:tc>
+          <w:tcPr>
+            <w:tcW w:w="911" w:type="dxa"/>
             <w:tcBorders>
               <w:top w:val="single" w:sz="4" w:space="0" w:color="CCCCCC"/>
               <w:left w:val="single" w:sz="4" w:space="0" w:color="CCCCCC"/>
@@ -3358,7 +3642,7 @@
         </w:tc>
         <w:tc>
           <w:tcPr>
-            <w:tcW w:w="700" w:type="dxa"/>
+            <w:tcW w:w="851" w:type="dxa"/>
             <w:tcBorders>
               <w:top w:val="single" w:sz="4" w:space="0" w:color="CCCCCC"/>
               <w:left w:val="single" w:sz="4" w:space="0" w:color="CCCCCC"/>
@@ -3386,7 +3670,7 @@
         </w:tc>
         <w:tc>
           <w:tcPr>
-            <w:tcW w:w="950" w:type="dxa"/>
+            <w:tcW w:w="977" w:type="dxa"/>
             <w:tcBorders>
               <w:top w:val="single" w:sz="4" w:space="0" w:color="CCCCCC"/>
               <w:left w:val="single" w:sz="4" w:space="0" w:color="CCCCCC"/>
@@ -3416,7 +3700,7 @@
         </w:tc>
         <w:tc>
           <w:tcPr>
-            <w:tcW w:w="3026" w:type="dxa"/>
+            <w:tcW w:w="2808" w:type="dxa"/>
             <w:tcBorders>
               <w:top w:val="single" w:sz="4" w:space="0" w:color="CCCCCC"/>
               <w:left w:val="single" w:sz="4" w:space="0" w:color="CCCCCC"/>
@@ -3445,15 +3729,9 @@
         </w:tc>
       </w:tr>
       <w:tr>
-        <w:tblPrEx>
-          <w:tblCellMar>
-            <w:top w:w="0" w:type="dxa"/>
-            <w:bottom w:w="0" w:type="dxa"/>
-          </w:tblCellMar>
-        </w:tblPrEx>
-        <w:tc>
-          <w:tcPr>
-            <w:tcW w:w="500" w:type="dxa"/>
+        <w:tc>
+          <w:tcPr>
+            <w:tcW w:w="551" w:type="dxa"/>
             <w:tcBorders>
               <w:top w:val="single" w:sz="4" w:space="0" w:color="CCCCCC"/>
               <w:left w:val="single" w:sz="4" w:space="0" w:color="CCCCCC"/>
@@ -3482,7 +3760,7 @@
         </w:tc>
         <w:tc>
           <w:tcPr>
-            <w:tcW w:w="850" w:type="dxa"/>
+            <w:tcW w:w="757" w:type="dxa"/>
             <w:tcBorders>
               <w:top w:val="single" w:sz="4" w:space="0" w:color="CCCCCC"/>
               <w:left w:val="single" w:sz="4" w:space="0" w:color="CCCCCC"/>
@@ -3512,7 +3790,7 @@
         </w:tc>
         <w:tc>
           <w:tcPr>
-            <w:tcW w:w="2300" w:type="dxa"/>
+            <w:tcW w:w="2171" w:type="dxa"/>
             <w:tcBorders>
               <w:top w:val="single" w:sz="4" w:space="0" w:color="CCCCCC"/>
               <w:left w:val="single" w:sz="4" w:space="0" w:color="CCCCCC"/>
@@ -3539,7 +3817,7 @@
         </w:tc>
         <w:tc>
           <w:tcPr>
-            <w:tcW w:w="700" w:type="dxa"/>
+            <w:tcW w:w="911" w:type="dxa"/>
             <w:tcBorders>
               <w:top w:val="single" w:sz="4" w:space="0" w:color="CCCCCC"/>
               <w:left w:val="single" w:sz="4" w:space="0" w:color="CCCCCC"/>
@@ -3566,7 +3844,7 @@
         </w:tc>
         <w:tc>
           <w:tcPr>
-            <w:tcW w:w="700" w:type="dxa"/>
+            <w:tcW w:w="851" w:type="dxa"/>
             <w:tcBorders>
               <w:top w:val="single" w:sz="4" w:space="0" w:color="CCCCCC"/>
               <w:left w:val="single" w:sz="4" w:space="0" w:color="CCCCCC"/>
@@ -3594,7 +3872,7 @@
         </w:tc>
         <w:tc>
           <w:tcPr>
-            <w:tcW w:w="950" w:type="dxa"/>
+            <w:tcW w:w="977" w:type="dxa"/>
             <w:tcBorders>
               <w:top w:val="single" w:sz="4" w:space="0" w:color="CCCCCC"/>
               <w:left w:val="single" w:sz="4" w:space="0" w:color="CCCCCC"/>
@@ -3624,7 +3902,7 @@
         </w:tc>
         <w:tc>
           <w:tcPr>
-            <w:tcW w:w="3026" w:type="dxa"/>
+            <w:tcW w:w="2808" w:type="dxa"/>
             <w:tcBorders>
               <w:top w:val="single" w:sz="4" w:space="0" w:color="CCCCCC"/>
               <w:left w:val="single" w:sz="4" w:space="0" w:color="CCCCCC"/>
@@ -3647,21 +3925,35 @@
                 <w:sz w:val="17"/>
                 <w:szCs w:val="17"/>
               </w:rPr>
-              <w:t>Chaque alerte ydata-profiling commentée avec interprétation métier</w:t>
+              <w:t xml:space="preserve">Chaque alerte </w:t>
+            </w:r>
+            <w:proofErr w:type="spellStart"/>
+            <w:r>
+              <w:rPr>
+                <w:i/>
+                <w:iCs/>
+                <w:sz w:val="17"/>
+                <w:szCs w:val="17"/>
+              </w:rPr>
+              <w:t>ydata</w:t>
+            </w:r>
+            <w:proofErr w:type="spellEnd"/>
+            <w:r>
+              <w:rPr>
+                <w:i/>
+                <w:iCs/>
+                <w:sz w:val="17"/>
+                <w:szCs w:val="17"/>
+              </w:rPr>
+              <w:t>-profiling commentée avec interprétation métier</w:t>
             </w:r>
           </w:p>
         </w:tc>
       </w:tr>
       <w:tr>
-        <w:tblPrEx>
-          <w:tblCellMar>
-            <w:top w:w="0" w:type="dxa"/>
-            <w:bottom w:w="0" w:type="dxa"/>
-          </w:tblCellMar>
-        </w:tblPrEx>
-        <w:tc>
-          <w:tcPr>
-            <w:tcW w:w="500" w:type="dxa"/>
+        <w:tc>
+          <w:tcPr>
+            <w:tcW w:w="551" w:type="dxa"/>
             <w:tcBorders>
               <w:top w:val="single" w:sz="4" w:space="0" w:color="CCCCCC"/>
               <w:left w:val="single" w:sz="4" w:space="0" w:color="CCCCCC"/>
@@ -3690,7 +3982,7 @@
         </w:tc>
         <w:tc>
           <w:tcPr>
-            <w:tcW w:w="850" w:type="dxa"/>
+            <w:tcW w:w="757" w:type="dxa"/>
             <w:tcBorders>
               <w:top w:val="single" w:sz="4" w:space="0" w:color="CCCCCC"/>
               <w:left w:val="single" w:sz="4" w:space="0" w:color="CCCCCC"/>
@@ -3720,7 +4012,7 @@
         </w:tc>
         <w:tc>
           <w:tcPr>
-            <w:tcW w:w="2300" w:type="dxa"/>
+            <w:tcW w:w="2171" w:type="dxa"/>
             <w:tcBorders>
               <w:top w:val="single" w:sz="4" w:space="0" w:color="CCCCCC"/>
               <w:left w:val="single" w:sz="4" w:space="0" w:color="CCCCCC"/>
@@ -3741,13 +4033,22 @@
                 <w:sz w:val="18"/>
                 <w:szCs w:val="18"/>
               </w:rPr>
-              <w:t>Comparaison avant/après nettoyage avec sweetviz</w:t>
-            </w:r>
-          </w:p>
-        </w:tc>
-        <w:tc>
-          <w:tcPr>
-            <w:tcW w:w="700" w:type="dxa"/>
+              <w:t xml:space="preserve">Comparaison avant/après nettoyage avec </w:t>
+            </w:r>
+            <w:proofErr w:type="spellStart"/>
+            <w:r>
+              <w:rPr>
+                <w:sz w:val="18"/>
+                <w:szCs w:val="18"/>
+              </w:rPr>
+              <w:t>sweetviz</w:t>
+            </w:r>
+            <w:proofErr w:type="spellEnd"/>
+          </w:p>
+        </w:tc>
+        <w:tc>
+          <w:tcPr>
+            <w:tcW w:w="911" w:type="dxa"/>
             <w:tcBorders>
               <w:top w:val="single" w:sz="4" w:space="0" w:color="CCCCCC"/>
               <w:left w:val="single" w:sz="4" w:space="0" w:color="CCCCCC"/>
@@ -3774,7 +4075,7 @@
         </w:tc>
         <w:tc>
           <w:tcPr>
-            <w:tcW w:w="700" w:type="dxa"/>
+            <w:tcW w:w="851" w:type="dxa"/>
             <w:tcBorders>
               <w:top w:val="single" w:sz="4" w:space="0" w:color="CCCCCC"/>
               <w:left w:val="single" w:sz="4" w:space="0" w:color="CCCCCC"/>
@@ -3802,7 +4103,7 @@
         </w:tc>
         <w:tc>
           <w:tcPr>
-            <w:tcW w:w="950" w:type="dxa"/>
+            <w:tcW w:w="977" w:type="dxa"/>
             <w:tcBorders>
               <w:top w:val="single" w:sz="4" w:space="0" w:color="CCCCCC"/>
               <w:left w:val="single" w:sz="4" w:space="0" w:color="CCCCCC"/>
@@ -3832,7 +4133,7 @@
         </w:tc>
         <w:tc>
           <w:tcPr>
-            <w:tcW w:w="3026" w:type="dxa"/>
+            <w:tcW w:w="2808" w:type="dxa"/>
             <w:tcBorders>
               <w:top w:val="single" w:sz="4" w:space="0" w:color="CCCCCC"/>
               <w:left w:val="single" w:sz="4" w:space="0" w:color="CCCCCC"/>
@@ -3855,21 +4156,35 @@
                 <w:sz w:val="17"/>
                 <w:szCs w:val="17"/>
               </w:rPr>
-              <w:t>Rapport sweetviz généré, différences de distribution commentées</w:t>
+              <w:t xml:space="preserve">Rapport </w:t>
+            </w:r>
+            <w:proofErr w:type="spellStart"/>
+            <w:r>
+              <w:rPr>
+                <w:i/>
+                <w:iCs/>
+                <w:sz w:val="17"/>
+                <w:szCs w:val="17"/>
+              </w:rPr>
+              <w:t>sweetviz</w:t>
+            </w:r>
+            <w:proofErr w:type="spellEnd"/>
+            <w:r>
+              <w:rPr>
+                <w:i/>
+                <w:iCs/>
+                <w:sz w:val="17"/>
+                <w:szCs w:val="17"/>
+              </w:rPr>
+              <w:t xml:space="preserve"> généré, différences de distribution commentées</w:t>
             </w:r>
           </w:p>
         </w:tc>
       </w:tr>
       <w:tr>
-        <w:tblPrEx>
-          <w:tblCellMar>
-            <w:top w:w="0" w:type="dxa"/>
-            <w:bottom w:w="0" w:type="dxa"/>
-          </w:tblCellMar>
-        </w:tblPrEx>
-        <w:tc>
-          <w:tcPr>
-            <w:tcW w:w="500" w:type="dxa"/>
+        <w:tc>
+          <w:tcPr>
+            <w:tcW w:w="551" w:type="dxa"/>
             <w:tcBorders>
               <w:top w:val="single" w:sz="4" w:space="0" w:color="CCCCCC"/>
               <w:left w:val="single" w:sz="4" w:space="0" w:color="CCCCCC"/>
@@ -3898,7 +4213,7 @@
         </w:tc>
         <w:tc>
           <w:tcPr>
-            <w:tcW w:w="850" w:type="dxa"/>
+            <w:tcW w:w="757" w:type="dxa"/>
             <w:tcBorders>
               <w:top w:val="single" w:sz="4" w:space="0" w:color="CCCCCC"/>
               <w:left w:val="single" w:sz="4" w:space="0" w:color="CCCCCC"/>
@@ -3928,7 +4243,7 @@
         </w:tc>
         <w:tc>
           <w:tcPr>
-            <w:tcW w:w="2300" w:type="dxa"/>
+            <w:tcW w:w="2171" w:type="dxa"/>
             <w:tcBorders>
               <w:top w:val="single" w:sz="4" w:space="0" w:color="CCCCCC"/>
               <w:left w:val="single" w:sz="4" w:space="0" w:color="CCCCCC"/>
@@ -3949,13 +4264,29 @@
                 <w:sz w:val="18"/>
                 <w:szCs w:val="18"/>
               </w:rPr>
-              <w:t>Préparer les features pour l'Isolation Forest (sélection, normalisation)</w:t>
-            </w:r>
-          </w:p>
-        </w:tc>
-        <w:tc>
-          <w:tcPr>
-            <w:tcW w:w="700" w:type="dxa"/>
+              <w:t xml:space="preserve">Préparer les </w:t>
+            </w:r>
+            <w:proofErr w:type="spellStart"/>
+            <w:r>
+              <w:rPr>
+                <w:sz w:val="18"/>
+                <w:szCs w:val="18"/>
+              </w:rPr>
+              <w:t>features</w:t>
+            </w:r>
+            <w:proofErr w:type="spellEnd"/>
+            <w:r>
+              <w:rPr>
+                <w:sz w:val="18"/>
+                <w:szCs w:val="18"/>
+              </w:rPr>
+              <w:t xml:space="preserve"> pour l'Isolation Forest (sélection, normalisation)</w:t>
+            </w:r>
+          </w:p>
+        </w:tc>
+        <w:tc>
+          <w:tcPr>
+            <w:tcW w:w="911" w:type="dxa"/>
             <w:tcBorders>
               <w:top w:val="single" w:sz="4" w:space="0" w:color="CCCCCC"/>
               <w:left w:val="single" w:sz="4" w:space="0" w:color="CCCCCC"/>
@@ -3982,7 +4313,7 @@
         </w:tc>
         <w:tc>
           <w:tcPr>
-            <w:tcW w:w="700" w:type="dxa"/>
+            <w:tcW w:w="851" w:type="dxa"/>
             <w:tcBorders>
               <w:top w:val="single" w:sz="4" w:space="0" w:color="CCCCCC"/>
               <w:left w:val="single" w:sz="4" w:space="0" w:color="CCCCCC"/>
@@ -4010,7 +4341,7 @@
         </w:tc>
         <w:tc>
           <w:tcPr>
-            <w:tcW w:w="950" w:type="dxa"/>
+            <w:tcW w:w="977" w:type="dxa"/>
             <w:tcBorders>
               <w:top w:val="single" w:sz="4" w:space="0" w:color="CCCCCC"/>
               <w:left w:val="single" w:sz="4" w:space="0" w:color="CCCCCC"/>
@@ -4040,7 +4371,7 @@
         </w:tc>
         <w:tc>
           <w:tcPr>
-            <w:tcW w:w="3026" w:type="dxa"/>
+            <w:tcW w:w="2808" w:type="dxa"/>
             <w:tcBorders>
               <w:top w:val="single" w:sz="4" w:space="0" w:color="CCCCCC"/>
               <w:left w:val="single" w:sz="4" w:space="0" w:color="CCCCCC"/>
@@ -4056,6 +4387,7 @@
             </w:tcMar>
           </w:tcPr>
           <w:p>
+            <w:proofErr w:type="spellStart"/>
             <w:r>
               <w:rPr>
                 <w:i/>
@@ -4063,21 +4395,45 @@
                 <w:sz w:val="17"/>
                 <w:szCs w:val="17"/>
               </w:rPr>
-              <w:t>DataFrame df_if créé avec 4 colonnes normalisées, sans NaN</w:t>
+              <w:t>DataFrame</w:t>
+            </w:r>
+            <w:proofErr w:type="spellEnd"/>
+            <w:r>
+              <w:rPr>
+                <w:i/>
+                <w:iCs/>
+                <w:sz w:val="17"/>
+                <w:szCs w:val="17"/>
+              </w:rPr>
+              <w:t xml:space="preserve"> </w:t>
+            </w:r>
+            <w:proofErr w:type="spellStart"/>
+            <w:r>
+              <w:rPr>
+                <w:i/>
+                <w:iCs/>
+                <w:sz w:val="17"/>
+                <w:szCs w:val="17"/>
+              </w:rPr>
+              <w:t>df_if</w:t>
+            </w:r>
+            <w:proofErr w:type="spellEnd"/>
+            <w:r>
+              <w:rPr>
+                <w:i/>
+                <w:iCs/>
+                <w:sz w:val="17"/>
+                <w:szCs w:val="17"/>
+              </w:rPr>
+              <w:t xml:space="preserve"> créé avec 4 colonnes normalisées, sans NaN</w:t>
             </w:r>
           </w:p>
         </w:tc>
       </w:tr>
       <w:tr>
-        <w:tblPrEx>
-          <w:tblCellMar>
-            <w:top w:w="0" w:type="dxa"/>
-            <w:bottom w:w="0" w:type="dxa"/>
-          </w:tblCellMar>
-        </w:tblPrEx>
-        <w:tc>
-          <w:tcPr>
-            <w:tcW w:w="500" w:type="dxa"/>
+        <w:tc>
+          <w:tcPr>
+            <w:tcW w:w="551" w:type="dxa"/>
             <w:tcBorders>
               <w:top w:val="single" w:sz="4" w:space="0" w:color="CCCCCC"/>
               <w:left w:val="single" w:sz="4" w:space="0" w:color="CCCCCC"/>
@@ -4106,7 +4462,7 @@
         </w:tc>
         <w:tc>
           <w:tcPr>
-            <w:tcW w:w="850" w:type="dxa"/>
+            <w:tcW w:w="757" w:type="dxa"/>
             <w:tcBorders>
               <w:top w:val="single" w:sz="4" w:space="0" w:color="CCCCCC"/>
               <w:left w:val="single" w:sz="4" w:space="0" w:color="CCCCCC"/>
@@ -4136,7 +4492,7 @@
         </w:tc>
         <w:tc>
           <w:tcPr>
-            <w:tcW w:w="2300" w:type="dxa"/>
+            <w:tcW w:w="2171" w:type="dxa"/>
             <w:tcBorders>
               <w:top w:val="single" w:sz="4" w:space="0" w:color="CCCCCC"/>
               <w:left w:val="single" w:sz="4" w:space="0" w:color="CCCCCC"/>
@@ -4157,13 +4513,29 @@
                 <w:sz w:val="18"/>
                 <w:szCs w:val="18"/>
               </w:rPr>
-              <w:t>Entraîner l'Isolation Forest (contamination=0.05, random_state=42)</w:t>
-            </w:r>
-          </w:p>
-        </w:tc>
-        <w:tc>
-          <w:tcPr>
-            <w:tcW w:w="700" w:type="dxa"/>
+              <w:t xml:space="preserve">Entraîner l'Isolation Forest (contamination=0.05, </w:t>
+            </w:r>
+            <w:proofErr w:type="spellStart"/>
+            <w:r>
+              <w:rPr>
+                <w:sz w:val="18"/>
+                <w:szCs w:val="18"/>
+              </w:rPr>
+              <w:t>random_state</w:t>
+            </w:r>
+            <w:proofErr w:type="spellEnd"/>
+            <w:r>
+              <w:rPr>
+                <w:sz w:val="18"/>
+                <w:szCs w:val="18"/>
+              </w:rPr>
+              <w:t>=42)</w:t>
+            </w:r>
+          </w:p>
+        </w:tc>
+        <w:tc>
+          <w:tcPr>
+            <w:tcW w:w="911" w:type="dxa"/>
             <w:tcBorders>
               <w:top w:val="single" w:sz="4" w:space="0" w:color="CCCCCC"/>
               <w:left w:val="single" w:sz="4" w:space="0" w:color="CCCCCC"/>
@@ -4190,7 +4562,7 @@
         </w:tc>
         <w:tc>
           <w:tcPr>
-            <w:tcW w:w="700" w:type="dxa"/>
+            <w:tcW w:w="851" w:type="dxa"/>
             <w:tcBorders>
               <w:top w:val="single" w:sz="4" w:space="0" w:color="CCCCCC"/>
               <w:left w:val="single" w:sz="4" w:space="0" w:color="CCCCCC"/>
@@ -4218,7 +4590,7 @@
         </w:tc>
         <w:tc>
           <w:tcPr>
-            <w:tcW w:w="950" w:type="dxa"/>
+            <w:tcW w:w="977" w:type="dxa"/>
             <w:tcBorders>
               <w:top w:val="single" w:sz="4" w:space="0" w:color="CCCCCC"/>
               <w:left w:val="single" w:sz="4" w:space="0" w:color="CCCCCC"/>
@@ -4248,7 +4620,7 @@
         </w:tc>
         <w:tc>
           <w:tcPr>
-            <w:tcW w:w="3026" w:type="dxa"/>
+            <w:tcW w:w="2808" w:type="dxa"/>
             <w:tcBorders>
               <w:top w:val="single" w:sz="4" w:space="0" w:color="CCCCCC"/>
               <w:left w:val="single" w:sz="4" w:space="0" w:color="CCCCCC"/>
@@ -4271,21 +4643,75 @@
                 <w:sz w:val="17"/>
                 <w:szCs w:val="17"/>
               </w:rPr>
-              <w:t>Colonne anomalie_ml ajoutée au DataFrame, résultats reproductibles</w:t>
+              <w:t xml:space="preserve">Colonne </w:t>
+            </w:r>
+            <w:proofErr w:type="spellStart"/>
+            <w:r>
+              <w:rPr>
+                <w:i/>
+                <w:iCs/>
+                <w:sz w:val="17"/>
+                <w:szCs w:val="17"/>
+              </w:rPr>
+              <w:t>anomalie_</w:t>
+            </w:r>
+            <w:proofErr w:type="gramStart"/>
+            <w:r>
+              <w:rPr>
+                <w:i/>
+                <w:iCs/>
+                <w:sz w:val="17"/>
+                <w:szCs w:val="17"/>
+              </w:rPr>
+              <w:t>ml</w:t>
+            </w:r>
+            <w:proofErr w:type="spellEnd"/>
+            <w:r>
+              <w:rPr>
+                <w:i/>
+                <w:iCs/>
+                <w:sz w:val="17"/>
+                <w:szCs w:val="17"/>
+              </w:rPr>
+              <w:t xml:space="preserve"> ajoutée</w:t>
+            </w:r>
+            <w:proofErr w:type="gramEnd"/>
+            <w:r>
+              <w:rPr>
+                <w:i/>
+                <w:iCs/>
+                <w:sz w:val="17"/>
+                <w:szCs w:val="17"/>
+              </w:rPr>
+              <w:t xml:space="preserve"> au </w:t>
+            </w:r>
+            <w:proofErr w:type="spellStart"/>
+            <w:r>
+              <w:rPr>
+                <w:i/>
+                <w:iCs/>
+                <w:sz w:val="17"/>
+                <w:szCs w:val="17"/>
+              </w:rPr>
+              <w:t>DataFrame</w:t>
+            </w:r>
+            <w:proofErr w:type="spellEnd"/>
+            <w:r>
+              <w:rPr>
+                <w:i/>
+                <w:iCs/>
+                <w:sz w:val="17"/>
+                <w:szCs w:val="17"/>
+              </w:rPr>
+              <w:t>, résultats reproductibles</w:t>
             </w:r>
           </w:p>
         </w:tc>
       </w:tr>
       <w:tr>
-        <w:tblPrEx>
-          <w:tblCellMar>
-            <w:top w:w="0" w:type="dxa"/>
-            <w:bottom w:w="0" w:type="dxa"/>
-          </w:tblCellMar>
-        </w:tblPrEx>
-        <w:tc>
-          <w:tcPr>
-            <w:tcW w:w="500" w:type="dxa"/>
+        <w:tc>
+          <w:tcPr>
+            <w:tcW w:w="551" w:type="dxa"/>
             <w:tcBorders>
               <w:top w:val="single" w:sz="4" w:space="0" w:color="CCCCCC"/>
               <w:left w:val="single" w:sz="4" w:space="0" w:color="CCCCCC"/>
@@ -4314,7 +4740,7 @@
         </w:tc>
         <w:tc>
           <w:tcPr>
-            <w:tcW w:w="850" w:type="dxa"/>
+            <w:tcW w:w="757" w:type="dxa"/>
             <w:tcBorders>
               <w:top w:val="single" w:sz="4" w:space="0" w:color="CCCCCC"/>
               <w:left w:val="single" w:sz="4" w:space="0" w:color="CCCCCC"/>
@@ -4344,7 +4770,7 @@
         </w:tc>
         <w:tc>
           <w:tcPr>
-            <w:tcW w:w="2300" w:type="dxa"/>
+            <w:tcW w:w="2171" w:type="dxa"/>
             <w:tcBorders>
               <w:top w:val="single" w:sz="4" w:space="0" w:color="CCCCCC"/>
               <w:left w:val="single" w:sz="4" w:space="0" w:color="CCCCCC"/>
@@ -4371,7 +4797,7 @@
         </w:tc>
         <w:tc>
           <w:tcPr>
-            <w:tcW w:w="700" w:type="dxa"/>
+            <w:tcW w:w="911" w:type="dxa"/>
             <w:tcBorders>
               <w:top w:val="single" w:sz="4" w:space="0" w:color="CCCCCC"/>
               <w:left w:val="single" w:sz="4" w:space="0" w:color="CCCCCC"/>
@@ -4398,7 +4824,7 @@
         </w:tc>
         <w:tc>
           <w:tcPr>
-            <w:tcW w:w="700" w:type="dxa"/>
+            <w:tcW w:w="851" w:type="dxa"/>
             <w:tcBorders>
               <w:top w:val="single" w:sz="4" w:space="0" w:color="CCCCCC"/>
               <w:left w:val="single" w:sz="4" w:space="0" w:color="CCCCCC"/>
@@ -4426,7 +4852,7 @@
         </w:tc>
         <w:tc>
           <w:tcPr>
-            <w:tcW w:w="950" w:type="dxa"/>
+            <w:tcW w:w="977" w:type="dxa"/>
             <w:tcBorders>
               <w:top w:val="single" w:sz="4" w:space="0" w:color="CCCCCC"/>
               <w:left w:val="single" w:sz="4" w:space="0" w:color="CCCCCC"/>
@@ -4456,7 +4882,7 @@
         </w:tc>
         <w:tc>
           <w:tcPr>
-            <w:tcW w:w="3026" w:type="dxa"/>
+            <w:tcW w:w="2808" w:type="dxa"/>
             <w:tcBorders>
               <w:top w:val="single" w:sz="4" w:space="0" w:color="CCCCCC"/>
               <w:left w:val="single" w:sz="4" w:space="0" w:color="CCCCCC"/>
@@ -4485,15 +4911,9 @@
         </w:tc>
       </w:tr>
       <w:tr>
-        <w:tblPrEx>
-          <w:tblCellMar>
-            <w:top w:w="0" w:type="dxa"/>
-            <w:bottom w:w="0" w:type="dxa"/>
-          </w:tblCellMar>
-        </w:tblPrEx>
-        <w:tc>
-          <w:tcPr>
-            <w:tcW w:w="500" w:type="dxa"/>
+        <w:tc>
+          <w:tcPr>
+            <w:tcW w:w="551" w:type="dxa"/>
             <w:tcBorders>
               <w:top w:val="single" w:sz="4" w:space="0" w:color="CCCCCC"/>
               <w:left w:val="single" w:sz="4" w:space="0" w:color="CCCCCC"/>
@@ -4522,7 +4942,7 @@
         </w:tc>
         <w:tc>
           <w:tcPr>
-            <w:tcW w:w="850" w:type="dxa"/>
+            <w:tcW w:w="757" w:type="dxa"/>
             <w:tcBorders>
               <w:top w:val="single" w:sz="4" w:space="0" w:color="CCCCCC"/>
               <w:left w:val="single" w:sz="4" w:space="0" w:color="CCCCCC"/>
@@ -4552,7 +4972,7 @@
         </w:tc>
         <w:tc>
           <w:tcPr>
-            <w:tcW w:w="2300" w:type="dxa"/>
+            <w:tcW w:w="2171" w:type="dxa"/>
             <w:tcBorders>
               <w:top w:val="single" w:sz="4" w:space="0" w:color="CCCCCC"/>
               <w:left w:val="single" w:sz="4" w:space="0" w:color="CCCCCC"/>
@@ -4573,13 +4993,77 @@
                 <w:sz w:val="18"/>
                 <w:szCs w:val="18"/>
               </w:rPr>
-              <w:t>Produire la visualisation scatter price vs taux_marge coloré par anomalie</w:t>
-            </w:r>
-          </w:p>
-        </w:tc>
-        <w:tc>
-          <w:tcPr>
-            <w:tcW w:w="700" w:type="dxa"/>
+              <w:t xml:space="preserve">Produire la visualisation </w:t>
+            </w:r>
+            <w:proofErr w:type="spellStart"/>
+            <w:r>
+              <w:rPr>
+                <w:sz w:val="18"/>
+                <w:szCs w:val="18"/>
+              </w:rPr>
+              <w:t>scatter</w:t>
+            </w:r>
+            <w:proofErr w:type="spellEnd"/>
+            <w:r>
+              <w:rPr>
+                <w:sz w:val="18"/>
+                <w:szCs w:val="18"/>
+              </w:rPr>
+              <w:t xml:space="preserve"> </w:t>
+            </w:r>
+            <w:proofErr w:type="spellStart"/>
+            <w:r>
+              <w:rPr>
+                <w:sz w:val="18"/>
+                <w:szCs w:val="18"/>
+              </w:rPr>
+              <w:t>price</w:t>
+            </w:r>
+            <w:proofErr w:type="spellEnd"/>
+            <w:r>
+              <w:rPr>
+                <w:sz w:val="18"/>
+                <w:szCs w:val="18"/>
+              </w:rPr>
+              <w:t xml:space="preserve"> vs </w:t>
+            </w:r>
+            <w:proofErr w:type="spellStart"/>
+            <w:r>
+              <w:rPr>
+                <w:sz w:val="18"/>
+                <w:szCs w:val="18"/>
+              </w:rPr>
+              <w:t>taux_</w:t>
+            </w:r>
+            <w:proofErr w:type="gramStart"/>
+            <w:r>
+              <w:rPr>
+                <w:sz w:val="18"/>
+                <w:szCs w:val="18"/>
+              </w:rPr>
+              <w:t>marge</w:t>
+            </w:r>
+            <w:proofErr w:type="spellEnd"/>
+            <w:r>
+              <w:rPr>
+                <w:sz w:val="18"/>
+                <w:szCs w:val="18"/>
+              </w:rPr>
+              <w:t xml:space="preserve"> coloré</w:t>
+            </w:r>
+            <w:proofErr w:type="gramEnd"/>
+            <w:r>
+              <w:rPr>
+                <w:sz w:val="18"/>
+                <w:szCs w:val="18"/>
+              </w:rPr>
+              <w:t xml:space="preserve"> par anomalie</w:t>
+            </w:r>
+          </w:p>
+        </w:tc>
+        <w:tc>
+          <w:tcPr>
+            <w:tcW w:w="911" w:type="dxa"/>
             <w:tcBorders>
               <w:top w:val="single" w:sz="4" w:space="0" w:color="CCCCCC"/>
               <w:left w:val="single" w:sz="4" w:space="0" w:color="CCCCCC"/>
@@ -4606,7 +5090,7 @@
         </w:tc>
         <w:tc>
           <w:tcPr>
-            <w:tcW w:w="700" w:type="dxa"/>
+            <w:tcW w:w="851" w:type="dxa"/>
             <w:tcBorders>
               <w:top w:val="single" w:sz="4" w:space="0" w:color="CCCCCC"/>
               <w:left w:val="single" w:sz="4" w:space="0" w:color="CCCCCC"/>
@@ -4634,7 +5118,7 @@
         </w:tc>
         <w:tc>
           <w:tcPr>
-            <w:tcW w:w="950" w:type="dxa"/>
+            <w:tcW w:w="977" w:type="dxa"/>
             <w:tcBorders>
               <w:top w:val="single" w:sz="4" w:space="0" w:color="CCCCCC"/>
               <w:left w:val="single" w:sz="4" w:space="0" w:color="CCCCCC"/>
@@ -4664,7 +5148,7 @@
         </w:tc>
         <w:tc>
           <w:tcPr>
-            <w:tcW w:w="3026" w:type="dxa"/>
+            <w:tcW w:w="2808" w:type="dxa"/>
             <w:tcBorders>
               <w:top w:val="single" w:sz="4" w:space="0" w:color="CCCCCC"/>
               <w:left w:val="single" w:sz="4" w:space="0" w:color="CCCCCC"/>
@@ -4693,15 +5177,9 @@
         </w:tc>
       </w:tr>
       <w:tr>
-        <w:tblPrEx>
-          <w:tblCellMar>
-            <w:top w:w="0" w:type="dxa"/>
-            <w:bottom w:w="0" w:type="dxa"/>
-          </w:tblCellMar>
-        </w:tblPrEx>
-        <w:tc>
-          <w:tcPr>
-            <w:tcW w:w="500" w:type="dxa"/>
+        <w:tc>
+          <w:tcPr>
+            <w:tcW w:w="551" w:type="dxa"/>
             <w:tcBorders>
               <w:top w:val="single" w:sz="4" w:space="0" w:color="CCCCCC"/>
               <w:left w:val="single" w:sz="4" w:space="0" w:color="CCCCCC"/>
@@ -4731,7 +5209,7 @@
         </w:tc>
         <w:tc>
           <w:tcPr>
-            <w:tcW w:w="850" w:type="dxa"/>
+            <w:tcW w:w="757" w:type="dxa"/>
             <w:tcBorders>
               <w:top w:val="single" w:sz="4" w:space="0" w:color="CCCCCC"/>
               <w:left w:val="single" w:sz="4" w:space="0" w:color="CCCCCC"/>
@@ -4761,7 +5239,7 @@
         </w:tc>
         <w:tc>
           <w:tcPr>
-            <w:tcW w:w="2300" w:type="dxa"/>
+            <w:tcW w:w="2171" w:type="dxa"/>
             <w:tcBorders>
               <w:top w:val="single" w:sz="4" w:space="0" w:color="CCCCCC"/>
               <w:left w:val="single" w:sz="4" w:space="0" w:color="CCCCCC"/>
@@ -4782,13 +5260,22 @@
                 <w:sz w:val="18"/>
                 <w:szCs w:val="18"/>
               </w:rPr>
-              <w:t>Structurer le notebook en sections titrées avec cellules markdown</w:t>
-            </w:r>
-          </w:p>
-        </w:tc>
-        <w:tc>
-          <w:tcPr>
-            <w:tcW w:w="700" w:type="dxa"/>
+              <w:t xml:space="preserve">Structurer le notebook en sections titrées avec cellules </w:t>
+            </w:r>
+            <w:proofErr w:type="spellStart"/>
+            <w:r>
+              <w:rPr>
+                <w:sz w:val="18"/>
+                <w:szCs w:val="18"/>
+              </w:rPr>
+              <w:t>markdown</w:t>
+            </w:r>
+            <w:proofErr w:type="spellEnd"/>
+          </w:p>
+        </w:tc>
+        <w:tc>
+          <w:tcPr>
+            <w:tcW w:w="911" w:type="dxa"/>
             <w:tcBorders>
               <w:top w:val="single" w:sz="4" w:space="0" w:color="CCCCCC"/>
               <w:left w:val="single" w:sz="4" w:space="0" w:color="CCCCCC"/>
@@ -4815,7 +5302,7 @@
         </w:tc>
         <w:tc>
           <w:tcPr>
-            <w:tcW w:w="700" w:type="dxa"/>
+            <w:tcW w:w="851" w:type="dxa"/>
             <w:tcBorders>
               <w:top w:val="single" w:sz="4" w:space="0" w:color="CCCCCC"/>
               <w:left w:val="single" w:sz="4" w:space="0" w:color="CCCCCC"/>
@@ -4843,7 +5330,7 @@
         </w:tc>
         <w:tc>
           <w:tcPr>
-            <w:tcW w:w="950" w:type="dxa"/>
+            <w:tcW w:w="977" w:type="dxa"/>
             <w:tcBorders>
               <w:top w:val="single" w:sz="4" w:space="0" w:color="CCCCCC"/>
               <w:left w:val="single" w:sz="4" w:space="0" w:color="CCCCCC"/>
@@ -4873,7 +5360,7 @@
         </w:tc>
         <w:tc>
           <w:tcPr>
-            <w:tcW w:w="3026" w:type="dxa"/>
+            <w:tcW w:w="2808" w:type="dxa"/>
             <w:tcBorders>
               <w:top w:val="single" w:sz="4" w:space="0" w:color="CCCCCC"/>
               <w:left w:val="single" w:sz="4" w:space="0" w:color="CCCCCC"/>
@@ -4902,15 +5389,9 @@
         </w:tc>
       </w:tr>
       <w:tr>
-        <w:tblPrEx>
-          <w:tblCellMar>
-            <w:top w:w="0" w:type="dxa"/>
-            <w:bottom w:w="0" w:type="dxa"/>
-          </w:tblCellMar>
-        </w:tblPrEx>
-        <w:tc>
-          <w:tcPr>
-            <w:tcW w:w="500" w:type="dxa"/>
+        <w:tc>
+          <w:tcPr>
+            <w:tcW w:w="551" w:type="dxa"/>
             <w:tcBorders>
               <w:top w:val="single" w:sz="4" w:space="0" w:color="CCCCCC"/>
               <w:left w:val="single" w:sz="4" w:space="0" w:color="CCCCCC"/>
@@ -4939,7 +5420,7 @@
         </w:tc>
         <w:tc>
           <w:tcPr>
-            <w:tcW w:w="850" w:type="dxa"/>
+            <w:tcW w:w="757" w:type="dxa"/>
             <w:tcBorders>
               <w:top w:val="single" w:sz="4" w:space="0" w:color="CCCCCC"/>
               <w:left w:val="single" w:sz="4" w:space="0" w:color="CCCCCC"/>
@@ -4955,6 +5436,12 @@
             </w:tcMar>
           </w:tcPr>
           <w:p>
+            <w:pPr>
+              <w:rPr>
+                <w:sz w:val="18"/>
+                <w:szCs w:val="18"/>
+              </w:rPr>
+            </w:pPr>
             <w:r>
               <w:rPr>
                 <w:b/>
@@ -4969,7 +5456,7 @@
         </w:tc>
         <w:tc>
           <w:tcPr>
-            <w:tcW w:w="2300" w:type="dxa"/>
+            <w:tcW w:w="2171" w:type="dxa"/>
             <w:tcBorders>
               <w:top w:val="single" w:sz="4" w:space="0" w:color="CCCCCC"/>
               <w:left w:val="single" w:sz="4" w:space="0" w:color="CCCCCC"/>
@@ -4985,18 +5472,24 @@
             </w:tcMar>
           </w:tcPr>
           <w:p>
-            <w:r>
-              <w:rPr>
-                <w:sz w:val="18"/>
-                <w:szCs w:val="18"/>
-              </w:rPr>
-              <w:t>Relecture par un pair et corrections</w:t>
-            </w:r>
-          </w:p>
-        </w:tc>
-        <w:tc>
-          <w:tcPr>
-            <w:tcW w:w="700" w:type="dxa"/>
+            <w:pPr>
+              <w:rPr>
+                <w:sz w:val="18"/>
+                <w:szCs w:val="18"/>
+              </w:rPr>
+            </w:pPr>
+            <w:r>
+              <w:rPr>
+                <w:sz w:val="18"/>
+                <w:szCs w:val="18"/>
+              </w:rPr>
+              <w:t>Relecture par un pair, tests de non-régression et corrections au besoin</w:t>
+            </w:r>
+          </w:p>
+        </w:tc>
+        <w:tc>
+          <w:tcPr>
+            <w:tcW w:w="911" w:type="dxa"/>
             <w:tcBorders>
               <w:top w:val="single" w:sz="4" w:space="0" w:color="CCCCCC"/>
               <w:left w:val="single" w:sz="4" w:space="0" w:color="CCCCCC"/>
@@ -5012,18 +5505,24 @@
             </w:tcMar>
           </w:tcPr>
           <w:p>
-            <w:r>
-              <w:rPr>
-                <w:sz w:val="18"/>
-                <w:szCs w:val="18"/>
-              </w:rPr>
-              <w:t>0.5j</w:t>
-            </w:r>
-          </w:p>
-        </w:tc>
-        <w:tc>
-          <w:tcPr>
-            <w:tcW w:w="700" w:type="dxa"/>
+            <w:pPr>
+              <w:rPr>
+                <w:sz w:val="18"/>
+                <w:szCs w:val="18"/>
+              </w:rPr>
+            </w:pPr>
+            <w:r>
+              <w:rPr>
+                <w:sz w:val="18"/>
+                <w:szCs w:val="18"/>
+              </w:rPr>
+              <w:t>1j (avec 1j de marge)</w:t>
+            </w:r>
+          </w:p>
+        </w:tc>
+        <w:tc>
+          <w:tcPr>
+            <w:tcW w:w="851" w:type="dxa"/>
             <w:tcBorders>
               <w:top w:val="single" w:sz="4" w:space="0" w:color="CCCCCC"/>
               <w:left w:val="single" w:sz="4" w:space="0" w:color="CCCCCC"/>
@@ -5051,7 +5550,7 @@
         </w:tc>
         <w:tc>
           <w:tcPr>
-            <w:tcW w:w="950" w:type="dxa"/>
+            <w:tcW w:w="977" w:type="dxa"/>
             <w:tcBorders>
               <w:top w:val="single" w:sz="4" w:space="0" w:color="CCCCCC"/>
               <w:left w:val="single" w:sz="4" w:space="0" w:color="CCCCCC"/>
@@ -5081,7 +5580,7 @@
         </w:tc>
         <w:tc>
           <w:tcPr>
-            <w:tcW w:w="3026" w:type="dxa"/>
+            <w:tcW w:w="2808" w:type="dxa"/>
             <w:tcBorders>
               <w:top w:val="single" w:sz="4" w:space="0" w:color="CCCCCC"/>
               <w:left w:val="single" w:sz="4" w:space="0" w:color="CCCCCC"/>
@@ -5104,21 +5603,15 @@
                 <w:sz w:val="17"/>
                 <w:szCs w:val="17"/>
               </w:rPr>
-              <w:t>Retours pair pris en compte, notebook validé par un tiers</w:t>
+              <w:t>Retours du pair pris en compte, notebook validé par un tiers. Les tests de non-régression passent sans erreur.</w:t>
             </w:r>
           </w:p>
         </w:tc>
       </w:tr>
       <w:tr>
-        <w:tblPrEx>
-          <w:tblCellMar>
-            <w:top w:w="0" w:type="dxa"/>
-            <w:bottom w:w="0" w:type="dxa"/>
-          </w:tblCellMar>
-        </w:tblPrEx>
-        <w:tc>
-          <w:tcPr>
-            <w:tcW w:w="500" w:type="dxa"/>
+        <w:tc>
+          <w:tcPr>
+            <w:tcW w:w="551" w:type="dxa"/>
             <w:tcBorders>
               <w:top w:val="single" w:sz="4" w:space="0" w:color="CCCCCC"/>
               <w:left w:val="single" w:sz="4" w:space="0" w:color="CCCCCC"/>
@@ -5147,7 +5640,7 @@
         </w:tc>
         <w:tc>
           <w:tcPr>
-            <w:tcW w:w="850" w:type="dxa"/>
+            <w:tcW w:w="757" w:type="dxa"/>
             <w:tcBorders>
               <w:top w:val="single" w:sz="4" w:space="0" w:color="CCCCCC"/>
               <w:left w:val="single" w:sz="4" w:space="0" w:color="CCCCCC"/>
@@ -5177,7 +5670,7 @@
         </w:tc>
         <w:tc>
           <w:tcPr>
-            <w:tcW w:w="2300" w:type="dxa"/>
+            <w:tcW w:w="2171" w:type="dxa"/>
             <w:tcBorders>
               <w:top w:val="single" w:sz="4" w:space="0" w:color="CCCCCC"/>
               <w:left w:val="single" w:sz="4" w:space="0" w:color="CCCCCC"/>
@@ -5204,7 +5697,7 @@
         </w:tc>
         <w:tc>
           <w:tcPr>
-            <w:tcW w:w="700" w:type="dxa"/>
+            <w:tcW w:w="911" w:type="dxa"/>
             <w:tcBorders>
               <w:top w:val="single" w:sz="4" w:space="0" w:color="CCCCCC"/>
               <w:left w:val="single" w:sz="4" w:space="0" w:color="CCCCCC"/>
@@ -5231,7 +5724,7 @@
         </w:tc>
         <w:tc>
           <w:tcPr>
-            <w:tcW w:w="700" w:type="dxa"/>
+            <w:tcW w:w="851" w:type="dxa"/>
             <w:tcBorders>
               <w:top w:val="single" w:sz="4" w:space="0" w:color="CCCCCC"/>
               <w:left w:val="single" w:sz="4" w:space="0" w:color="CCCCCC"/>
@@ -5259,7 +5752,7 @@
         </w:tc>
         <w:tc>
           <w:tcPr>
-            <w:tcW w:w="950" w:type="dxa"/>
+            <w:tcW w:w="977" w:type="dxa"/>
             <w:tcBorders>
               <w:top w:val="single" w:sz="4" w:space="0" w:color="CCCCCC"/>
               <w:left w:val="single" w:sz="4" w:space="0" w:color="CCCCCC"/>
@@ -5289,7 +5782,7 @@
         </w:tc>
         <w:tc>
           <w:tcPr>
-            <w:tcW w:w="3026" w:type="dxa"/>
+            <w:tcW w:w="2808" w:type="dxa"/>
             <w:tcBorders>
               <w:top w:val="single" w:sz="4" w:space="0" w:color="CCCCCC"/>
               <w:left w:val="single" w:sz="4" w:space="0" w:color="CCCCCC"/>
@@ -5312,21 +5805,55 @@
                 <w:sz w:val="17"/>
                 <w:szCs w:val="17"/>
               </w:rPr>
-              <w:t>requirements.txt présent, pip install -r requirements.txt fonctionne</w:t>
+              <w:t xml:space="preserve">requirements.txt présent, </w:t>
+            </w:r>
+            <w:proofErr w:type="spellStart"/>
+            <w:r>
+              <w:rPr>
+                <w:i/>
+                <w:iCs/>
+                <w:sz w:val="17"/>
+                <w:szCs w:val="17"/>
+              </w:rPr>
+              <w:t>pip</w:t>
+            </w:r>
+            <w:proofErr w:type="spellEnd"/>
+            <w:r>
+              <w:rPr>
+                <w:i/>
+                <w:iCs/>
+                <w:sz w:val="17"/>
+                <w:szCs w:val="17"/>
+              </w:rPr>
+              <w:t xml:space="preserve"> </w:t>
+            </w:r>
+            <w:proofErr w:type="spellStart"/>
+            <w:r>
+              <w:rPr>
+                <w:i/>
+                <w:iCs/>
+                <w:sz w:val="17"/>
+                <w:szCs w:val="17"/>
+              </w:rPr>
+              <w:t>install</w:t>
+            </w:r>
+            <w:proofErr w:type="spellEnd"/>
+            <w:r>
+              <w:rPr>
+                <w:i/>
+                <w:iCs/>
+                <w:sz w:val="17"/>
+                <w:szCs w:val="17"/>
+              </w:rPr>
+              <w:t xml:space="preserve"> -r requirements.txt fonctionne</w:t>
             </w:r>
           </w:p>
         </w:tc>
       </w:tr>
       <w:tr>
-        <w:tblPrEx>
-          <w:tblCellMar>
-            <w:top w:w="0" w:type="dxa"/>
-            <w:bottom w:w="0" w:type="dxa"/>
-          </w:tblCellMar>
-        </w:tblPrEx>
-        <w:tc>
-          <w:tcPr>
-            <w:tcW w:w="500" w:type="dxa"/>
+        <w:tc>
+          <w:tcPr>
+            <w:tcW w:w="551" w:type="dxa"/>
             <w:tcBorders>
               <w:top w:val="single" w:sz="4" w:space="0" w:color="CCCCCC"/>
               <w:left w:val="single" w:sz="4" w:space="0" w:color="CCCCCC"/>
@@ -5355,7 +5882,7 @@
         </w:tc>
         <w:tc>
           <w:tcPr>
-            <w:tcW w:w="850" w:type="dxa"/>
+            <w:tcW w:w="757" w:type="dxa"/>
             <w:tcBorders>
               <w:top w:val="single" w:sz="4" w:space="0" w:color="CCCCCC"/>
               <w:left w:val="single" w:sz="4" w:space="0" w:color="CCCCCC"/>
@@ -5385,7 +5912,7 @@
         </w:tc>
         <w:tc>
           <w:tcPr>
-            <w:tcW w:w="2300" w:type="dxa"/>
+            <w:tcW w:w="2171" w:type="dxa"/>
             <w:tcBorders>
               <w:top w:val="single" w:sz="4" w:space="0" w:color="CCCCCC"/>
               <w:left w:val="single" w:sz="4" w:space="0" w:color="CCCCCC"/>
@@ -5406,13 +5933,13 @@
                 <w:sz w:val="18"/>
                 <w:szCs w:val="18"/>
               </w:rPr>
-              <w:t>Vérifier tous les critères d'acceptation du CDC</w:t>
-            </w:r>
-          </w:p>
-        </w:tc>
-        <w:tc>
-          <w:tcPr>
-            <w:tcW w:w="700" w:type="dxa"/>
+              <w:t>Vérifier tous les critères d'acceptation du CDC et corriger les points ouverts</w:t>
+            </w:r>
+          </w:p>
+        </w:tc>
+        <w:tc>
+          <w:tcPr>
+            <w:tcW w:w="911" w:type="dxa"/>
             <w:tcBorders>
               <w:top w:val="single" w:sz="4" w:space="0" w:color="CCCCCC"/>
               <w:left w:val="single" w:sz="4" w:space="0" w:color="CCCCCC"/>
@@ -5439,7 +5966,7 @@
         </w:tc>
         <w:tc>
           <w:tcPr>
-            <w:tcW w:w="700" w:type="dxa"/>
+            <w:tcW w:w="851" w:type="dxa"/>
             <w:tcBorders>
               <w:top w:val="single" w:sz="4" w:space="0" w:color="CCCCCC"/>
               <w:left w:val="single" w:sz="4" w:space="0" w:color="CCCCCC"/>
@@ -5467,7 +5994,7 @@
         </w:tc>
         <w:tc>
           <w:tcPr>
-            <w:tcW w:w="950" w:type="dxa"/>
+            <w:tcW w:w="977" w:type="dxa"/>
             <w:tcBorders>
               <w:top w:val="single" w:sz="4" w:space="0" w:color="CCCCCC"/>
               <w:left w:val="single" w:sz="4" w:space="0" w:color="CCCCCC"/>
@@ -5497,7 +6024,7 @@
         </w:tc>
         <w:tc>
           <w:tcPr>
-            <w:tcW w:w="3026" w:type="dxa"/>
+            <w:tcW w:w="2808" w:type="dxa"/>
             <w:tcBorders>
               <w:top w:val="single" w:sz="4" w:space="0" w:color="CCCCCC"/>
               <w:left w:val="single" w:sz="4" w:space="0" w:color="CCCCCC"/>
@@ -5520,21 +6047,15 @@
                 <w:sz w:val="17"/>
                 <w:szCs w:val="17"/>
               </w:rPr>
-              <w:t>Check-list CDC complétée, 8/8 critères cochés ou réserve documentée</w:t>
+              <w:t>Check-list CDC complétée, 8/8 critères cochés ou réserve documentée, corrections intégrées.</w:t>
             </w:r>
           </w:p>
         </w:tc>
       </w:tr>
       <w:tr>
-        <w:tblPrEx>
-          <w:tblCellMar>
-            <w:top w:w="0" w:type="dxa"/>
-            <w:bottom w:w="0" w:type="dxa"/>
-          </w:tblCellMar>
-        </w:tblPrEx>
-        <w:tc>
-          <w:tcPr>
-            <w:tcW w:w="500" w:type="dxa"/>
+        <w:tc>
+          <w:tcPr>
+            <w:tcW w:w="551" w:type="dxa"/>
             <w:tcBorders>
               <w:top w:val="single" w:sz="4" w:space="0" w:color="CCCCCC"/>
               <w:left w:val="single" w:sz="4" w:space="0" w:color="CCCCCC"/>
@@ -5563,7 +6084,7 @@
         </w:tc>
         <w:tc>
           <w:tcPr>
-            <w:tcW w:w="850" w:type="dxa"/>
+            <w:tcW w:w="757" w:type="dxa"/>
             <w:tcBorders>
               <w:top w:val="single" w:sz="4" w:space="0" w:color="CCCCCC"/>
               <w:left w:val="single" w:sz="4" w:space="0" w:color="CCCCCC"/>
@@ -5593,7 +6114,7 @@
         </w:tc>
         <w:tc>
           <w:tcPr>
-            <w:tcW w:w="2300" w:type="dxa"/>
+            <w:tcW w:w="2171" w:type="dxa"/>
             <w:tcBorders>
               <w:top w:val="single" w:sz="4" w:space="0" w:color="CCCCCC"/>
               <w:left w:val="single" w:sz="4" w:space="0" w:color="CCCCCC"/>
@@ -5614,13 +6135,29 @@
                 <w:sz w:val="18"/>
                 <w:szCs w:val="18"/>
               </w:rPr>
-              <w:t>Exporter le dataset final enrichi vers Excel</w:t>
-            </w:r>
-          </w:p>
-        </w:tc>
-        <w:tc>
-          <w:tcPr>
-            <w:tcW w:w="700" w:type="dxa"/>
+              <w:t xml:space="preserve">Exporter le </w:t>
+            </w:r>
+            <w:proofErr w:type="spellStart"/>
+            <w:r>
+              <w:rPr>
+                <w:sz w:val="18"/>
+                <w:szCs w:val="18"/>
+              </w:rPr>
+              <w:t>dataset</w:t>
+            </w:r>
+            <w:proofErr w:type="spellEnd"/>
+            <w:r>
+              <w:rPr>
+                <w:sz w:val="18"/>
+                <w:szCs w:val="18"/>
+              </w:rPr>
+              <w:t xml:space="preserve"> final enrichi vers Excel</w:t>
+            </w:r>
+          </w:p>
+        </w:tc>
+        <w:tc>
+          <w:tcPr>
+            <w:tcW w:w="911" w:type="dxa"/>
             <w:tcBorders>
               <w:top w:val="single" w:sz="4" w:space="0" w:color="CCCCCC"/>
               <w:left w:val="single" w:sz="4" w:space="0" w:color="CCCCCC"/>
@@ -5647,7 +6184,7 @@
         </w:tc>
         <w:tc>
           <w:tcPr>
-            <w:tcW w:w="700" w:type="dxa"/>
+            <w:tcW w:w="851" w:type="dxa"/>
             <w:tcBorders>
               <w:top w:val="single" w:sz="4" w:space="0" w:color="CCCCCC"/>
               <w:left w:val="single" w:sz="4" w:space="0" w:color="CCCCCC"/>
@@ -5675,7 +6212,7 @@
         </w:tc>
         <w:tc>
           <w:tcPr>
-            <w:tcW w:w="950" w:type="dxa"/>
+            <w:tcW w:w="977" w:type="dxa"/>
             <w:tcBorders>
               <w:top w:val="single" w:sz="4" w:space="0" w:color="CCCCCC"/>
               <w:left w:val="single" w:sz="4" w:space="0" w:color="CCCCCC"/>
@@ -5705,7 +6242,7 @@
         </w:tc>
         <w:tc>
           <w:tcPr>
-            <w:tcW w:w="3026" w:type="dxa"/>
+            <w:tcW w:w="2808" w:type="dxa"/>
             <w:tcBorders>
               <w:top w:val="single" w:sz="4" w:space="0" w:color="CCCCCC"/>
               <w:left w:val="single" w:sz="4" w:space="0" w:color="CCCCCC"/>
@@ -5728,21 +6265,55 @@
                 <w:sz w:val="17"/>
                 <w:szCs w:val="17"/>
               </w:rPr>
-              <w:t>Fichier .xlsx généré, colonnes taux_marge + classe ABC + anomalie_ml présentes</w:t>
+              <w:t xml:space="preserve">Fichier .xlsx généré, colonnes </w:t>
+            </w:r>
+            <w:proofErr w:type="spellStart"/>
+            <w:r>
+              <w:rPr>
+                <w:i/>
+                <w:iCs/>
+                <w:sz w:val="17"/>
+                <w:szCs w:val="17"/>
+              </w:rPr>
+              <w:t>taux_marge</w:t>
+            </w:r>
+            <w:proofErr w:type="spellEnd"/>
+            <w:r>
+              <w:rPr>
+                <w:i/>
+                <w:iCs/>
+                <w:sz w:val="17"/>
+                <w:szCs w:val="17"/>
+              </w:rPr>
+              <w:t xml:space="preserve"> + classe ABC + </w:t>
+            </w:r>
+            <w:proofErr w:type="spellStart"/>
+            <w:r>
+              <w:rPr>
+                <w:i/>
+                <w:iCs/>
+                <w:sz w:val="17"/>
+                <w:szCs w:val="17"/>
+              </w:rPr>
+              <w:t>anomalie_ml</w:t>
+            </w:r>
+            <w:proofErr w:type="spellEnd"/>
+            <w:r>
+              <w:rPr>
+                <w:i/>
+                <w:iCs/>
+                <w:sz w:val="17"/>
+                <w:szCs w:val="17"/>
+              </w:rPr>
+              <w:t xml:space="preserve"> présentes</w:t>
             </w:r>
           </w:p>
         </w:tc>
       </w:tr>
       <w:tr>
-        <w:tblPrEx>
-          <w:tblCellMar>
-            <w:top w:w="0" w:type="dxa"/>
-            <w:bottom w:w="0" w:type="dxa"/>
-          </w:tblCellMar>
-        </w:tblPrEx>
-        <w:tc>
-          <w:tcPr>
-            <w:tcW w:w="500" w:type="dxa"/>
+        <w:tc>
+          <w:tcPr>
+            <w:tcW w:w="551" w:type="dxa"/>
             <w:tcBorders>
               <w:top w:val="single" w:sz="4" w:space="0" w:color="CCCCCC"/>
               <w:left w:val="single" w:sz="4" w:space="0" w:color="CCCCCC"/>
@@ -5771,7 +6342,7 @@
         </w:tc>
         <w:tc>
           <w:tcPr>
-            <w:tcW w:w="850" w:type="dxa"/>
+            <w:tcW w:w="757" w:type="dxa"/>
             <w:tcBorders>
               <w:top w:val="single" w:sz="4" w:space="0" w:color="CCCCCC"/>
               <w:left w:val="single" w:sz="4" w:space="0" w:color="CCCCCC"/>
@@ -5801,7 +6372,7 @@
         </w:tc>
         <w:tc>
           <w:tcPr>
-            <w:tcW w:w="2300" w:type="dxa"/>
+            <w:tcW w:w="2171" w:type="dxa"/>
             <w:tcBorders>
               <w:top w:val="single" w:sz="4" w:space="0" w:color="CCCCCC"/>
               <w:left w:val="single" w:sz="4" w:space="0" w:color="CCCCCC"/>
@@ -5828,7 +6399,7 @@
         </w:tc>
         <w:tc>
           <w:tcPr>
-            <w:tcW w:w="700" w:type="dxa"/>
+            <w:tcW w:w="911" w:type="dxa"/>
             <w:tcBorders>
               <w:top w:val="single" w:sz="4" w:space="0" w:color="CCCCCC"/>
               <w:left w:val="single" w:sz="4" w:space="0" w:color="CCCCCC"/>
@@ -5855,7 +6426,7 @@
         </w:tc>
         <w:tc>
           <w:tcPr>
-            <w:tcW w:w="700" w:type="dxa"/>
+            <w:tcW w:w="851" w:type="dxa"/>
             <w:tcBorders>
               <w:top w:val="single" w:sz="4" w:space="0" w:color="CCCCCC"/>
               <w:left w:val="single" w:sz="4" w:space="0" w:color="CCCCCC"/>
@@ -5883,7 +6454,7 @@
         </w:tc>
         <w:tc>
           <w:tcPr>
-            <w:tcW w:w="950" w:type="dxa"/>
+            <w:tcW w:w="977" w:type="dxa"/>
             <w:tcBorders>
               <w:top w:val="single" w:sz="4" w:space="0" w:color="CCCCCC"/>
               <w:left w:val="single" w:sz="4" w:space="0" w:color="CCCCCC"/>
@@ -5913,7 +6484,7 @@
         </w:tc>
         <w:tc>
           <w:tcPr>
-            <w:tcW w:w="3026" w:type="dxa"/>
+            <w:tcW w:w="2808" w:type="dxa"/>
             <w:tcBorders>
               <w:top w:val="single" w:sz="4" w:space="0" w:color="CCCCCC"/>
               <w:left w:val="single" w:sz="4" w:space="0" w:color="CCCCCC"/>
@@ -5942,19 +6513,13 @@
         </w:tc>
       </w:tr>
       <w:tr>
-        <w:tblPrEx>
-          <w:tblCellMar>
-            <w:top w:w="0" w:type="dxa"/>
-            <w:bottom w:w="0" w:type="dxa"/>
-          </w:tblCellMar>
-        </w:tblPrEx>
-        <w:tc>
-          <w:tcPr>
-            <w:tcW w:w="500" w:type="dxa"/>
-            <w:tcBorders>
-              <w:top w:val="single" w:sz="4" w:space="0" w:color="CCCCCC"/>
-              <w:left w:val="single" w:sz="4" w:space="0" w:color="CCCCCC"/>
-              <w:bottom w:val="single" w:sz="4" w:space="0" w:color="CCCCCC"/>
+        <w:tc>
+          <w:tcPr>
+            <w:tcW w:w="551" w:type="dxa"/>
+            <w:tcBorders>
+              <w:top w:val="single" w:sz="4" w:space="0" w:color="CCCCCC"/>
+              <w:left w:val="single" w:sz="4" w:space="0" w:color="CCCCCC"/>
+              <w:bottom w:val="single" w:sz="4" w:space="0" w:color="auto"/>
               <w:right w:val="single" w:sz="4" w:space="0" w:color="CCCCCC"/>
             </w:tcBorders>
             <w:shd w:val="clear" w:color="auto" w:fill="F7FAFC"/>
@@ -5979,11 +6544,11 @@
         </w:tc>
         <w:tc>
           <w:tcPr>
-            <w:tcW w:w="850" w:type="dxa"/>
-            <w:tcBorders>
-              <w:top w:val="single" w:sz="4" w:space="0" w:color="CCCCCC"/>
-              <w:left w:val="single" w:sz="4" w:space="0" w:color="CCCCCC"/>
-              <w:bottom w:val="single" w:sz="4" w:space="0" w:color="CCCCCC"/>
+            <w:tcW w:w="757" w:type="dxa"/>
+            <w:tcBorders>
+              <w:top w:val="single" w:sz="4" w:space="0" w:color="CCCCCC"/>
+              <w:left w:val="single" w:sz="4" w:space="0" w:color="CCCCCC"/>
+              <w:bottom w:val="single" w:sz="4" w:space="0" w:color="auto"/>
               <w:right w:val="single" w:sz="4" w:space="0" w:color="CCCCCC"/>
             </w:tcBorders>
             <w:shd w:val="clear" w:color="auto" w:fill="FFE4E6"/>
@@ -6009,11 +6574,11 @@
         </w:tc>
         <w:tc>
           <w:tcPr>
-            <w:tcW w:w="2300" w:type="dxa"/>
-            <w:tcBorders>
-              <w:top w:val="single" w:sz="4" w:space="0" w:color="CCCCCC"/>
-              <w:left w:val="single" w:sz="4" w:space="0" w:color="CCCCCC"/>
-              <w:bottom w:val="single" w:sz="4" w:space="0" w:color="CCCCCC"/>
+            <w:tcW w:w="2171" w:type="dxa"/>
+            <w:tcBorders>
+              <w:top w:val="single" w:sz="4" w:space="0" w:color="CCCCCC"/>
+              <w:left w:val="single" w:sz="4" w:space="0" w:color="CCCCCC"/>
+              <w:bottom w:val="single" w:sz="4" w:space="0" w:color="auto"/>
               <w:right w:val="single" w:sz="4" w:space="0" w:color="CCCCCC"/>
             </w:tcBorders>
             <w:shd w:val="clear" w:color="auto" w:fill="F7FAFC"/>
@@ -6030,17 +6595,49 @@
                 <w:sz w:val="18"/>
                 <w:szCs w:val="18"/>
               </w:rPr>
-              <w:t>Rédiger la synthèse recruteur/client (résultats, impact, next steps)</w:t>
-            </w:r>
-          </w:p>
-        </w:tc>
-        <w:tc>
-          <w:tcPr>
-            <w:tcW w:w="700" w:type="dxa"/>
-            <w:tcBorders>
-              <w:top w:val="single" w:sz="4" w:space="0" w:color="CCCCCC"/>
-              <w:left w:val="single" w:sz="4" w:space="0" w:color="CCCCCC"/>
-              <w:bottom w:val="single" w:sz="4" w:space="0" w:color="CCCCCC"/>
+              <w:t xml:space="preserve">Rédiger la synthèse recruteur/client (résultats, impact, </w:t>
+            </w:r>
+            <w:proofErr w:type="spellStart"/>
+            <w:r>
+              <w:rPr>
+                <w:sz w:val="18"/>
+                <w:szCs w:val="18"/>
+              </w:rPr>
+              <w:t>next</w:t>
+            </w:r>
+            <w:proofErr w:type="spellEnd"/>
+            <w:r>
+              <w:rPr>
+                <w:sz w:val="18"/>
+                <w:szCs w:val="18"/>
+              </w:rPr>
+              <w:t xml:space="preserve"> </w:t>
+            </w:r>
+            <w:proofErr w:type="spellStart"/>
+            <w:r>
+              <w:rPr>
+                <w:sz w:val="18"/>
+                <w:szCs w:val="18"/>
+              </w:rPr>
+              <w:t>steps</w:t>
+            </w:r>
+            <w:proofErr w:type="spellEnd"/>
+            <w:r>
+              <w:rPr>
+                <w:sz w:val="18"/>
+                <w:szCs w:val="18"/>
+              </w:rPr>
+              <w:t>)</w:t>
+            </w:r>
+          </w:p>
+        </w:tc>
+        <w:tc>
+          <w:tcPr>
+            <w:tcW w:w="911" w:type="dxa"/>
+            <w:tcBorders>
+              <w:top w:val="single" w:sz="4" w:space="0" w:color="CCCCCC"/>
+              <w:left w:val="single" w:sz="4" w:space="0" w:color="CCCCCC"/>
+              <w:bottom w:val="single" w:sz="4" w:space="0" w:color="auto"/>
               <w:right w:val="single" w:sz="4" w:space="0" w:color="CCCCCC"/>
             </w:tcBorders>
             <w:shd w:val="clear" w:color="auto" w:fill="F7FAFC"/>
@@ -6063,11 +6660,11 @@
         </w:tc>
         <w:tc>
           <w:tcPr>
-            <w:tcW w:w="700" w:type="dxa"/>
-            <w:tcBorders>
-              <w:top w:val="single" w:sz="4" w:space="0" w:color="CCCCCC"/>
-              <w:left w:val="single" w:sz="4" w:space="0" w:color="CCCCCC"/>
-              <w:bottom w:val="single" w:sz="4" w:space="0" w:color="CCCCCC"/>
+            <w:tcW w:w="851" w:type="dxa"/>
+            <w:tcBorders>
+              <w:top w:val="single" w:sz="4" w:space="0" w:color="CCCCCC"/>
+              <w:left w:val="single" w:sz="4" w:space="0" w:color="CCCCCC"/>
+              <w:bottom w:val="single" w:sz="4" w:space="0" w:color="auto"/>
               <w:right w:val="single" w:sz="4" w:space="0" w:color="CCCCCC"/>
             </w:tcBorders>
             <w:shd w:val="clear" w:color="auto" w:fill="F7FAFC"/>
@@ -6091,11 +6688,11 @@
         </w:tc>
         <w:tc>
           <w:tcPr>
-            <w:tcW w:w="950" w:type="dxa"/>
-            <w:tcBorders>
-              <w:top w:val="single" w:sz="4" w:space="0" w:color="CCCCCC"/>
-              <w:left w:val="single" w:sz="4" w:space="0" w:color="CCCCCC"/>
-              <w:bottom w:val="single" w:sz="4" w:space="0" w:color="CCCCCC"/>
+            <w:tcW w:w="977" w:type="dxa"/>
+            <w:tcBorders>
+              <w:top w:val="single" w:sz="4" w:space="0" w:color="CCCCCC"/>
+              <w:left w:val="single" w:sz="4" w:space="0" w:color="CCCCCC"/>
+              <w:bottom w:val="single" w:sz="4" w:space="0" w:color="auto"/>
               <w:right w:val="single" w:sz="4" w:space="0" w:color="CCCCCC"/>
             </w:tcBorders>
             <w:shd w:val="clear" w:color="auto" w:fill="FFFBEB"/>
@@ -6121,11 +6718,11 @@
         </w:tc>
         <w:tc>
           <w:tcPr>
-            <w:tcW w:w="3026" w:type="dxa"/>
-            <w:tcBorders>
-              <w:top w:val="single" w:sz="4" w:space="0" w:color="CCCCCC"/>
-              <w:left w:val="single" w:sz="4" w:space="0" w:color="CCCCCC"/>
-              <w:bottom w:val="single" w:sz="4" w:space="0" w:color="CCCCCC"/>
+            <w:tcW w:w="2808" w:type="dxa"/>
+            <w:tcBorders>
+              <w:top w:val="single" w:sz="4" w:space="0" w:color="CCCCCC"/>
+              <w:left w:val="single" w:sz="4" w:space="0" w:color="CCCCCC"/>
+              <w:bottom w:val="single" w:sz="4" w:space="0" w:color="auto"/>
               <w:right w:val="single" w:sz="4" w:space="0" w:color="CCCCCC"/>
             </w:tcBorders>
             <w:shd w:val="clear" w:color="auto" w:fill="F7FAFC"/>
@@ -6145,6 +6742,360 @@
                 <w:szCs w:val="17"/>
               </w:rPr>
               <w:t>Synthèse d'1 page max, lisible par un non-technicien</w:t>
+            </w:r>
+          </w:p>
+        </w:tc>
+      </w:tr>
+      <w:tr>
+        <w:trPr>
+          <w:trHeight w:val="185"/>
+        </w:trPr>
+        <w:tc>
+          <w:tcPr>
+            <w:tcW w:w="551" w:type="dxa"/>
+            <w:shd w:val="clear" w:color="auto" w:fill="F7FAFC"/>
+          </w:tcPr>
+          <w:p>
+            <w:pPr>
+              <w:jc w:val="center"/>
+              <w:rPr>
+                <w:b/>
+                <w:bCs/>
+                <w:sz w:val="18"/>
+                <w:szCs w:val="18"/>
+              </w:rPr>
+            </w:pPr>
+            <w:r>
+              <w:rPr>
+                <w:b/>
+                <w:bCs/>
+                <w:sz w:val="18"/>
+                <w:szCs w:val="18"/>
+              </w:rPr>
+              <w:t>T21</w:t>
+            </w:r>
+          </w:p>
+        </w:tc>
+        <w:tc>
+          <w:tcPr>
+            <w:tcW w:w="757" w:type="dxa"/>
+            <w:shd w:val="clear" w:color="auto" w:fill="FFE4E6"/>
+          </w:tcPr>
+          <w:p>
+            <w:pPr>
+              <w:rPr>
+                <w:b/>
+                <w:bCs/>
+                <w:color w:val="9F1239"/>
+                <w:sz w:val="17"/>
+                <w:szCs w:val="17"/>
+              </w:rPr>
+            </w:pPr>
+            <w:r>
+              <w:rPr>
+                <w:b/>
+                <w:bCs/>
+                <w:color w:val="9F1239"/>
+                <w:sz w:val="17"/>
+                <w:szCs w:val="17"/>
+              </w:rPr>
+              <w:t>LOT 6</w:t>
+            </w:r>
+          </w:p>
+        </w:tc>
+        <w:tc>
+          <w:tcPr>
+            <w:tcW w:w="2171" w:type="dxa"/>
+            <w:shd w:val="clear" w:color="auto" w:fill="FFFFFF" w:themeFill="background1"/>
+          </w:tcPr>
+          <w:p>
+            <w:pPr>
+              <w:rPr>
+                <w:sz w:val="18"/>
+                <w:szCs w:val="18"/>
+              </w:rPr>
+            </w:pPr>
+            <w:r>
+              <w:rPr>
+                <w:sz w:val="18"/>
+                <w:szCs w:val="18"/>
+              </w:rPr>
+              <w:t>Tests de recette finale sur le notebook et l'export Excel</w:t>
+            </w:r>
+          </w:p>
+        </w:tc>
+        <w:tc>
+          <w:tcPr>
+            <w:tcW w:w="911" w:type="dxa"/>
+            <w:shd w:val="clear" w:color="auto" w:fill="FFFFFF" w:themeFill="background1"/>
+          </w:tcPr>
+          <w:p>
+            <w:pPr>
+              <w:rPr>
+                <w:sz w:val="18"/>
+                <w:szCs w:val="18"/>
+              </w:rPr>
+            </w:pPr>
+            <w:r>
+              <w:rPr>
+                <w:sz w:val="18"/>
+                <w:szCs w:val="18"/>
+              </w:rPr>
+              <w:t>0.5j</w:t>
+            </w:r>
+          </w:p>
+        </w:tc>
+        <w:tc>
+          <w:tcPr>
+            <w:tcW w:w="851" w:type="dxa"/>
+            <w:shd w:val="clear" w:color="auto" w:fill="FFFFFF" w:themeFill="background1"/>
+          </w:tcPr>
+          <w:p>
+            <w:pPr>
+              <w:rPr>
+                <w:color w:val="888888"/>
+                <w:sz w:val="18"/>
+                <w:szCs w:val="18"/>
+              </w:rPr>
+            </w:pPr>
+            <w:r>
+              <w:rPr>
+                <w:color w:val="888888"/>
+                <w:sz w:val="18"/>
+                <w:szCs w:val="18"/>
+              </w:rPr>
+              <w:t>T18, T19, T20</w:t>
+            </w:r>
+          </w:p>
+        </w:tc>
+        <w:tc>
+          <w:tcPr>
+            <w:tcW w:w="977" w:type="dxa"/>
+            <w:shd w:val="clear" w:color="auto" w:fill="FFF0E0"/>
+          </w:tcPr>
+          <w:p>
+            <w:pPr>
+              <w:jc w:val="center"/>
+            </w:pPr>
+            <w:r>
+              <w:rPr>
+                <w:b/>
+                <w:bCs/>
+                <w:color w:val="FF7200"/>
+                <w:sz w:val="17"/>
+                <w:szCs w:val="17"/>
+              </w:rPr>
+              <w:t>Haute</w:t>
+            </w:r>
+          </w:p>
+        </w:tc>
+        <w:tc>
+          <w:tcPr>
+            <w:tcW w:w="2808" w:type="dxa"/>
+          </w:tcPr>
+          <w:p>
+            <w:pPr>
+              <w:rPr>
+                <w:i/>
+                <w:iCs/>
+                <w:sz w:val="17"/>
+                <w:szCs w:val="17"/>
+              </w:rPr>
+            </w:pPr>
+            <w:r>
+              <w:rPr>
+                <w:i/>
+                <w:iCs/>
+                <w:sz w:val="17"/>
+                <w:szCs w:val="17"/>
+              </w:rPr>
+              <w:t>Notebook et export ouverts sur un environnement vierge sans point bloquant, résultats cohérents.</w:t>
+            </w:r>
+          </w:p>
+        </w:tc>
+      </w:tr>
+      <w:tr>
+        <w:tc>
+          <w:tcPr>
+            <w:tcW w:w="551" w:type="dxa"/>
+            <w:tcBorders>
+              <w:bottom w:val="single" w:sz="4" w:space="0" w:color="auto"/>
+            </w:tcBorders>
+            <w:shd w:val="clear" w:color="auto" w:fill="F7FAFC"/>
+          </w:tcPr>
+          <w:p>
+            <w:pPr>
+              <w:jc w:val="center"/>
+              <w:rPr>
+                <w:b/>
+                <w:bCs/>
+                <w:sz w:val="18"/>
+                <w:szCs w:val="18"/>
+              </w:rPr>
+            </w:pPr>
+            <w:r>
+              <w:rPr>
+                <w:b/>
+                <w:bCs/>
+                <w:sz w:val="18"/>
+                <w:szCs w:val="18"/>
+              </w:rPr>
+              <w:t>T22</w:t>
+            </w:r>
+          </w:p>
+        </w:tc>
+        <w:tc>
+          <w:tcPr>
+            <w:tcW w:w="757" w:type="dxa"/>
+            <w:tcBorders>
+              <w:bottom w:val="single" w:sz="4" w:space="0" w:color="auto"/>
+            </w:tcBorders>
+            <w:shd w:val="clear" w:color="auto" w:fill="FFE4E6"/>
+          </w:tcPr>
+          <w:p>
+            <w:pPr>
+              <w:rPr>
+                <w:b/>
+                <w:bCs/>
+                <w:color w:val="9F1239"/>
+                <w:sz w:val="17"/>
+                <w:szCs w:val="17"/>
+              </w:rPr>
+            </w:pPr>
+            <w:r>
+              <w:rPr>
+                <w:b/>
+                <w:bCs/>
+                <w:color w:val="9F1239"/>
+                <w:sz w:val="17"/>
+                <w:szCs w:val="17"/>
+              </w:rPr>
+              <w:t>LOT 6</w:t>
+            </w:r>
+          </w:p>
+        </w:tc>
+        <w:tc>
+          <w:tcPr>
+            <w:tcW w:w="2171" w:type="dxa"/>
+            <w:tcBorders>
+              <w:bottom w:val="single" w:sz="4" w:space="0" w:color="auto"/>
+            </w:tcBorders>
+            <w:shd w:val="clear" w:color="auto" w:fill="F7FAFC"/>
+          </w:tcPr>
+          <w:p>
+            <w:pPr>
+              <w:rPr>
+                <w:sz w:val="18"/>
+                <w:szCs w:val="18"/>
+              </w:rPr>
+            </w:pPr>
+            <w:r>
+              <w:rPr>
+                <w:sz w:val="18"/>
+                <w:szCs w:val="18"/>
+              </w:rPr>
+              <w:t>Corrections mineures, verrouillage v2.0 et archivage</w:t>
+            </w:r>
+          </w:p>
+        </w:tc>
+        <w:tc>
+          <w:tcPr>
+            <w:tcW w:w="911" w:type="dxa"/>
+            <w:tcBorders>
+              <w:bottom w:val="single" w:sz="4" w:space="0" w:color="auto"/>
+            </w:tcBorders>
+            <w:shd w:val="clear" w:color="auto" w:fill="F7FAFC"/>
+          </w:tcPr>
+          <w:p>
+            <w:pPr>
+              <w:rPr>
+                <w:sz w:val="18"/>
+                <w:szCs w:val="18"/>
+              </w:rPr>
+            </w:pPr>
+            <w:r>
+              <w:rPr>
+                <w:sz w:val="18"/>
+                <w:szCs w:val="18"/>
+              </w:rPr>
+              <w:t>0.5j</w:t>
+            </w:r>
+          </w:p>
+        </w:tc>
+        <w:tc>
+          <w:tcPr>
+            <w:tcW w:w="851" w:type="dxa"/>
+            <w:tcBorders>
+              <w:bottom w:val="single" w:sz="4" w:space="0" w:color="auto"/>
+            </w:tcBorders>
+            <w:shd w:val="clear" w:color="auto" w:fill="F7FAFC"/>
+          </w:tcPr>
+          <w:p>
+            <w:pPr>
+              <w:rPr>
+                <w:color w:val="888888"/>
+                <w:sz w:val="18"/>
+                <w:szCs w:val="18"/>
+              </w:rPr>
+            </w:pPr>
+            <w:r>
+              <w:rPr>
+                <w:color w:val="888888"/>
+                <w:sz w:val="18"/>
+                <w:szCs w:val="18"/>
+              </w:rPr>
+              <w:t>T21</w:t>
+            </w:r>
+          </w:p>
+        </w:tc>
+        <w:tc>
+          <w:tcPr>
+            <w:tcW w:w="977" w:type="dxa"/>
+            <w:tcBorders>
+              <w:bottom w:val="single" w:sz="4" w:space="0" w:color="auto"/>
+            </w:tcBorders>
+            <w:shd w:val="clear" w:color="auto" w:fill="FFFBEB"/>
+          </w:tcPr>
+          <w:p>
+            <w:pPr>
+              <w:jc w:val="center"/>
+            </w:pPr>
+            <w:r>
+              <w:rPr>
+                <w:b/>
+                <w:bCs/>
+                <w:color w:val="D97706"/>
+                <w:sz w:val="17"/>
+                <w:szCs w:val="17"/>
+              </w:rPr>
+              <w:t>Moyenne</w:t>
+            </w:r>
+          </w:p>
+        </w:tc>
+        <w:tc>
+          <w:tcPr>
+            <w:tcW w:w="2808" w:type="dxa"/>
+            <w:tcBorders>
+              <w:bottom w:val="single" w:sz="4" w:space="0" w:color="auto"/>
+            </w:tcBorders>
+          </w:tcPr>
+          <w:p>
+            <w:pPr>
+              <w:rPr>
+                <w:i/>
+                <w:iCs/>
+                <w:sz w:val="17"/>
+                <w:szCs w:val="17"/>
+              </w:rPr>
+            </w:pPr>
+            <w:r>
+              <w:rPr>
+                <w:i/>
+                <w:iCs/>
+                <w:sz w:val="17"/>
+                <w:szCs w:val="17"/>
+              </w:rPr>
+              <w:t>Version finale gelée, dossier /versions/ à jour, aucun point ouvert.</w:t>
             </w:r>
           </w:p>
         </w:tc>
@@ -6176,12 +7127,6 @@
         <w:gridCol w:w="9026"/>
       </w:tblGrid>
       <w:tr>
-        <w:tblPrEx>
-          <w:tblCellMar>
-            <w:top w:w="0" w:type="dxa"/>
-            <w:bottom w:w="0" w:type="dxa"/>
-          </w:tblCellMar>
-        </w:tblPrEx>
         <w:tc>
           <w:tcPr>
             <w:tcW w:w="9026" w:type="dxa"/>
@@ -6201,39 +7146,19 @@
           </w:tcPr>
           <w:p>
             <w:r>
-              <w:rPr>
-                <w:b/>
-                <w:bCs/>
-                <w:color w:val="FF7200"/>
-              </w:rPr>
               <w:t>📊  Estimation globale</w:t>
             </w:r>
-          </w:p>
-          <w:p>
-            <w:r>
-              <w:t>Charge totale : 15 jours (30 demi-journées) · 20 tâches · 6 lots</w:t>
-            </w:r>
-          </w:p>
-          <w:p>
-            <w:r>
-              <w:t>Tâches critiques</w:t>
-            </w:r>
-            <w:r>
-              <w:t xml:space="preserve"> </w:t>
-            </w:r>
-            <w:r>
-              <w:t>: 9  |  Haute priorité</w:t>
-            </w:r>
-            <w:r>
-              <w:t xml:space="preserve"> </w:t>
-            </w:r>
-            <w:r>
-              <w:t>: 7  |  Moyenne : 4</w:t>
-            </w:r>
-          </w:p>
-          <w:p>
-            <w:r>
-              <w:t>Durée : 3 semaines (J1 → J15)</w:t>
+            <w:r>
+              <w:br/>
+              <w:t>Charge totale : 19 jours (38 demi-journées) · 22 tâches · 6 lots</w:t>
+            </w:r>
+            <w:r>
+              <w:br/>
+              <w:t>Tâches critiques : 10  |  Haute priorité : 8  |  Moyenne : 4</w:t>
+            </w:r>
+            <w:r>
+              <w:br/>
+              <w:t>Durée : 4 semaines (J1 → J19)</w:t>
             </w:r>
           </w:p>
         </w:tc>
@@ -6302,12 +7227,6 @@
         <w:gridCol w:w="5526"/>
       </w:tblGrid>
       <w:tr>
-        <w:tblPrEx>
-          <w:tblCellMar>
-            <w:top w:w="0" w:type="dxa"/>
-            <w:bottom w:w="0" w:type="dxa"/>
-          </w:tblCellMar>
-        </w:tblPrEx>
         <w:tc>
           <w:tcPr>
             <w:tcW w:w="1500" w:type="dxa"/>
@@ -6400,12 +7319,6 @@
         </w:tc>
       </w:tr>
       <w:tr>
-        <w:tblPrEx>
-          <w:tblCellMar>
-            <w:top w:w="0" w:type="dxa"/>
-            <w:bottom w:w="0" w:type="dxa"/>
-          </w:tblCellMar>
-        </w:tblPrEx>
         <w:tc>
           <w:tcPr>
             <w:tcW w:w="1500" w:type="dxa"/>
@@ -6499,18 +7412,21 @@
                 <w:sz w:val="20"/>
                 <w:szCs w:val="20"/>
               </w:rPr>
-              <w:t>Données validées + rapport Pandera</w:t>
-            </w:r>
+              <w:t xml:space="preserve">Données validées + rapport </w:t>
+            </w:r>
+            <w:proofErr w:type="spellStart"/>
+            <w:r>
+              <w:rPr>
+                <w:sz w:val="20"/>
+                <w:szCs w:val="20"/>
+              </w:rPr>
+              <w:t>Pandera</w:t>
+            </w:r>
+            <w:proofErr w:type="spellEnd"/>
           </w:p>
         </w:tc>
       </w:tr>
       <w:tr>
-        <w:tblPrEx>
-          <w:tblCellMar>
-            <w:top w:w="0" w:type="dxa"/>
-            <w:bottom w:w="0" w:type="dxa"/>
-          </w:tblCellMar>
-        </w:tblPrEx>
         <w:tc>
           <w:tcPr>
             <w:tcW w:w="1500" w:type="dxa"/>
@@ -6610,12 +7526,6 @@
         </w:tc>
       </w:tr>
       <w:tr>
-        <w:tblPrEx>
-          <w:tblCellMar>
-            <w:top w:w="0" w:type="dxa"/>
-            <w:bottom w:w="0" w:type="dxa"/>
-          </w:tblCellMar>
-        </w:tblPrEx>
         <w:tc>
           <w:tcPr>
             <w:tcW w:w="1500" w:type="dxa"/>
@@ -6710,6 +7620,82 @@
                 <w:szCs w:val="20"/>
               </w:rPr>
               <w:t>Notebook final documenté + export Excel + README</w:t>
+            </w:r>
+          </w:p>
+        </w:tc>
+      </w:tr>
+      <w:tr>
+        <w:trPr>
+          <w:trHeight w:val="253"/>
+        </w:trPr>
+        <w:tc>
+          <w:tcPr>
+            <w:tcW w:w="1500" w:type="dxa"/>
+            <w:shd w:val="clear" w:color="auto" w:fill="F6C5AC" w:themeFill="accent2" w:themeFillTint="66"/>
+          </w:tcPr>
+          <w:p>
+            <w:pPr>
+              <w:jc w:val="center"/>
+            </w:pPr>
+            <w:r>
+              <w:rPr>
+                <w:b/>
+                <w:bCs/>
+                <w:color w:val="E97132" w:themeColor="accent2"/>
+                <w:sz w:val="20"/>
+                <w:szCs w:val="20"/>
+              </w:rPr>
+              <w:t>Semaine 4</w:t>
+            </w:r>
+            <w:r>
+              <w:rPr>
+                <w:b/>
+                <w:bCs/>
+                <w:color w:val="5B21B6"/>
+                <w:sz w:val="20"/>
+                <w:szCs w:val="20"/>
+              </w:rPr>
+              <w:br/>
+            </w:r>
+            <w:r>
+              <w:rPr>
+                <w:color w:val="666666"/>
+                <w:sz w:val="18"/>
+                <w:szCs w:val="18"/>
+              </w:rPr>
+              <w:t>J16 → J19</w:t>
+            </w:r>
+          </w:p>
+        </w:tc>
+        <w:tc>
+          <w:tcPr>
+            <w:tcW w:w="2000" w:type="dxa"/>
+            <w:shd w:val="clear" w:color="auto" w:fill="F6C5AC" w:themeFill="accent2" w:themeFillTint="66"/>
+          </w:tcPr>
+          <w:p>
+            <w:r>
+              <w:rPr>
+                <w:b/>
+                <w:bCs/>
+                <w:color w:val="E97132" w:themeColor="accent2"/>
+                <w:sz w:val="20"/>
+                <w:szCs w:val="20"/>
+              </w:rPr>
+              <w:t>LOT 6 + tests/corrections</w:t>
+            </w:r>
+          </w:p>
+        </w:tc>
+        <w:tc>
+          <w:tcPr>
+            <w:tcW w:w="5526" w:type="dxa"/>
+          </w:tcPr>
+          <w:p>
+            <w:r>
+              <w:rPr>
+                <w:sz w:val="20"/>
+                <w:szCs w:val="20"/>
+              </w:rPr>
+              <w:t>Recette finale + export Excel + README + archivage</w:t>
             </w:r>
           </w:p>
         </w:tc>
@@ -6756,12 +7742,6 @@
         <w:gridCol w:w="4236"/>
       </w:tblGrid>
       <w:tr>
-        <w:tblPrEx>
-          <w:tblCellMar>
-            <w:top w:w="0" w:type="dxa"/>
-            <w:bottom w:w="0" w:type="dxa"/>
-          </w:tblCellMar>
-        </w:tblPrEx>
         <w:tc>
           <w:tcPr>
             <w:tcW w:w="500" w:type="dxa"/>
@@ -6884,12 +7864,6 @@
         </w:tc>
       </w:tr>
       <w:tr>
-        <w:tblPrEx>
-          <w:tblCellMar>
-            <w:top w:w="0" w:type="dxa"/>
-            <w:bottom w:w="0" w:type="dxa"/>
-          </w:tblCellMar>
-        </w:tblPrEx>
         <w:tc>
           <w:tcPr>
             <w:tcW w:w="500" w:type="dxa"/>
@@ -6908,6 +7882,12 @@
             </w:tcMar>
           </w:tcPr>
           <w:p>
+            <w:pPr>
+              <w:rPr>
+                <w:sz w:val="19"/>
+                <w:szCs w:val="19"/>
+              </w:rPr>
+            </w:pPr>
             <w:r>
               <w:rPr>
                 <w:sz w:val="19"/>
@@ -6935,6 +7915,12 @@
             </w:tcMar>
           </w:tcPr>
           <w:p>
+            <w:pPr>
+              <w:rPr>
+                <w:sz w:val="19"/>
+                <w:szCs w:val="19"/>
+              </w:rPr>
+            </w:pPr>
             <w:r>
               <w:rPr>
                 <w:sz w:val="19"/>
@@ -6962,6 +7948,12 @@
             </w:tcMar>
           </w:tcPr>
           <w:p>
+            <w:pPr>
+              <w:rPr>
+                <w:sz w:val="19"/>
+                <w:szCs w:val="19"/>
+              </w:rPr>
+            </w:pPr>
             <w:r>
               <w:rPr>
                 <w:sz w:val="19"/>
@@ -6989,6 +7981,12 @@
             </w:tcMar>
           </w:tcPr>
           <w:p>
+            <w:pPr>
+              <w:rPr>
+                <w:sz w:val="19"/>
+                <w:szCs w:val="19"/>
+              </w:rPr>
+            </w:pPr>
             <w:r>
               <w:rPr>
                 <w:sz w:val="19"/>
@@ -7000,12 +7998,6 @@
         </w:tc>
       </w:tr>
       <w:tr>
-        <w:tblPrEx>
-          <w:tblCellMar>
-            <w:top w:w="0" w:type="dxa"/>
-            <w:bottom w:w="0" w:type="dxa"/>
-          </w:tblCellMar>
-        </w:tblPrEx>
         <w:tc>
           <w:tcPr>
             <w:tcW w:w="500" w:type="dxa"/>
@@ -7024,6 +8016,12 @@
             </w:tcMar>
           </w:tcPr>
           <w:p>
+            <w:pPr>
+              <w:rPr>
+                <w:sz w:val="19"/>
+                <w:szCs w:val="19"/>
+              </w:rPr>
+            </w:pPr>
             <w:r>
               <w:rPr>
                 <w:sz w:val="19"/>
@@ -7051,6 +8049,12 @@
             </w:tcMar>
           </w:tcPr>
           <w:p>
+            <w:pPr>
+              <w:rPr>
+                <w:sz w:val="19"/>
+                <w:szCs w:val="19"/>
+              </w:rPr>
+            </w:pPr>
             <w:r>
               <w:rPr>
                 <w:sz w:val="19"/>
@@ -7078,6 +8082,12 @@
             </w:tcMar>
           </w:tcPr>
           <w:p>
+            <w:pPr>
+              <w:rPr>
+                <w:sz w:val="19"/>
+                <w:szCs w:val="19"/>
+              </w:rPr>
+            </w:pPr>
             <w:r>
               <w:rPr>
                 <w:sz w:val="19"/>
@@ -7105,6 +8115,12 @@
             </w:tcMar>
           </w:tcPr>
           <w:p>
+            <w:pPr>
+              <w:rPr>
+                <w:sz w:val="19"/>
+                <w:szCs w:val="19"/>
+              </w:rPr>
+            </w:pPr>
             <w:r>
               <w:rPr>
                 <w:sz w:val="19"/>
@@ -7116,12 +8132,6 @@
         </w:tc>
       </w:tr>
       <w:tr>
-        <w:tblPrEx>
-          <w:tblCellMar>
-            <w:top w:w="0" w:type="dxa"/>
-            <w:bottom w:w="0" w:type="dxa"/>
-          </w:tblCellMar>
-        </w:tblPrEx>
         <w:tc>
           <w:tcPr>
             <w:tcW w:w="500" w:type="dxa"/>
@@ -7140,6 +8150,12 @@
             </w:tcMar>
           </w:tcPr>
           <w:p>
+            <w:pPr>
+              <w:rPr>
+                <w:sz w:val="19"/>
+                <w:szCs w:val="19"/>
+              </w:rPr>
+            </w:pPr>
             <w:r>
               <w:rPr>
                 <w:sz w:val="19"/>
@@ -7167,6 +8183,12 @@
             </w:tcMar>
           </w:tcPr>
           <w:p>
+            <w:pPr>
+              <w:rPr>
+                <w:sz w:val="19"/>
+                <w:szCs w:val="19"/>
+              </w:rPr>
+            </w:pPr>
             <w:r>
               <w:rPr>
                 <w:sz w:val="19"/>
@@ -7194,13 +8216,28 @@
             </w:tcMar>
           </w:tcPr>
           <w:p>
-            <w:r>
-              <w:rPr>
-                <w:sz w:val="19"/>
-                <w:szCs w:val="19"/>
-              </w:rPr>
-              <w:t>T04 — Schéma Pandera</w:t>
-            </w:r>
+            <w:pPr>
+              <w:rPr>
+                <w:sz w:val="19"/>
+                <w:szCs w:val="19"/>
+              </w:rPr>
+            </w:pPr>
+            <w:r>
+              <w:rPr>
+                <w:sz w:val="19"/>
+                <w:szCs w:val="19"/>
+              </w:rPr>
+              <w:t xml:space="preserve">T04 — Schéma </w:t>
+            </w:r>
+            <w:proofErr w:type="spellStart"/>
+            <w:r>
+              <w:rPr>
+                <w:sz w:val="19"/>
+                <w:szCs w:val="19"/>
+              </w:rPr>
+              <w:t>Pandera</w:t>
+            </w:r>
+            <w:proofErr w:type="spellEnd"/>
           </w:p>
         </w:tc>
         <w:tc>
@@ -7221,6 +8258,12 @@
             </w:tcMar>
           </w:tcPr>
           <w:p>
+            <w:pPr>
+              <w:rPr>
+                <w:sz w:val="19"/>
+                <w:szCs w:val="19"/>
+              </w:rPr>
+            </w:pPr>
             <w:r>
               <w:rPr>
                 <w:sz w:val="19"/>
@@ -7232,12 +8275,6 @@
         </w:tc>
       </w:tr>
       <w:tr>
-        <w:tblPrEx>
-          <w:tblCellMar>
-            <w:top w:w="0" w:type="dxa"/>
-            <w:bottom w:w="0" w:type="dxa"/>
-          </w:tblCellMar>
-        </w:tblPrEx>
         <w:tc>
           <w:tcPr>
             <w:tcW w:w="500" w:type="dxa"/>
@@ -7256,6 +8293,12 @@
             </w:tcMar>
           </w:tcPr>
           <w:p>
+            <w:pPr>
+              <w:rPr>
+                <w:sz w:val="19"/>
+                <w:szCs w:val="19"/>
+              </w:rPr>
+            </w:pPr>
             <w:r>
               <w:rPr>
                 <w:sz w:val="19"/>
@@ -7283,6 +8326,12 @@
             </w:tcMar>
           </w:tcPr>
           <w:p>
+            <w:pPr>
+              <w:rPr>
+                <w:sz w:val="19"/>
+                <w:szCs w:val="19"/>
+              </w:rPr>
+            </w:pPr>
             <w:r>
               <w:rPr>
                 <w:sz w:val="19"/>
@@ -7310,6 +8359,12 @@
             </w:tcMar>
           </w:tcPr>
           <w:p>
+            <w:pPr>
+              <w:rPr>
+                <w:sz w:val="19"/>
+                <w:szCs w:val="19"/>
+              </w:rPr>
+            </w:pPr>
             <w:r>
               <w:rPr>
                 <w:sz w:val="19"/>
@@ -7337,23 +8392,32 @@
             </w:tcMar>
           </w:tcPr>
           <w:p>
-            <w:r>
-              <w:rPr>
-                <w:sz w:val="19"/>
-                <w:szCs w:val="19"/>
-              </w:rPr>
-              <w:t>Rapport d'erreurs Pandera</w:t>
-            </w:r>
+            <w:pPr>
+              <w:rPr>
+                <w:sz w:val="19"/>
+                <w:szCs w:val="19"/>
+              </w:rPr>
+            </w:pPr>
+            <w:r>
+              <w:rPr>
+                <w:sz w:val="19"/>
+                <w:szCs w:val="19"/>
+              </w:rPr>
+              <w:t xml:space="preserve">Rapport d'erreurs </w:t>
+            </w:r>
+            <w:proofErr w:type="spellStart"/>
+            <w:r>
+              <w:rPr>
+                <w:sz w:val="19"/>
+                <w:szCs w:val="19"/>
+              </w:rPr>
+              <w:t>Pandera</w:t>
+            </w:r>
+            <w:proofErr w:type="spellEnd"/>
           </w:p>
         </w:tc>
       </w:tr>
       <w:tr>
-        <w:tblPrEx>
-          <w:tblCellMar>
-            <w:top w:w="0" w:type="dxa"/>
-            <w:bottom w:w="0" w:type="dxa"/>
-          </w:tblCellMar>
-        </w:tblPrEx>
         <w:tc>
           <w:tcPr>
             <w:tcW w:w="500" w:type="dxa"/>
@@ -7372,6 +8436,12 @@
             </w:tcMar>
           </w:tcPr>
           <w:p>
+            <w:pPr>
+              <w:rPr>
+                <w:sz w:val="19"/>
+                <w:szCs w:val="19"/>
+              </w:rPr>
+            </w:pPr>
             <w:r>
               <w:rPr>
                 <w:sz w:val="19"/>
@@ -7399,6 +8469,12 @@
             </w:tcMar>
           </w:tcPr>
           <w:p>
+            <w:pPr>
+              <w:rPr>
+                <w:sz w:val="19"/>
+                <w:szCs w:val="19"/>
+              </w:rPr>
+            </w:pPr>
             <w:r>
               <w:rPr>
                 <w:sz w:val="19"/>
@@ -7426,6 +8502,12 @@
             </w:tcMar>
           </w:tcPr>
           <w:p>
+            <w:pPr>
+              <w:rPr>
+                <w:sz w:val="19"/>
+                <w:szCs w:val="19"/>
+              </w:rPr>
+            </w:pPr>
             <w:r>
               <w:rPr>
                 <w:sz w:val="19"/>
@@ -7453,23 +8535,32 @@
             </w:tcMar>
           </w:tcPr>
           <w:p>
-            <w:r>
-              <w:rPr>
-                <w:sz w:val="19"/>
-                <w:szCs w:val="19"/>
-              </w:rPr>
-              <w:t>Dataset validé</w:t>
+            <w:pPr>
+              <w:rPr>
+                <w:sz w:val="19"/>
+                <w:szCs w:val="19"/>
+              </w:rPr>
+            </w:pPr>
+            <w:proofErr w:type="spellStart"/>
+            <w:r>
+              <w:rPr>
+                <w:sz w:val="19"/>
+                <w:szCs w:val="19"/>
+              </w:rPr>
+              <w:t>Dataset</w:t>
+            </w:r>
+            <w:proofErr w:type="spellEnd"/>
+            <w:r>
+              <w:rPr>
+                <w:sz w:val="19"/>
+                <w:szCs w:val="19"/>
+              </w:rPr>
+              <w:t xml:space="preserve"> validé</w:t>
             </w:r>
           </w:p>
         </w:tc>
       </w:tr>
       <w:tr>
-        <w:tblPrEx>
-          <w:tblCellMar>
-            <w:top w:w="0" w:type="dxa"/>
-            <w:bottom w:w="0" w:type="dxa"/>
-          </w:tblCellMar>
-        </w:tblPrEx>
         <w:tc>
           <w:tcPr>
             <w:tcW w:w="500" w:type="dxa"/>
@@ -7488,6 +8579,12 @@
             </w:tcMar>
           </w:tcPr>
           <w:p>
+            <w:pPr>
+              <w:rPr>
+                <w:sz w:val="19"/>
+                <w:szCs w:val="19"/>
+              </w:rPr>
+            </w:pPr>
             <w:r>
               <w:rPr>
                 <w:sz w:val="19"/>
@@ -7515,6 +8612,12 @@
             </w:tcMar>
           </w:tcPr>
           <w:p>
+            <w:pPr>
+              <w:rPr>
+                <w:sz w:val="19"/>
+                <w:szCs w:val="19"/>
+              </w:rPr>
+            </w:pPr>
             <w:r>
               <w:rPr>
                 <w:sz w:val="19"/>
@@ -7542,12 +8645,34 @@
             </w:tcMar>
           </w:tcPr>
           <w:p>
-            <w:r>
-              <w:rPr>
-                <w:sz w:val="19"/>
-                <w:szCs w:val="19"/>
-              </w:rPr>
-              <w:t>T07 + T08 — ydata-profiling + analyse alertes</w:t>
+            <w:pPr>
+              <w:rPr>
+                <w:sz w:val="19"/>
+                <w:szCs w:val="19"/>
+              </w:rPr>
+            </w:pPr>
+            <w:r>
+              <w:rPr>
+                <w:sz w:val="19"/>
+                <w:szCs w:val="19"/>
+              </w:rPr>
+              <w:t xml:space="preserve">T07 + T08 — </w:t>
+            </w:r>
+            <w:proofErr w:type="spellStart"/>
+            <w:r>
+              <w:rPr>
+                <w:sz w:val="19"/>
+                <w:szCs w:val="19"/>
+              </w:rPr>
+              <w:t>ydata</w:t>
+            </w:r>
+            <w:proofErr w:type="spellEnd"/>
+            <w:r>
+              <w:rPr>
+                <w:sz w:val="19"/>
+                <w:szCs w:val="19"/>
+              </w:rPr>
+              <w:t>-profiling + analyse alertes</w:t>
             </w:r>
           </w:p>
         </w:tc>
@@ -7569,6 +8694,12 @@
             </w:tcMar>
           </w:tcPr>
           <w:p>
+            <w:pPr>
+              <w:rPr>
+                <w:sz w:val="19"/>
+                <w:szCs w:val="19"/>
+              </w:rPr>
+            </w:pPr>
             <w:r>
               <w:rPr>
                 <w:sz w:val="19"/>
@@ -7580,12 +8711,6 @@
         </w:tc>
       </w:tr>
       <w:tr>
-        <w:tblPrEx>
-          <w:tblCellMar>
-            <w:top w:w="0" w:type="dxa"/>
-            <w:bottom w:w="0" w:type="dxa"/>
-          </w:tblCellMar>
-        </w:tblPrEx>
         <w:tc>
           <w:tcPr>
             <w:tcW w:w="500" w:type="dxa"/>
@@ -7604,6 +8729,12 @@
             </w:tcMar>
           </w:tcPr>
           <w:p>
+            <w:pPr>
+              <w:rPr>
+                <w:sz w:val="19"/>
+                <w:szCs w:val="19"/>
+              </w:rPr>
+            </w:pPr>
             <w:r>
               <w:rPr>
                 <w:sz w:val="19"/>
@@ -7631,6 +8762,12 @@
             </w:tcMar>
           </w:tcPr>
           <w:p>
+            <w:pPr>
+              <w:rPr>
+                <w:sz w:val="19"/>
+                <w:szCs w:val="19"/>
+              </w:rPr>
+            </w:pPr>
             <w:r>
               <w:rPr>
                 <w:sz w:val="19"/>
@@ -7658,12 +8795,34 @@
             </w:tcMar>
           </w:tcPr>
           <w:p>
-            <w:r>
-              <w:rPr>
-                <w:sz w:val="19"/>
-                <w:szCs w:val="19"/>
-              </w:rPr>
-              <w:t>T09 — sweetviz avant/après</w:t>
+            <w:pPr>
+              <w:rPr>
+                <w:sz w:val="19"/>
+                <w:szCs w:val="19"/>
+              </w:rPr>
+            </w:pPr>
+            <w:r>
+              <w:rPr>
+                <w:sz w:val="19"/>
+                <w:szCs w:val="19"/>
+              </w:rPr>
+              <w:t xml:space="preserve">T09 — </w:t>
+            </w:r>
+            <w:proofErr w:type="spellStart"/>
+            <w:r>
+              <w:rPr>
+                <w:sz w:val="19"/>
+                <w:szCs w:val="19"/>
+              </w:rPr>
+              <w:t>sweetviz</w:t>
+            </w:r>
+            <w:proofErr w:type="spellEnd"/>
+            <w:r>
+              <w:rPr>
+                <w:sz w:val="19"/>
+                <w:szCs w:val="19"/>
+              </w:rPr>
+              <w:t xml:space="preserve"> avant/après</w:t>
             </w:r>
           </w:p>
         </w:tc>
@@ -7685,23 +8844,32 @@
             </w:tcMar>
           </w:tcPr>
           <w:p>
-            <w:r>
-              <w:rPr>
-                <w:sz w:val="19"/>
-                <w:szCs w:val="19"/>
-              </w:rPr>
-              <w:t>Rapport comparatif sweetviz</w:t>
-            </w:r>
+            <w:pPr>
+              <w:rPr>
+                <w:sz w:val="19"/>
+                <w:szCs w:val="19"/>
+              </w:rPr>
+            </w:pPr>
+            <w:r>
+              <w:rPr>
+                <w:sz w:val="19"/>
+                <w:szCs w:val="19"/>
+              </w:rPr>
+              <w:t xml:space="preserve">Rapport comparatif </w:t>
+            </w:r>
+            <w:proofErr w:type="spellStart"/>
+            <w:r>
+              <w:rPr>
+                <w:sz w:val="19"/>
+                <w:szCs w:val="19"/>
+              </w:rPr>
+              <w:t>sweetviz</w:t>
+            </w:r>
+            <w:proofErr w:type="spellEnd"/>
           </w:p>
         </w:tc>
       </w:tr>
       <w:tr>
-        <w:tblPrEx>
-          <w:tblCellMar>
-            <w:top w:w="0" w:type="dxa"/>
-            <w:bottom w:w="0" w:type="dxa"/>
-          </w:tblCellMar>
-        </w:tblPrEx>
         <w:tc>
           <w:tcPr>
             <w:tcW w:w="500" w:type="dxa"/>
@@ -7720,6 +8888,12 @@
             </w:tcMar>
           </w:tcPr>
           <w:p>
+            <w:pPr>
+              <w:rPr>
+                <w:sz w:val="19"/>
+                <w:szCs w:val="19"/>
+              </w:rPr>
+            </w:pPr>
             <w:r>
               <w:rPr>
                 <w:sz w:val="19"/>
@@ -7747,6 +8921,12 @@
             </w:tcMar>
           </w:tcPr>
           <w:p>
+            <w:pPr>
+              <w:rPr>
+                <w:sz w:val="19"/>
+                <w:szCs w:val="19"/>
+              </w:rPr>
+            </w:pPr>
             <w:r>
               <w:rPr>
                 <w:sz w:val="19"/>
@@ -7774,12 +8954,34 @@
             </w:tcMar>
           </w:tcPr>
           <w:p>
-            <w:r>
-              <w:rPr>
-                <w:sz w:val="19"/>
-                <w:szCs w:val="19"/>
-              </w:rPr>
-              <w:t>T10 + T11 — Préparation features + Isolation Forest</w:t>
+            <w:pPr>
+              <w:rPr>
+                <w:sz w:val="19"/>
+                <w:szCs w:val="19"/>
+              </w:rPr>
+            </w:pPr>
+            <w:r>
+              <w:rPr>
+                <w:sz w:val="19"/>
+                <w:szCs w:val="19"/>
+              </w:rPr>
+              <w:t xml:space="preserve">T10 + T11 — Préparation </w:t>
+            </w:r>
+            <w:proofErr w:type="spellStart"/>
+            <w:r>
+              <w:rPr>
+                <w:sz w:val="19"/>
+                <w:szCs w:val="19"/>
+              </w:rPr>
+              <w:t>features</w:t>
+            </w:r>
+            <w:proofErr w:type="spellEnd"/>
+            <w:r>
+              <w:rPr>
+                <w:sz w:val="19"/>
+                <w:szCs w:val="19"/>
+              </w:rPr>
+              <w:t xml:space="preserve"> + Isolation Forest</w:t>
             </w:r>
           </w:p>
         </w:tc>
@@ -7801,6 +9003,12 @@
             </w:tcMar>
           </w:tcPr>
           <w:p>
+            <w:pPr>
+              <w:rPr>
+                <w:sz w:val="19"/>
+                <w:szCs w:val="19"/>
+              </w:rPr>
+            </w:pPr>
             <w:r>
               <w:rPr>
                 <w:sz w:val="19"/>
@@ -7812,12 +9020,6 @@
         </w:tc>
       </w:tr>
       <w:tr>
-        <w:tblPrEx>
-          <w:tblCellMar>
-            <w:top w:w="0" w:type="dxa"/>
-            <w:bottom w:w="0" w:type="dxa"/>
-          </w:tblCellMar>
-        </w:tblPrEx>
         <w:tc>
           <w:tcPr>
             <w:tcW w:w="500" w:type="dxa"/>
@@ -7836,6 +9038,12 @@
             </w:tcMar>
           </w:tcPr>
           <w:p>
+            <w:pPr>
+              <w:rPr>
+                <w:sz w:val="19"/>
+                <w:szCs w:val="19"/>
+              </w:rPr>
+            </w:pPr>
             <w:r>
               <w:rPr>
                 <w:sz w:val="19"/>
@@ -7863,6 +9071,12 @@
             </w:tcMar>
           </w:tcPr>
           <w:p>
+            <w:pPr>
+              <w:rPr>
+                <w:sz w:val="19"/>
+                <w:szCs w:val="19"/>
+              </w:rPr>
+            </w:pPr>
             <w:r>
               <w:rPr>
                 <w:sz w:val="19"/>
@@ -7890,6 +9104,12 @@
             </w:tcMar>
           </w:tcPr>
           <w:p>
+            <w:pPr>
+              <w:rPr>
+                <w:sz w:val="19"/>
+                <w:szCs w:val="19"/>
+              </w:rPr>
+            </w:pPr>
             <w:r>
               <w:rPr>
                 <w:sz w:val="19"/>
@@ -7917,6 +9137,12 @@
             </w:tcMar>
           </w:tcPr>
           <w:p>
+            <w:pPr>
+              <w:rPr>
+                <w:sz w:val="19"/>
+                <w:szCs w:val="19"/>
+              </w:rPr>
+            </w:pPr>
             <w:r>
               <w:rPr>
                 <w:sz w:val="19"/>
@@ -7928,12 +9154,6 @@
         </w:tc>
       </w:tr>
       <w:tr>
-        <w:tblPrEx>
-          <w:tblCellMar>
-            <w:top w:w="0" w:type="dxa"/>
-            <w:bottom w:w="0" w:type="dxa"/>
-          </w:tblCellMar>
-        </w:tblPrEx>
         <w:tc>
           <w:tcPr>
             <w:tcW w:w="500" w:type="dxa"/>
@@ -7952,6 +9172,12 @@
             </w:tcMar>
           </w:tcPr>
           <w:p>
+            <w:pPr>
+              <w:rPr>
+                <w:sz w:val="19"/>
+                <w:szCs w:val="19"/>
+              </w:rPr>
+            </w:pPr>
             <w:r>
               <w:rPr>
                 <w:sz w:val="19"/>
@@ -7979,6 +9205,12 @@
             </w:tcMar>
           </w:tcPr>
           <w:p>
+            <w:pPr>
+              <w:rPr>
+                <w:sz w:val="19"/>
+                <w:szCs w:val="19"/>
+              </w:rPr>
+            </w:pPr>
             <w:r>
               <w:rPr>
                 <w:sz w:val="19"/>
@@ -8006,6 +9238,12 @@
             </w:tcMar>
           </w:tcPr>
           <w:p>
+            <w:pPr>
+              <w:rPr>
+                <w:sz w:val="19"/>
+                <w:szCs w:val="19"/>
+              </w:rPr>
+            </w:pPr>
             <w:r>
               <w:rPr>
                 <w:sz w:val="19"/>
@@ -8033,6 +9271,12 @@
             </w:tcMar>
           </w:tcPr>
           <w:p>
+            <w:pPr>
+              <w:rPr>
+                <w:sz w:val="19"/>
+                <w:szCs w:val="19"/>
+              </w:rPr>
+            </w:pPr>
             <w:r>
               <w:rPr>
                 <w:sz w:val="19"/>
@@ -8044,12 +9288,6 @@
         </w:tc>
       </w:tr>
       <w:tr>
-        <w:tblPrEx>
-          <w:tblCellMar>
-            <w:top w:w="0" w:type="dxa"/>
-            <w:bottom w:w="0" w:type="dxa"/>
-          </w:tblCellMar>
-        </w:tblPrEx>
         <w:tc>
           <w:tcPr>
             <w:tcW w:w="500" w:type="dxa"/>
@@ -8068,6 +9306,12 @@
             </w:tcMar>
           </w:tcPr>
           <w:p>
+            <w:pPr>
+              <w:rPr>
+                <w:sz w:val="19"/>
+                <w:szCs w:val="19"/>
+              </w:rPr>
+            </w:pPr>
             <w:r>
               <w:rPr>
                 <w:sz w:val="19"/>
@@ -8095,6 +9339,12 @@
             </w:tcMar>
           </w:tcPr>
           <w:p>
+            <w:pPr>
+              <w:rPr>
+                <w:sz w:val="19"/>
+                <w:szCs w:val="19"/>
+              </w:rPr>
+            </w:pPr>
             <w:r>
               <w:rPr>
                 <w:sz w:val="19"/>
@@ -8122,13 +9372,28 @@
             </w:tcMar>
           </w:tcPr>
           <w:p>
-            <w:r>
-              <w:rPr>
-                <w:sz w:val="19"/>
-                <w:szCs w:val="19"/>
-              </w:rPr>
-              <w:t>T14 — Structuration notebook + markdown</w:t>
-            </w:r>
+            <w:pPr>
+              <w:rPr>
+                <w:sz w:val="19"/>
+                <w:szCs w:val="19"/>
+              </w:rPr>
+            </w:pPr>
+            <w:r>
+              <w:rPr>
+                <w:sz w:val="19"/>
+                <w:szCs w:val="19"/>
+              </w:rPr>
+              <w:t xml:space="preserve">T14 — Structuration notebook + </w:t>
+            </w:r>
+            <w:proofErr w:type="spellStart"/>
+            <w:r>
+              <w:rPr>
+                <w:sz w:val="19"/>
+                <w:szCs w:val="19"/>
+              </w:rPr>
+              <w:t>markdown</w:t>
+            </w:r>
+            <w:proofErr w:type="spellEnd"/>
           </w:p>
         </w:tc>
         <w:tc>
@@ -8149,6 +9414,12 @@
             </w:tcMar>
           </w:tcPr>
           <w:p>
+            <w:pPr>
+              <w:rPr>
+                <w:sz w:val="19"/>
+                <w:szCs w:val="19"/>
+              </w:rPr>
+            </w:pPr>
             <w:r>
               <w:rPr>
                 <w:sz w:val="19"/>
@@ -8160,12 +9431,6 @@
         </w:tc>
       </w:tr>
       <w:tr>
-        <w:tblPrEx>
-          <w:tblCellMar>
-            <w:top w:w="0" w:type="dxa"/>
-            <w:bottom w:w="0" w:type="dxa"/>
-          </w:tblCellMar>
-        </w:tblPrEx>
         <w:tc>
           <w:tcPr>
             <w:tcW w:w="500" w:type="dxa"/>
@@ -8184,6 +9449,12 @@
             </w:tcMar>
           </w:tcPr>
           <w:p>
+            <w:pPr>
+              <w:rPr>
+                <w:sz w:val="19"/>
+                <w:szCs w:val="19"/>
+              </w:rPr>
+            </w:pPr>
             <w:r>
               <w:rPr>
                 <w:sz w:val="19"/>
@@ -8211,6 +9482,12 @@
             </w:tcMar>
           </w:tcPr>
           <w:p>
+            <w:pPr>
+              <w:rPr>
+                <w:sz w:val="19"/>
+                <w:szCs w:val="19"/>
+              </w:rPr>
+            </w:pPr>
             <w:r>
               <w:rPr>
                 <w:sz w:val="19"/>
@@ -8238,6 +9515,12 @@
             </w:tcMar>
           </w:tcPr>
           <w:p>
+            <w:pPr>
+              <w:rPr>
+                <w:sz w:val="19"/>
+                <w:szCs w:val="19"/>
+              </w:rPr>
+            </w:pPr>
             <w:r>
               <w:rPr>
                 <w:sz w:val="19"/>
@@ -8265,6 +9548,12 @@
             </w:tcMar>
           </w:tcPr>
           <w:p>
+            <w:pPr>
+              <w:rPr>
+                <w:sz w:val="19"/>
+                <w:szCs w:val="19"/>
+              </w:rPr>
+            </w:pPr>
             <w:r>
               <w:rPr>
                 <w:sz w:val="19"/>
@@ -8276,12 +9565,6 @@
         </w:tc>
       </w:tr>
       <w:tr>
-        <w:tblPrEx>
-          <w:tblCellMar>
-            <w:top w:w="0" w:type="dxa"/>
-            <w:bottom w:w="0" w:type="dxa"/>
-          </w:tblCellMar>
-        </w:tblPrEx>
         <w:tc>
           <w:tcPr>
             <w:tcW w:w="500" w:type="dxa"/>
@@ -8300,6 +9583,12 @@
             </w:tcMar>
           </w:tcPr>
           <w:p>
+            <w:pPr>
+              <w:rPr>
+                <w:sz w:val="19"/>
+                <w:szCs w:val="19"/>
+              </w:rPr>
+            </w:pPr>
             <w:r>
               <w:rPr>
                 <w:sz w:val="19"/>
@@ -8327,6 +9616,12 @@
             </w:tcMar>
           </w:tcPr>
           <w:p>
+            <w:pPr>
+              <w:rPr>
+                <w:sz w:val="19"/>
+                <w:szCs w:val="19"/>
+              </w:rPr>
+            </w:pPr>
             <w:r>
               <w:rPr>
                 <w:sz w:val="19"/>
@@ -8354,6 +9649,12 @@
             </w:tcMar>
           </w:tcPr>
           <w:p>
+            <w:pPr>
+              <w:rPr>
+                <w:sz w:val="19"/>
+                <w:szCs w:val="19"/>
+              </w:rPr>
+            </w:pPr>
             <w:r>
               <w:rPr>
                 <w:sz w:val="19"/>
@@ -8395,6 +9696,12 @@
             </w:tcMar>
           </w:tcPr>
           <w:p>
+            <w:pPr>
+              <w:rPr>
+                <w:sz w:val="19"/>
+                <w:szCs w:val="19"/>
+              </w:rPr>
+            </w:pPr>
             <w:r>
               <w:rPr>
                 <w:sz w:val="19"/>
@@ -8406,12 +9713,6 @@
         </w:tc>
       </w:tr>
       <w:tr>
-        <w:tblPrEx>
-          <w:tblCellMar>
-            <w:top w:w="0" w:type="dxa"/>
-            <w:bottom w:w="0" w:type="dxa"/>
-          </w:tblCellMar>
-        </w:tblPrEx>
         <w:tc>
           <w:tcPr>
             <w:tcW w:w="500" w:type="dxa"/>
@@ -8430,6 +9731,12 @@
             </w:tcMar>
           </w:tcPr>
           <w:p>
+            <w:pPr>
+              <w:rPr>
+                <w:sz w:val="19"/>
+                <w:szCs w:val="19"/>
+              </w:rPr>
+            </w:pPr>
             <w:r>
               <w:rPr>
                 <w:sz w:val="19"/>
@@ -8457,12 +9764,18 @@
             </w:tcMar>
           </w:tcPr>
           <w:p>
-            <w:r>
-              <w:rPr>
-                <w:sz w:val="19"/>
-                <w:szCs w:val="19"/>
-              </w:rPr>
-              <w:t>LOT 6</w:t>
+            <w:pPr>
+              <w:rPr>
+                <w:sz w:val="19"/>
+                <w:szCs w:val="19"/>
+              </w:rPr>
+            </w:pPr>
+            <w:r>
+              <w:rPr>
+                <w:sz w:val="19"/>
+                <w:szCs w:val="19"/>
+              </w:rPr>
+              <w:t>LOT 5</w:t>
             </w:r>
           </w:p>
         </w:tc>
@@ -8484,12 +9797,18 @@
             </w:tcMar>
           </w:tcPr>
           <w:p>
-            <w:r>
-              <w:rPr>
-                <w:sz w:val="19"/>
-                <w:szCs w:val="19"/>
-              </w:rPr>
-              <w:t>T18 + T19 — Export Excel + README</w:t>
+            <w:pPr>
+              <w:rPr>
+                <w:sz w:val="19"/>
+                <w:szCs w:val="19"/>
+              </w:rPr>
+            </w:pPr>
+            <w:r>
+              <w:rPr>
+                <w:sz w:val="19"/>
+                <w:szCs w:val="19"/>
+              </w:rPr>
+              <w:t>T18 — Export Excel final + README</w:t>
             </w:r>
           </w:p>
         </w:tc>
@@ -8511,23 +9830,23 @@
             </w:tcMar>
           </w:tcPr>
           <w:p>
-            <w:r>
-              <w:rPr>
-                <w:sz w:val="19"/>
-                <w:szCs w:val="19"/>
-              </w:rPr>
-              <w:t>Fichier Excel + README</w:t>
+            <w:pPr>
+              <w:rPr>
+                <w:sz w:val="19"/>
+                <w:szCs w:val="19"/>
+              </w:rPr>
+            </w:pPr>
+            <w:r>
+              <w:rPr>
+                <w:sz w:val="19"/>
+                <w:szCs w:val="19"/>
+              </w:rPr>
+              <w:t>Fichiers de livraison générés</w:t>
             </w:r>
           </w:p>
         </w:tc>
       </w:tr>
       <w:tr>
-        <w:tblPrEx>
-          <w:tblCellMar>
-            <w:top w:w="0" w:type="dxa"/>
-            <w:bottom w:w="0" w:type="dxa"/>
-          </w:tblCellMar>
-        </w:tblPrEx>
         <w:tc>
           <w:tcPr>
             <w:tcW w:w="500" w:type="dxa"/>
@@ -8546,11 +9865,18 @@
             </w:tcMar>
           </w:tcPr>
           <w:p>
-            <w:r>
-              <w:rPr>
-                <w:sz w:val="19"/>
-                <w:szCs w:val="19"/>
-              </w:rPr>
+            <w:pPr>
+              <w:rPr>
+                <w:sz w:val="19"/>
+                <w:szCs w:val="19"/>
+              </w:rPr>
+            </w:pPr>
+            <w:r>
+              <w:rPr>
+                <w:sz w:val="19"/>
+                <w:szCs w:val="19"/>
+              </w:rPr>
+              <w:lastRenderedPageBreak/>
               <w:t>J15</w:t>
             </w:r>
           </w:p>
@@ -8573,6 +9899,120 @@
             </w:tcMar>
           </w:tcPr>
           <w:p>
+            <w:pPr>
+              <w:rPr>
+                <w:sz w:val="19"/>
+                <w:szCs w:val="19"/>
+              </w:rPr>
+            </w:pPr>
+            <w:r>
+              <w:rPr>
+                <w:sz w:val="19"/>
+                <w:szCs w:val="19"/>
+              </w:rPr>
+              <w:t>LOT 5</w:t>
+            </w:r>
+          </w:p>
+        </w:tc>
+        <w:tc>
+          <w:tcPr>
+            <w:tcW w:w="3500" w:type="dxa"/>
+            <w:tcBorders>
+              <w:top w:val="single" w:sz="4" w:space="0" w:color="CCCCCC"/>
+              <w:left w:val="single" w:sz="4" w:space="0" w:color="CCCCCC"/>
+              <w:bottom w:val="single" w:sz="4" w:space="0" w:color="CCCCCC"/>
+              <w:right w:val="single" w:sz="4" w:space="0" w:color="CCCCCC"/>
+            </w:tcBorders>
+            <w:shd w:val="clear" w:color="auto" w:fill="FFFFFF"/>
+            <w:tcMar>
+              <w:top w:w="80" w:type="dxa"/>
+              <w:left w:w="120" w:type="dxa"/>
+              <w:bottom w:w="80" w:type="dxa"/>
+              <w:right w:w="120" w:type="dxa"/>
+            </w:tcMar>
+          </w:tcPr>
+          <w:p>
+            <w:pPr>
+              <w:rPr>
+                <w:sz w:val="19"/>
+                <w:szCs w:val="19"/>
+              </w:rPr>
+            </w:pPr>
+            <w:r>
+              <w:rPr>
+                <w:sz w:val="19"/>
+                <w:szCs w:val="19"/>
+              </w:rPr>
+              <w:t>T19 — Synthèse recruteur/client + préparation recette</w:t>
+            </w:r>
+          </w:p>
+        </w:tc>
+        <w:tc>
+          <w:tcPr>
+            <w:tcW w:w="4326" w:type="dxa"/>
+            <w:tcBorders>
+              <w:top w:val="single" w:sz="4" w:space="0" w:color="CCCCCC"/>
+              <w:left w:val="single" w:sz="4" w:space="0" w:color="CCCCCC"/>
+              <w:bottom w:val="single" w:sz="4" w:space="0" w:color="CCCCCC"/>
+              <w:right w:val="single" w:sz="4" w:space="0" w:color="CCCCCC"/>
+            </w:tcBorders>
+            <w:shd w:val="clear" w:color="auto" w:fill="FFFFFF"/>
+            <w:tcMar>
+              <w:top w:w="80" w:type="dxa"/>
+              <w:left w:w="120" w:type="dxa"/>
+              <w:bottom w:w="80" w:type="dxa"/>
+              <w:right w:w="120" w:type="dxa"/>
+            </w:tcMar>
+          </w:tcPr>
+          <w:p>
+            <w:pPr>
+              <w:rPr>
+                <w:sz w:val="19"/>
+                <w:szCs w:val="19"/>
+              </w:rPr>
+            </w:pPr>
+            <w:r>
+              <w:rPr>
+                <w:sz w:val="19"/>
+                <w:szCs w:val="19"/>
+              </w:rPr>
+              <w:t>Synthèse prête à valider</w:t>
+            </w:r>
+          </w:p>
+        </w:tc>
+      </w:tr>
+      <w:tr>
+        <w:tc>
+          <w:tcPr>
+            <w:tcW w:w="652" w:type="dxa"/>
+          </w:tcPr>
+          <w:p>
+            <w:pPr>
+              <w:rPr>
+                <w:sz w:val="19"/>
+                <w:szCs w:val="19"/>
+              </w:rPr>
+            </w:pPr>
+            <w:r>
+              <w:rPr>
+                <w:sz w:val="19"/>
+                <w:szCs w:val="19"/>
+              </w:rPr>
+              <w:t>J16</w:t>
+            </w:r>
+          </w:p>
+        </w:tc>
+        <w:tc>
+          <w:tcPr>
+            <w:tcW w:w="697" w:type="dxa"/>
+          </w:tcPr>
+          <w:p>
+            <w:pPr>
+              <w:rPr>
+                <w:sz w:val="19"/>
+                <w:szCs w:val="19"/>
+              </w:rPr>
+            </w:pPr>
             <w:r>
               <w:rPr>
                 <w:sz w:val="19"/>
@@ -8584,63 +10024,281 @@
         </w:tc>
         <w:tc>
           <w:tcPr>
-            <w:tcW w:w="3500" w:type="dxa"/>
-            <w:tcBorders>
-              <w:top w:val="single" w:sz="4" w:space="0" w:color="CCCCCC"/>
-              <w:left w:val="single" w:sz="4" w:space="0" w:color="CCCCCC"/>
-              <w:bottom w:val="single" w:sz="4" w:space="0" w:color="CCCCCC"/>
-              <w:right w:val="single" w:sz="4" w:space="0" w:color="CCCCCC"/>
-            </w:tcBorders>
-            <w:shd w:val="clear" w:color="auto" w:fill="FFFFFF"/>
-            <w:tcMar>
-              <w:top w:w="80" w:type="dxa"/>
-              <w:left w:w="120" w:type="dxa"/>
-              <w:bottom w:w="80" w:type="dxa"/>
-              <w:right w:w="120" w:type="dxa"/>
-            </w:tcMar>
-          </w:tcPr>
-          <w:p>
-            <w:r>
-              <w:rPr>
-                <w:sz w:val="19"/>
-                <w:szCs w:val="19"/>
-              </w:rPr>
-              <w:t>T20 — Synthèse +</w:t>
-            </w:r>
-            <w:r>
-              <w:rPr>
-                <w:sz w:val="19"/>
-                <w:szCs w:val="19"/>
-              </w:rPr>
-              <w:t xml:space="preserve"> </w:t>
-            </w:r>
-            <w:r>
-              <w:rPr>
-                <w:sz w:val="19"/>
-                <w:szCs w:val="19"/>
-              </w:rPr>
-              <w:t>Recette finale (Jalon 5)</w:t>
-            </w:r>
-          </w:p>
-        </w:tc>
-        <w:tc>
-          <w:tcPr>
-            <w:tcW w:w="4326" w:type="dxa"/>
-            <w:tcBorders>
-              <w:top w:val="single" w:sz="4" w:space="0" w:color="CCCCCC"/>
-              <w:left w:val="single" w:sz="4" w:space="0" w:color="CCCCCC"/>
-              <w:bottom w:val="single" w:sz="4" w:space="0" w:color="CCCCCC"/>
-              <w:right w:val="single" w:sz="4" w:space="0" w:color="CCCCCC"/>
-            </w:tcBorders>
-            <w:shd w:val="clear" w:color="auto" w:fill="FFFFFF"/>
-            <w:tcMar>
-              <w:top w:w="80" w:type="dxa"/>
-              <w:left w:w="120" w:type="dxa"/>
-              <w:bottom w:w="80" w:type="dxa"/>
-              <w:right w:w="120" w:type="dxa"/>
-            </w:tcMar>
-          </w:tcPr>
-          <w:p>
+            <w:tcW w:w="3441" w:type="dxa"/>
+          </w:tcPr>
+          <w:p>
+            <w:pPr>
+              <w:rPr>
+                <w:sz w:val="19"/>
+                <w:szCs w:val="19"/>
+              </w:rPr>
+            </w:pPr>
+            <w:r>
+              <w:rPr>
+                <w:sz w:val="19"/>
+                <w:szCs w:val="19"/>
+              </w:rPr>
+              <w:t>T20 — Tests de recette finale du notebook</w:t>
+            </w:r>
+          </w:p>
+        </w:tc>
+        <w:tc>
+          <w:tcPr>
+            <w:tcW w:w="4236" w:type="dxa"/>
+          </w:tcPr>
+          <w:p>
+            <w:pPr>
+              <w:rPr>
+                <w:sz w:val="19"/>
+                <w:szCs w:val="19"/>
+              </w:rPr>
+            </w:pPr>
+            <w:r>
+              <w:rPr>
+                <w:sz w:val="19"/>
+                <w:szCs w:val="19"/>
+              </w:rPr>
+              <w:t>Notebook relu sur un environnement vierge</w:t>
+            </w:r>
+          </w:p>
+        </w:tc>
+      </w:tr>
+      <w:tr>
+        <w:tc>
+          <w:tcPr>
+            <w:tcW w:w="652" w:type="dxa"/>
+          </w:tcPr>
+          <w:p>
+            <w:pPr>
+              <w:rPr>
+                <w:sz w:val="19"/>
+                <w:szCs w:val="19"/>
+              </w:rPr>
+            </w:pPr>
+            <w:r>
+              <w:rPr>
+                <w:sz w:val="19"/>
+                <w:szCs w:val="19"/>
+              </w:rPr>
+              <w:t>J17</w:t>
+            </w:r>
+          </w:p>
+        </w:tc>
+        <w:tc>
+          <w:tcPr>
+            <w:tcW w:w="697" w:type="dxa"/>
+          </w:tcPr>
+          <w:p>
+            <w:pPr>
+              <w:rPr>
+                <w:sz w:val="19"/>
+                <w:szCs w:val="19"/>
+              </w:rPr>
+            </w:pPr>
+            <w:r>
+              <w:rPr>
+                <w:sz w:val="19"/>
+                <w:szCs w:val="19"/>
+              </w:rPr>
+              <w:t>LOT 6</w:t>
+            </w:r>
+          </w:p>
+        </w:tc>
+        <w:tc>
+          <w:tcPr>
+            <w:tcW w:w="3441" w:type="dxa"/>
+          </w:tcPr>
+          <w:p>
+            <w:pPr>
+              <w:rPr>
+                <w:sz w:val="19"/>
+                <w:szCs w:val="19"/>
+              </w:rPr>
+            </w:pPr>
+            <w:r>
+              <w:rPr>
+                <w:sz w:val="19"/>
+                <w:szCs w:val="19"/>
+              </w:rPr>
+              <w:t>T21 — Tests de recette finale sur l'export Excel + corrections</w:t>
+            </w:r>
+          </w:p>
+        </w:tc>
+        <w:tc>
+          <w:tcPr>
+            <w:tcW w:w="4236" w:type="dxa"/>
+          </w:tcPr>
+          <w:p>
+            <w:pPr>
+              <w:rPr>
+                <w:sz w:val="19"/>
+                <w:szCs w:val="19"/>
+              </w:rPr>
+            </w:pPr>
+            <w:r>
+              <w:rPr>
+                <w:sz w:val="19"/>
+                <w:szCs w:val="19"/>
+              </w:rPr>
+              <w:t>Export validé ou points ouverts listés</w:t>
+            </w:r>
+          </w:p>
+        </w:tc>
+      </w:tr>
+      <w:tr>
+        <w:tc>
+          <w:tcPr>
+            <w:tcW w:w="652" w:type="dxa"/>
+          </w:tcPr>
+          <w:p>
+            <w:pPr>
+              <w:rPr>
+                <w:sz w:val="19"/>
+                <w:szCs w:val="19"/>
+              </w:rPr>
+            </w:pPr>
+            <w:r>
+              <w:rPr>
+                <w:sz w:val="19"/>
+                <w:szCs w:val="19"/>
+              </w:rPr>
+              <w:t>J18</w:t>
+            </w:r>
+          </w:p>
+        </w:tc>
+        <w:tc>
+          <w:tcPr>
+            <w:tcW w:w="697" w:type="dxa"/>
+          </w:tcPr>
+          <w:p>
+            <w:pPr>
+              <w:rPr>
+                <w:sz w:val="19"/>
+                <w:szCs w:val="19"/>
+              </w:rPr>
+            </w:pPr>
+            <w:r>
+              <w:rPr>
+                <w:sz w:val="19"/>
+                <w:szCs w:val="19"/>
+              </w:rPr>
+              <w:t>LOT 6</w:t>
+            </w:r>
+          </w:p>
+        </w:tc>
+        <w:tc>
+          <w:tcPr>
+            <w:tcW w:w="3441" w:type="dxa"/>
+          </w:tcPr>
+          <w:p>
+            <w:pPr>
+              <w:rPr>
+                <w:sz w:val="19"/>
+                <w:szCs w:val="19"/>
+              </w:rPr>
+            </w:pPr>
+            <w:r>
+              <w:rPr>
+                <w:sz w:val="19"/>
+                <w:szCs w:val="19"/>
+              </w:rPr>
+              <w:t>T22 — Corrections mineures et verrouillage v2.0</w:t>
+            </w:r>
+          </w:p>
+        </w:tc>
+        <w:tc>
+          <w:tcPr>
+            <w:tcW w:w="4236" w:type="dxa"/>
+          </w:tcPr>
+          <w:p>
+            <w:pPr>
+              <w:rPr>
+                <w:sz w:val="19"/>
+                <w:szCs w:val="19"/>
+              </w:rPr>
+            </w:pPr>
+            <w:r>
+              <w:rPr>
+                <w:sz w:val="19"/>
+                <w:szCs w:val="19"/>
+              </w:rPr>
+              <w:t>Version finale stabilisée</w:t>
+            </w:r>
+          </w:p>
+        </w:tc>
+      </w:tr>
+      <w:tr>
+        <w:tc>
+          <w:tcPr>
+            <w:tcW w:w="652" w:type="dxa"/>
+          </w:tcPr>
+          <w:p>
+            <w:pPr>
+              <w:rPr>
+                <w:sz w:val="19"/>
+                <w:szCs w:val="19"/>
+              </w:rPr>
+            </w:pPr>
+            <w:r>
+              <w:rPr>
+                <w:sz w:val="19"/>
+                <w:szCs w:val="19"/>
+              </w:rPr>
+              <w:t>J19</w:t>
+            </w:r>
+          </w:p>
+        </w:tc>
+        <w:tc>
+          <w:tcPr>
+            <w:tcW w:w="697" w:type="dxa"/>
+          </w:tcPr>
+          <w:p>
+            <w:pPr>
+              <w:rPr>
+                <w:sz w:val="19"/>
+                <w:szCs w:val="19"/>
+              </w:rPr>
+            </w:pPr>
+            <w:r>
+              <w:rPr>
+                <w:sz w:val="19"/>
+                <w:szCs w:val="19"/>
+              </w:rPr>
+              <w:t>LOT 6</w:t>
+            </w:r>
+          </w:p>
+        </w:tc>
+        <w:tc>
+          <w:tcPr>
+            <w:tcW w:w="3441" w:type="dxa"/>
+          </w:tcPr>
+          <w:p>
+            <w:pPr>
+              <w:rPr>
+                <w:sz w:val="19"/>
+                <w:szCs w:val="19"/>
+              </w:rPr>
+            </w:pPr>
+            <w:r>
+              <w:rPr>
+                <w:sz w:val="19"/>
+                <w:szCs w:val="19"/>
+              </w:rPr>
+              <w:t>Archivage et livraison finale (Jalon 5)</w:t>
+            </w:r>
+          </w:p>
+        </w:tc>
+        <w:tc>
+          <w:tcPr>
+            <w:tcW w:w="4236" w:type="dxa"/>
+          </w:tcPr>
+          <w:p>
+            <w:pPr>
+              <w:rPr>
+                <w:sz w:val="19"/>
+                <w:szCs w:val="19"/>
+              </w:rPr>
+            </w:pPr>
             <w:r>
               <w:rPr>
                 <w:sz w:val="19"/>
@@ -8654,12 +10312,22 @@
     </w:tbl>
     <w:p>
       <w:pPr>
-        <w:spacing w:after="120"/>
+        <w:pStyle w:val="Titre2"/>
+        <w:shd w:val="clear" w:color="auto" w:fill="33A5B6"/>
+        <w:rPr>
+          <w:color w:val="FFFFFF"/>
+        </w:rPr>
       </w:pPr>
+      <w:r>
+        <w:rPr>
+          <w:color w:val="FFFFFF"/>
+        </w:rPr>
+        <w:t>4.3 Phase de tests &amp; corrections</w:t>
+      </w:r>
     </w:p>
     <w:p>
       <w:r>
-        <w:br w:type="page"/>
+        <w:t>Une marge de sécurité est conservée en fin de planning pour relancer les validations, corriger les écarts détectés et refaire une recette complète avant livraison.</w:t>
       </w:r>
     </w:p>
     <w:p>
@@ -8671,7 +10339,6 @@
         <w:rPr>
           <w:color w:val="FFFFFF"/>
         </w:rPr>
-        <w:lastRenderedPageBreak/>
         <w:t>5. Points de contrôle &amp; versioning</w:t>
       </w:r>
     </w:p>
@@ -8710,22 +10377,16 @@
         <w:tblLook w:val="04A0" w:firstRow="1" w:lastRow="0" w:firstColumn="1" w:lastColumn="0" w:noHBand="0" w:noVBand="1"/>
       </w:tblPr>
       <w:tblGrid>
-        <w:gridCol w:w="1101"/>
-        <w:gridCol w:w="786"/>
-        <w:gridCol w:w="3224"/>
-        <w:gridCol w:w="1488"/>
-        <w:gridCol w:w="2427"/>
+        <w:gridCol w:w="1316"/>
+        <w:gridCol w:w="770"/>
+        <w:gridCol w:w="3088"/>
+        <w:gridCol w:w="1476"/>
+        <w:gridCol w:w="2376"/>
       </w:tblGrid>
       <w:tr>
-        <w:tblPrEx>
-          <w:tblCellMar>
-            <w:top w:w="0" w:type="dxa"/>
-            <w:bottom w:w="0" w:type="dxa"/>
-          </w:tblCellMar>
-        </w:tblPrEx>
-        <w:tc>
-          <w:tcPr>
-            <w:tcW w:w="800" w:type="dxa"/>
+        <w:tc>
+          <w:tcPr>
+            <w:tcW w:w="1316" w:type="dxa"/>
             <w:tcBorders>
               <w:top w:val="single" w:sz="4" w:space="0" w:color="33A5B6"/>
               <w:left w:val="single" w:sz="4" w:space="0" w:color="33A5B6"/>
@@ -8755,7 +10416,7 @@
         </w:tc>
         <w:tc>
           <w:tcPr>
-            <w:tcW w:w="800" w:type="dxa"/>
+            <w:tcW w:w="770" w:type="dxa"/>
             <w:tcBorders>
               <w:top w:val="single" w:sz="4" w:space="0" w:color="33A5B6"/>
               <w:left w:val="single" w:sz="4" w:space="0" w:color="33A5B6"/>
@@ -8785,7 +10446,7 @@
         </w:tc>
         <w:tc>
           <w:tcPr>
-            <w:tcW w:w="3400" w:type="dxa"/>
+            <w:tcW w:w="3088" w:type="dxa"/>
             <w:tcBorders>
               <w:top w:val="single" w:sz="4" w:space="0" w:color="33A5B6"/>
               <w:left w:val="single" w:sz="4" w:space="0" w:color="33A5B6"/>
@@ -8815,7 +10476,7 @@
         </w:tc>
         <w:tc>
           <w:tcPr>
-            <w:tcW w:w="1500" w:type="dxa"/>
+            <w:tcW w:w="1476" w:type="dxa"/>
             <w:tcBorders>
               <w:top w:val="single" w:sz="4" w:space="0" w:color="33A5B6"/>
               <w:left w:val="single" w:sz="4" w:space="0" w:color="33A5B6"/>
@@ -8845,7 +10506,7 @@
         </w:tc>
         <w:tc>
           <w:tcPr>
-            <w:tcW w:w="2526" w:type="dxa"/>
+            <w:tcW w:w="2376" w:type="dxa"/>
             <w:tcBorders>
               <w:top w:val="single" w:sz="4" w:space="0" w:color="33A5B6"/>
               <w:left w:val="single" w:sz="4" w:space="0" w:color="33A5B6"/>
@@ -8875,15 +10536,9 @@
         </w:tc>
       </w:tr>
       <w:tr>
-        <w:tblPrEx>
-          <w:tblCellMar>
-            <w:top w:w="0" w:type="dxa"/>
-            <w:bottom w:w="0" w:type="dxa"/>
-          </w:tblCellMar>
-        </w:tblPrEx>
-        <w:tc>
-          <w:tcPr>
-            <w:tcW w:w="800" w:type="dxa"/>
+        <w:tc>
+          <w:tcPr>
+            <w:tcW w:w="1316" w:type="dxa"/>
             <w:tcBorders>
               <w:top w:val="single" w:sz="4" w:space="0" w:color="CCCCCC"/>
               <w:left w:val="single" w:sz="4" w:space="0" w:color="CCCCCC"/>
@@ -8900,19 +10555,13 @@
           </w:tcPr>
           <w:p>
             <w:r>
-              <w:rPr>
-                <w:b/>
-                <w:bCs/>
-                <w:sz w:val="18"/>
-                <w:szCs w:val="18"/>
-              </w:rPr>
               <w:t>J5 — Point qualité data</w:t>
             </w:r>
           </w:p>
         </w:tc>
         <w:tc>
           <w:tcPr>
-            <w:tcW w:w="800" w:type="dxa"/>
+            <w:tcW w:w="770" w:type="dxa"/>
             <w:tcBorders>
               <w:top w:val="single" w:sz="4" w:space="0" w:color="CCCCCC"/>
               <w:left w:val="single" w:sz="4" w:space="0" w:color="CCCCCC"/>
@@ -8929,17 +10578,13 @@
           </w:tcPr>
           <w:p>
             <w:r>
-              <w:rPr>
-                <w:sz w:val="18"/>
-                <w:szCs w:val="18"/>
-              </w:rPr>
               <w:t>Fin S1</w:t>
             </w:r>
           </w:p>
         </w:tc>
         <w:tc>
           <w:tcPr>
-            <w:tcW w:w="3400" w:type="dxa"/>
+            <w:tcW w:w="3088" w:type="dxa"/>
             <w:tcBorders>
               <w:top w:val="single" w:sz="4" w:space="0" w:color="CCCCCC"/>
               <w:left w:val="single" w:sz="4" w:space="0" w:color="CCCCCC"/>
@@ -8956,17 +10601,13 @@
           </w:tcPr>
           <w:p>
             <w:r>
-              <w:rPr>
-                <w:sz w:val="18"/>
-                <w:szCs w:val="18"/>
-              </w:rPr>
               <w:t>Pandera passe sans erreur bloquante sur les 8 règles définies</w:t>
             </w:r>
           </w:p>
         </w:tc>
         <w:tc>
           <w:tcPr>
-            <w:tcW w:w="1500" w:type="dxa"/>
+            <w:tcW w:w="1476" w:type="dxa"/>
             <w:tcBorders>
               <w:top w:val="single" w:sz="4" w:space="0" w:color="CCCCCC"/>
               <w:left w:val="single" w:sz="4" w:space="0" w:color="CCCCCC"/>
@@ -8983,17 +10624,13 @@
           </w:tcPr>
           <w:p>
             <w:r>
-              <w:rPr>
-                <w:sz w:val="18"/>
-                <w:szCs w:val="18"/>
-              </w:rPr>
               <w:t>Analyste data</w:t>
             </w:r>
           </w:p>
         </w:tc>
         <w:tc>
           <w:tcPr>
-            <w:tcW w:w="2526" w:type="dxa"/>
+            <w:tcW w:w="2376" w:type="dxa"/>
             <w:tcBorders>
               <w:top w:val="single" w:sz="4" w:space="0" w:color="CCCCCC"/>
               <w:left w:val="single" w:sz="4" w:space="0" w:color="CCCCCC"/>
@@ -9010,25 +10647,15 @@
           </w:tcPr>
           <w:p>
             <w:r>
-              <w:rPr>
-                <w:sz w:val="18"/>
-                <w:szCs w:val="18"/>
-              </w:rPr>
-              <w:t>Corriger les données sources avant de continuer</w:t>
+              <w:t>Corriger les données sources, puis refaire une validation complète avant de continuer</w:t>
             </w:r>
           </w:p>
         </w:tc>
       </w:tr>
       <w:tr>
-        <w:tblPrEx>
-          <w:tblCellMar>
-            <w:top w:w="0" w:type="dxa"/>
-            <w:bottom w:w="0" w:type="dxa"/>
-          </w:tblCellMar>
-        </w:tblPrEx>
-        <w:tc>
-          <w:tcPr>
-            <w:tcW w:w="800" w:type="dxa"/>
+        <w:tc>
+          <w:tcPr>
+            <w:tcW w:w="1316" w:type="dxa"/>
             <w:tcBorders>
               <w:top w:val="single" w:sz="4" w:space="0" w:color="CCCCCC"/>
               <w:left w:val="single" w:sz="4" w:space="0" w:color="CCCCCC"/>
@@ -9045,19 +10672,13 @@
           </w:tcPr>
           <w:p>
             <w:r>
-              <w:rPr>
-                <w:b/>
-                <w:bCs/>
-                <w:sz w:val="18"/>
-                <w:szCs w:val="18"/>
-              </w:rPr>
               <w:t>J8 — Revue EDA</w:t>
             </w:r>
           </w:p>
         </w:tc>
         <w:tc>
           <w:tcPr>
-            <w:tcW w:w="800" w:type="dxa"/>
+            <w:tcW w:w="770" w:type="dxa"/>
             <w:tcBorders>
               <w:top w:val="single" w:sz="4" w:space="0" w:color="CCCCCC"/>
               <w:left w:val="single" w:sz="4" w:space="0" w:color="CCCCCC"/>
@@ -9074,17 +10695,13 @@
           </w:tcPr>
           <w:p>
             <w:r>
-              <w:rPr>
-                <w:sz w:val="18"/>
-                <w:szCs w:val="18"/>
-              </w:rPr>
               <w:t>Mi S2</w:t>
             </w:r>
           </w:p>
         </w:tc>
         <w:tc>
           <w:tcPr>
-            <w:tcW w:w="3400" w:type="dxa"/>
+            <w:tcW w:w="3088" w:type="dxa"/>
             <w:tcBorders>
               <w:top w:val="single" w:sz="4" w:space="0" w:color="CCCCCC"/>
               <w:left w:val="single" w:sz="4" w:space="0" w:color="CCCCCC"/>
@@ -9101,17 +10718,13 @@
           </w:tcPr>
           <w:p>
             <w:r>
-              <w:rPr>
-                <w:sz w:val="18"/>
-                <w:szCs w:val="18"/>
-              </w:rPr>
               <w:t>Rapport ydata-profiling généré, alertes analysées et documentées</w:t>
             </w:r>
           </w:p>
         </w:tc>
         <w:tc>
           <w:tcPr>
-            <w:tcW w:w="1500" w:type="dxa"/>
+            <w:tcW w:w="1476" w:type="dxa"/>
             <w:tcBorders>
               <w:top w:val="single" w:sz="4" w:space="0" w:color="CCCCCC"/>
               <w:left w:val="single" w:sz="4" w:space="0" w:color="CCCCCC"/>
@@ -9128,17 +10741,13 @@
           </w:tcPr>
           <w:p>
             <w:r>
-              <w:rPr>
-                <w:sz w:val="18"/>
-                <w:szCs w:val="18"/>
-              </w:rPr>
               <w:t>Analyste data</w:t>
             </w:r>
           </w:p>
         </w:tc>
         <w:tc>
           <w:tcPr>
-            <w:tcW w:w="2526" w:type="dxa"/>
+            <w:tcW w:w="2376" w:type="dxa"/>
             <w:tcBorders>
               <w:top w:val="single" w:sz="4" w:space="0" w:color="CCCCCC"/>
               <w:left w:val="single" w:sz="4" w:space="0" w:color="CCCCCC"/>
@@ -9155,25 +10764,15 @@
           </w:tcPr>
           <w:p>
             <w:r>
-              <w:rPr>
-                <w:sz w:val="18"/>
-                <w:szCs w:val="18"/>
-              </w:rPr>
-              <w:t>Relancer avec minimal=True si timeout</w:t>
+              <w:t>Relancer avec minimal=True si timeout, puis documenter les écarts</w:t>
             </w:r>
           </w:p>
         </w:tc>
       </w:tr>
       <w:tr>
-        <w:tblPrEx>
-          <w:tblCellMar>
-            <w:top w:w="0" w:type="dxa"/>
-            <w:bottom w:w="0" w:type="dxa"/>
-          </w:tblCellMar>
-        </w:tblPrEx>
-        <w:tc>
-          <w:tcPr>
-            <w:tcW w:w="800" w:type="dxa"/>
+        <w:tc>
+          <w:tcPr>
+            <w:tcW w:w="1316" w:type="dxa"/>
             <w:tcBorders>
               <w:top w:val="single" w:sz="4" w:space="0" w:color="CCCCCC"/>
               <w:left w:val="single" w:sz="4" w:space="0" w:color="CCCCCC"/>
@@ -9190,19 +10789,13 @@
           </w:tcPr>
           <w:p>
             <w:r>
-              <w:rPr>
-                <w:b/>
-                <w:bCs/>
-                <w:sz w:val="18"/>
-                <w:szCs w:val="18"/>
-              </w:rPr>
               <w:t>J10 — Validation ML</w:t>
             </w:r>
           </w:p>
         </w:tc>
         <w:tc>
           <w:tcPr>
-            <w:tcW w:w="800" w:type="dxa"/>
+            <w:tcW w:w="770" w:type="dxa"/>
             <w:tcBorders>
               <w:top w:val="single" w:sz="4" w:space="0" w:color="CCCCCC"/>
               <w:left w:val="single" w:sz="4" w:space="0" w:color="CCCCCC"/>
@@ -9219,17 +10812,13 @@
           </w:tcPr>
           <w:p>
             <w:r>
-              <w:rPr>
-                <w:sz w:val="18"/>
-                <w:szCs w:val="18"/>
-              </w:rPr>
               <w:t>Fin S2</w:t>
             </w:r>
           </w:p>
         </w:tc>
         <w:tc>
           <w:tcPr>
-            <w:tcW w:w="3400" w:type="dxa"/>
+            <w:tcW w:w="3088" w:type="dxa"/>
             <w:tcBorders>
               <w:top w:val="single" w:sz="4" w:space="0" w:color="CCCCCC"/>
               <w:left w:val="single" w:sz="4" w:space="0" w:color="CCCCCC"/>
@@ -9246,17 +10835,13 @@
           </w:tcPr>
           <w:p>
             <w:r>
-              <w:rPr>
-                <w:sz w:val="18"/>
-                <w:szCs w:val="18"/>
-              </w:rPr>
               <w:t>Isolation Forest cohérent avec Z-score sur &gt;= 80% des anomalies</w:t>
             </w:r>
           </w:p>
         </w:tc>
         <w:tc>
           <w:tcPr>
-            <w:tcW w:w="1500" w:type="dxa"/>
+            <w:tcW w:w="1476" w:type="dxa"/>
             <w:tcBorders>
               <w:top w:val="single" w:sz="4" w:space="0" w:color="CCCCCC"/>
               <w:left w:val="single" w:sz="4" w:space="0" w:color="CCCCCC"/>
@@ -9273,17 +10858,13 @@
           </w:tcPr>
           <w:p>
             <w:r>
-              <w:rPr>
-                <w:sz w:val="18"/>
-                <w:szCs w:val="18"/>
-              </w:rPr>
               <w:t>Analyste data</w:t>
             </w:r>
           </w:p>
         </w:tc>
         <w:tc>
           <w:tcPr>
-            <w:tcW w:w="2526" w:type="dxa"/>
+            <w:tcW w:w="2376" w:type="dxa"/>
             <w:tcBorders>
               <w:top w:val="single" w:sz="4" w:space="0" w:color="CCCCCC"/>
               <w:left w:val="single" w:sz="4" w:space="0" w:color="CCCCCC"/>
@@ -9300,25 +10881,15 @@
           </w:tcPr>
           <w:p>
             <w:r>
-              <w:rPr>
-                <w:sz w:val="18"/>
-                <w:szCs w:val="18"/>
-              </w:rPr>
-              <w:t>Ajuster contamination ou vérifier la normalisation</w:t>
+              <w:t>Ajuster contamination, vérifier la normalisation, puis re-tester</w:t>
             </w:r>
           </w:p>
         </w:tc>
       </w:tr>
       <w:tr>
-        <w:tblPrEx>
-          <w:tblCellMar>
-            <w:top w:w="0" w:type="dxa"/>
-            <w:bottom w:w="0" w:type="dxa"/>
-          </w:tblCellMar>
-        </w:tblPrEx>
-        <w:tc>
-          <w:tcPr>
-            <w:tcW w:w="800" w:type="dxa"/>
+        <w:tc>
+          <w:tcPr>
+            <w:tcW w:w="1316" w:type="dxa"/>
             <w:tcBorders>
               <w:top w:val="single" w:sz="4" w:space="0" w:color="CCCCCC"/>
               <w:left w:val="single" w:sz="4" w:space="0" w:color="CCCCCC"/>
@@ -9335,19 +10906,13 @@
           </w:tcPr>
           <w:p>
             <w:r>
-              <w:rPr>
-                <w:b/>
-                <w:bCs/>
-                <w:sz w:val="18"/>
-                <w:szCs w:val="18"/>
-              </w:rPr>
               <w:t>J13 — Revue notebook</w:t>
             </w:r>
           </w:p>
         </w:tc>
         <w:tc>
           <w:tcPr>
-            <w:tcW w:w="800" w:type="dxa"/>
+            <w:tcW w:w="770" w:type="dxa"/>
             <w:tcBorders>
               <w:top w:val="single" w:sz="4" w:space="0" w:color="CCCCCC"/>
               <w:left w:val="single" w:sz="4" w:space="0" w:color="CCCCCC"/>
@@ -9364,17 +10929,13 @@
           </w:tcPr>
           <w:p>
             <w:r>
-              <w:rPr>
-                <w:sz w:val="18"/>
-                <w:szCs w:val="18"/>
-              </w:rPr>
               <w:t>Mi S3</w:t>
             </w:r>
           </w:p>
         </w:tc>
         <w:tc>
           <w:tcPr>
-            <w:tcW w:w="3400" w:type="dxa"/>
+            <w:tcW w:w="3088" w:type="dxa"/>
             <w:tcBorders>
               <w:top w:val="single" w:sz="4" w:space="0" w:color="CCCCCC"/>
               <w:left w:val="single" w:sz="4" w:space="0" w:color="CCCCCC"/>
@@ -9391,17 +10952,13 @@
           </w:tcPr>
           <w:p>
             <w:r>
-              <w:rPr>
-                <w:sz w:val="18"/>
-                <w:szCs w:val="18"/>
-              </w:rPr>
               <w:t>Notebook relu par un pair, sections markdown claires, code commenté</w:t>
             </w:r>
           </w:p>
         </w:tc>
         <w:tc>
           <w:tcPr>
-            <w:tcW w:w="1500" w:type="dxa"/>
+            <w:tcW w:w="1476" w:type="dxa"/>
             <w:tcBorders>
               <w:top w:val="single" w:sz="4" w:space="0" w:color="CCCCCC"/>
               <w:left w:val="single" w:sz="4" w:space="0" w:color="CCCCCC"/>
@@ -9418,17 +10975,13 @@
           </w:tcPr>
           <w:p>
             <w:r>
-              <w:rPr>
-                <w:sz w:val="18"/>
-                <w:szCs w:val="18"/>
-              </w:rPr>
               <w:t>Pair / formateur</w:t>
             </w:r>
           </w:p>
         </w:tc>
         <w:tc>
           <w:tcPr>
-            <w:tcW w:w="2526" w:type="dxa"/>
+            <w:tcW w:w="2376" w:type="dxa"/>
             <w:tcBorders>
               <w:top w:val="single" w:sz="4" w:space="0" w:color="CCCCCC"/>
               <w:left w:val="single" w:sz="4" w:space="0" w:color="CCCCCC"/>
@@ -9445,25 +10998,15 @@
           </w:tcPr>
           <w:p>
             <w:r>
-              <w:rPr>
-                <w:sz w:val="18"/>
-                <w:szCs w:val="18"/>
-              </w:rPr>
-              <w:t>Compléter la narration avant export final</w:t>
+              <w:t>Compléter la narration, corriger les points remontés, puis relecture</w:t>
             </w:r>
           </w:p>
         </w:tc>
       </w:tr>
       <w:tr>
-        <w:tblPrEx>
-          <w:tblCellMar>
-            <w:top w:w="0" w:type="dxa"/>
-            <w:bottom w:w="0" w:type="dxa"/>
-          </w:tblCellMar>
-        </w:tblPrEx>
-        <w:tc>
-          <w:tcPr>
-            <w:tcW w:w="800" w:type="dxa"/>
+        <w:tc>
+          <w:tcPr>
+            <w:tcW w:w="1316" w:type="dxa"/>
             <w:tcBorders>
               <w:top w:val="single" w:sz="4" w:space="0" w:color="CCCCCC"/>
               <w:left w:val="single" w:sz="4" w:space="0" w:color="CCCCCC"/>
@@ -9480,19 +11023,13 @@
           </w:tcPr>
           <w:p>
             <w:r>
-              <w:rPr>
-                <w:b/>
-                <w:bCs/>
-                <w:sz w:val="18"/>
-                <w:szCs w:val="18"/>
-              </w:rPr>
-              <w:t>J15 — Recette finale</w:t>
-            </w:r>
-          </w:p>
-        </w:tc>
-        <w:tc>
-          <w:tcPr>
-            <w:tcW w:w="800" w:type="dxa"/>
+              <w:t>J17 — Tests &amp; corrections</w:t>
+            </w:r>
+          </w:p>
+        </w:tc>
+        <w:tc>
+          <w:tcPr>
+            <w:tcW w:w="770" w:type="dxa"/>
             <w:tcBorders>
               <w:top w:val="single" w:sz="4" w:space="0" w:color="CCCCCC"/>
               <w:left w:val="single" w:sz="4" w:space="0" w:color="CCCCCC"/>
@@ -9509,17 +11046,13 @@
           </w:tcPr>
           <w:p>
             <w:r>
-              <w:rPr>
-                <w:sz w:val="18"/>
-                <w:szCs w:val="18"/>
-              </w:rPr>
               <w:t>Fin S3</w:t>
             </w:r>
           </w:p>
         </w:tc>
         <w:tc>
           <w:tcPr>
-            <w:tcW w:w="3400" w:type="dxa"/>
+            <w:tcW w:w="3088" w:type="dxa"/>
             <w:tcBorders>
               <w:top w:val="single" w:sz="4" w:space="0" w:color="CCCCCC"/>
               <w:left w:val="single" w:sz="4" w:space="0" w:color="CCCCCC"/>
@@ -9536,17 +11069,13 @@
           </w:tcPr>
           <w:p>
             <w:r>
-              <w:rPr>
-                <w:sz w:val="18"/>
-                <w:szCs w:val="18"/>
-              </w:rPr>
-              <w:t>Tous les critères d'acceptation du CDC cochés, export Excel OK</w:t>
-            </w:r>
-          </w:p>
-        </w:tc>
-        <w:tc>
-          <w:tcPr>
-            <w:tcW w:w="1500" w:type="dxa"/>
+              <w:t>Les tests de non-régression passent et les corrections intermédiaires sont intégrées</w:t>
+            </w:r>
+          </w:p>
+        </w:tc>
+        <w:tc>
+          <w:tcPr>
+            <w:tcW w:w="1476" w:type="dxa"/>
             <w:tcBorders>
               <w:top w:val="single" w:sz="4" w:space="0" w:color="CCCCCC"/>
               <w:left w:val="single" w:sz="4" w:space="0" w:color="CCCCCC"/>
@@ -9563,17 +11092,13 @@
           </w:tcPr>
           <w:p>
             <w:r>
-              <w:rPr>
-                <w:sz w:val="18"/>
-                <w:szCs w:val="18"/>
-              </w:rPr>
               <w:t>Analyste data</w:t>
             </w:r>
           </w:p>
         </w:tc>
         <w:tc>
           <w:tcPr>
-            <w:tcW w:w="2526" w:type="dxa"/>
+            <w:tcW w:w="2376" w:type="dxa"/>
             <w:tcBorders>
               <w:top w:val="single" w:sz="4" w:space="0" w:color="CCCCCC"/>
               <w:left w:val="single" w:sz="4" w:space="0" w:color="CCCCCC"/>
@@ -9590,16 +11115,79 @@
           </w:tcPr>
           <w:p>
             <w:r>
-              <w:rPr>
-                <w:sz w:val="18"/>
-                <w:szCs w:val="18"/>
-              </w:rPr>
-              <w:t>Arbitrage : livrer avec note de réserve documentée</w:t>
+              <w:t>Corriger les écarts détectés, puis relancer les tests</w:t>
+            </w:r>
+          </w:p>
+        </w:tc>
+      </w:tr>
+      <w:tr>
+        <w:tc>
+          <w:tcPr>
+            <w:tcW w:w="1316" w:type="dxa"/>
+          </w:tcPr>
+          <w:p>
+            <w:r>
+              <w:t>J19 — Recette finale</w:t>
+            </w:r>
+          </w:p>
+        </w:tc>
+        <w:tc>
+          <w:tcPr>
+            <w:tcW w:w="770" w:type="dxa"/>
+          </w:tcPr>
+          <w:p>
+            <w:r>
+              <w:t>Fin S4</w:t>
+            </w:r>
+          </w:p>
+        </w:tc>
+        <w:tc>
+          <w:tcPr>
+            <w:tcW w:w="3088" w:type="dxa"/>
+          </w:tcPr>
+          <w:p>
+            <w:r>
+              <w:t>Tous les critères d'acceptation du CDC cochés, export Excel et notebook validés</w:t>
+            </w:r>
+          </w:p>
+        </w:tc>
+        <w:tc>
+          <w:tcPr>
+            <w:tcW w:w="1476" w:type="dxa"/>
+          </w:tcPr>
+          <w:p>
+            <w:r>
+              <w:t>Analyste data</w:t>
+            </w:r>
+          </w:p>
+        </w:tc>
+        <w:tc>
+          <w:tcPr>
+            <w:tcW w:w="2376" w:type="dxa"/>
+          </w:tcPr>
+          <w:p>
+            <w:r>
+              <w:t>Corriger les derniers points ou livrer avec une réserve documentée</w:t>
             </w:r>
           </w:p>
         </w:tc>
       </w:tr>
     </w:tbl>
+    <w:p>
+      <w:pPr>
+        <w:spacing w:after="120"/>
+      </w:pPr>
+    </w:p>
+    <w:p>
+      <w:pPr>
+        <w:spacing w:after="120"/>
+      </w:pPr>
+    </w:p>
+    <w:p>
+      <w:pPr>
+        <w:spacing w:after="120"/>
+      </w:pPr>
+    </w:p>
     <w:p>
       <w:pPr>
         <w:spacing w:after="120"/>
@@ -9614,6 +11202,7 @@
         <w:rPr>
           <w:color w:val="FFFFFF"/>
         </w:rPr>
+        <w:lastRenderedPageBreak/>
         <w:t>5.2 Stratégie de versioning</w:t>
       </w:r>
     </w:p>
@@ -9638,12 +11227,6 @@
         <w:gridCol w:w="9026"/>
       </w:tblGrid>
       <w:tr>
-        <w:tblPrEx>
-          <w:tblCellMar>
-            <w:top w:w="0" w:type="dxa"/>
-            <w:bottom w:w="0" w:type="dxa"/>
-          </w:tblCellMar>
-        </w:tblPrEx>
         <w:tc>
           <w:tcPr>
             <w:tcW w:w="9026" w:type="dxa"/>
@@ -9662,18 +11245,44 @@
             </w:tcMar>
           </w:tcPr>
           <w:p>
+            <w:proofErr w:type="gramStart"/>
             <w:r>
               <w:rPr>
                 <w:b/>
                 <w:bCs/>
                 <w:color w:val="7C3AED"/>
               </w:rPr>
-              <w:t>🔄  Versioning du notebook</w:t>
-            </w:r>
-          </w:p>
-          <w:p>
-            <w:r>
-              <w:t>Nommage des versions : notebook_bottleneck_v1.0.ipynb (P6 d'origine) → v1.1 (audit data) → v1.2 (Pandera) → v1.3 (EDA) → v1.4 (ML) → v2.0 (version finale documentée).</w:t>
+              <w:t>🔄  Versioning</w:t>
+            </w:r>
+            <w:proofErr w:type="gramEnd"/>
+            <w:r>
+              <w:rPr>
+                <w:b/>
+                <w:bCs/>
+                <w:color w:val="7C3AED"/>
+              </w:rPr>
+              <w:t xml:space="preserve"> du notebook</w:t>
+            </w:r>
+          </w:p>
+          <w:p>
+            <w:r>
+              <w:t>Nommage des versions : notebook_bottleneck_v1.</w:t>
+            </w:r>
+            <w:proofErr w:type="gramStart"/>
+            <w:r>
+              <w:t>0.ipynb</w:t>
+            </w:r>
+            <w:proofErr w:type="gramEnd"/>
+            <w:r>
+              <w:t xml:space="preserve"> (P6 d'origine) → v1.1 (audit data) → v1.2 (</w:t>
+            </w:r>
+            <w:proofErr w:type="spellStart"/>
+            <w:r>
+              <w:t>Pandera</w:t>
+            </w:r>
+            <w:proofErr w:type="spellEnd"/>
+            <w:r>
+              <w:t>) → v1.3 (EDA) → v1.4 (ML) → v2.0 (version finale documentée).</w:t>
             </w:r>
           </w:p>
           <w:p>
@@ -9718,12 +11327,6 @@
         <w:gridCol w:w="3026"/>
       </w:tblGrid>
       <w:tr>
-        <w:tblPrEx>
-          <w:tblCellMar>
-            <w:top w:w="0" w:type="dxa"/>
-            <w:bottom w:w="0" w:type="dxa"/>
-          </w:tblCellMar>
-        </w:tblPrEx>
         <w:tc>
           <w:tcPr>
             <w:tcW w:w="1000" w:type="dxa"/>
@@ -9846,12 +11449,6 @@
         </w:tc>
       </w:tr>
       <w:tr>
-        <w:tblPrEx>
-          <w:tblCellMar>
-            <w:top w:w="0" w:type="dxa"/>
-            <w:bottom w:w="0" w:type="dxa"/>
-          </w:tblCellMar>
-        </w:tblPrEx>
         <w:tc>
           <w:tcPr>
             <w:tcW w:w="1000" w:type="dxa"/>
@@ -9870,12 +11467,21 @@
             </w:tcMar>
           </w:tcPr>
           <w:p>
-            <w:r>
-              <w:rPr>
-                <w:sz w:val="19"/>
-                <w:szCs w:val="19"/>
-              </w:rPr>
-              <w:t>v1.0</w:t>
+            <w:proofErr w:type="gramStart"/>
+            <w:r>
+              <w:rPr>
+                <w:sz w:val="19"/>
+                <w:szCs w:val="19"/>
+              </w:rPr>
+              <w:t>v</w:t>
+            </w:r>
+            <w:proofErr w:type="gramEnd"/>
+            <w:r>
+              <w:rPr>
+                <w:sz w:val="19"/>
+                <w:szCs w:val="19"/>
+              </w:rPr>
+              <w:t>1.0</w:t>
             </w:r>
           </w:p>
         </w:tc>
@@ -9962,12 +11568,6 @@
         </w:tc>
       </w:tr>
       <w:tr>
-        <w:tblPrEx>
-          <w:tblCellMar>
-            <w:top w:w="0" w:type="dxa"/>
-            <w:bottom w:w="0" w:type="dxa"/>
-          </w:tblCellMar>
-        </w:tblPrEx>
         <w:tc>
           <w:tcPr>
             <w:tcW w:w="1000" w:type="dxa"/>
@@ -9986,12 +11586,21 @@
             </w:tcMar>
           </w:tcPr>
           <w:p>
-            <w:r>
-              <w:rPr>
-                <w:sz w:val="19"/>
-                <w:szCs w:val="19"/>
-              </w:rPr>
-              <w:t>v1.1</w:t>
+            <w:proofErr w:type="gramStart"/>
+            <w:r>
+              <w:rPr>
+                <w:sz w:val="19"/>
+                <w:szCs w:val="19"/>
+              </w:rPr>
+              <w:t>v</w:t>
+            </w:r>
+            <w:proofErr w:type="gramEnd"/>
+            <w:r>
+              <w:rPr>
+                <w:sz w:val="19"/>
+                <w:szCs w:val="19"/>
+              </w:rPr>
+              <w:t>1.1</w:t>
             </w:r>
           </w:p>
         </w:tc>
@@ -10078,12 +11687,6 @@
         </w:tc>
       </w:tr>
       <w:tr>
-        <w:tblPrEx>
-          <w:tblCellMar>
-            <w:top w:w="0" w:type="dxa"/>
-            <w:bottom w:w="0" w:type="dxa"/>
-          </w:tblCellMar>
-        </w:tblPrEx>
         <w:tc>
           <w:tcPr>
             <w:tcW w:w="1000" w:type="dxa"/>
@@ -10102,12 +11705,21 @@
             </w:tcMar>
           </w:tcPr>
           <w:p>
-            <w:r>
-              <w:rPr>
-                <w:sz w:val="19"/>
-                <w:szCs w:val="19"/>
-              </w:rPr>
-              <w:t>v1.2</w:t>
+            <w:proofErr w:type="gramStart"/>
+            <w:r>
+              <w:rPr>
+                <w:sz w:val="19"/>
+                <w:szCs w:val="19"/>
+              </w:rPr>
+              <w:t>v</w:t>
+            </w:r>
+            <w:proofErr w:type="gramEnd"/>
+            <w:r>
+              <w:rPr>
+                <w:sz w:val="19"/>
+                <w:szCs w:val="19"/>
+              </w:rPr>
+              <w:t>1.2</w:t>
             </w:r>
           </w:p>
         </w:tc>
@@ -10134,7 +11746,23 @@
                 <w:sz w:val="19"/>
                 <w:szCs w:val="19"/>
               </w:rPr>
-              <w:t>Schéma Pandera + corrections</w:t>
+              <w:t xml:space="preserve">Schéma </w:t>
+            </w:r>
+            <w:proofErr w:type="spellStart"/>
+            <w:r>
+              <w:rPr>
+                <w:sz w:val="19"/>
+                <w:szCs w:val="19"/>
+              </w:rPr>
+              <w:t>Pandera</w:t>
+            </w:r>
+            <w:proofErr w:type="spellEnd"/>
+            <w:r>
+              <w:rPr>
+                <w:sz w:val="19"/>
+                <w:szCs w:val="19"/>
+              </w:rPr>
+              <w:t xml:space="preserve"> + corrections</w:t>
             </w:r>
           </w:p>
         </w:tc>
@@ -10194,12 +11822,6 @@
         </w:tc>
       </w:tr>
       <w:tr>
-        <w:tblPrEx>
-          <w:tblCellMar>
-            <w:top w:w="0" w:type="dxa"/>
-            <w:bottom w:w="0" w:type="dxa"/>
-          </w:tblCellMar>
-        </w:tblPrEx>
         <w:tc>
           <w:tcPr>
             <w:tcW w:w="1000" w:type="dxa"/>
@@ -10218,12 +11840,21 @@
             </w:tcMar>
           </w:tcPr>
           <w:p>
-            <w:r>
-              <w:rPr>
-                <w:sz w:val="19"/>
-                <w:szCs w:val="19"/>
-              </w:rPr>
-              <w:t>v1.3</w:t>
+            <w:proofErr w:type="gramStart"/>
+            <w:r>
+              <w:rPr>
+                <w:sz w:val="19"/>
+                <w:szCs w:val="19"/>
+              </w:rPr>
+              <w:t>v</w:t>
+            </w:r>
+            <w:proofErr w:type="gramEnd"/>
+            <w:r>
+              <w:rPr>
+                <w:sz w:val="19"/>
+                <w:szCs w:val="19"/>
+              </w:rPr>
+              <w:t>1.3</w:t>
             </w:r>
           </w:p>
         </w:tc>
@@ -10250,8 +11881,33 @@
                 <w:sz w:val="19"/>
                 <w:szCs w:val="19"/>
               </w:rPr>
-              <w:t>EDA ydata-profiling + sweetviz</w:t>
-            </w:r>
+              <w:t xml:space="preserve">EDA </w:t>
+            </w:r>
+            <w:proofErr w:type="spellStart"/>
+            <w:r>
+              <w:rPr>
+                <w:sz w:val="19"/>
+                <w:szCs w:val="19"/>
+              </w:rPr>
+              <w:t>ydata</w:t>
+            </w:r>
+            <w:proofErr w:type="spellEnd"/>
+            <w:r>
+              <w:rPr>
+                <w:sz w:val="19"/>
+                <w:szCs w:val="19"/>
+              </w:rPr>
+              <w:t xml:space="preserve">-profiling + </w:t>
+            </w:r>
+            <w:proofErr w:type="spellStart"/>
+            <w:r>
+              <w:rPr>
+                <w:sz w:val="19"/>
+                <w:szCs w:val="19"/>
+              </w:rPr>
+              <w:t>sweetviz</w:t>
+            </w:r>
+            <w:proofErr w:type="spellEnd"/>
           </w:p>
         </w:tc>
         <w:tc>
@@ -10310,12 +11966,6 @@
         </w:tc>
       </w:tr>
       <w:tr>
-        <w:tblPrEx>
-          <w:tblCellMar>
-            <w:top w:w="0" w:type="dxa"/>
-            <w:bottom w:w="0" w:type="dxa"/>
-          </w:tblCellMar>
-        </w:tblPrEx>
         <w:tc>
           <w:tcPr>
             <w:tcW w:w="1000" w:type="dxa"/>
@@ -10334,12 +11984,21 @@
             </w:tcMar>
           </w:tcPr>
           <w:p>
-            <w:r>
-              <w:rPr>
-                <w:sz w:val="19"/>
-                <w:szCs w:val="19"/>
-              </w:rPr>
-              <w:t>v1.4</w:t>
+            <w:proofErr w:type="gramStart"/>
+            <w:r>
+              <w:rPr>
+                <w:sz w:val="19"/>
+                <w:szCs w:val="19"/>
+              </w:rPr>
+              <w:t>v</w:t>
+            </w:r>
+            <w:proofErr w:type="gramEnd"/>
+            <w:r>
+              <w:rPr>
+                <w:sz w:val="19"/>
+                <w:szCs w:val="19"/>
+              </w:rPr>
+              <w:t>1.4</w:t>
             </w:r>
           </w:p>
         </w:tc>
@@ -10426,12 +12085,6 @@
         </w:tc>
       </w:tr>
       <w:tr>
-        <w:tblPrEx>
-          <w:tblCellMar>
-            <w:top w:w="0" w:type="dxa"/>
-            <w:bottom w:w="0" w:type="dxa"/>
-          </w:tblCellMar>
-        </w:tblPrEx>
         <w:tc>
           <w:tcPr>
             <w:tcW w:w="1000" w:type="dxa"/>
@@ -10450,6 +12103,12 @@
             </w:tcMar>
           </w:tcPr>
           <w:p>
+            <w:pPr>
+              <w:rPr>
+                <w:sz w:val="19"/>
+                <w:szCs w:val="19"/>
+              </w:rPr>
+            </w:pPr>
             <w:r>
               <w:rPr>
                 <w:sz w:val="19"/>
@@ -10477,6 +12136,12 @@
             </w:tcMar>
           </w:tcPr>
           <w:p>
+            <w:pPr>
+              <w:rPr>
+                <w:sz w:val="19"/>
+                <w:szCs w:val="19"/>
+              </w:rPr>
+            </w:pPr>
             <w:r>
               <w:rPr>
                 <w:sz w:val="19"/>
@@ -10504,12 +12169,18 @@
             </w:tcMar>
           </w:tcPr>
           <w:p>
-            <w:r>
-              <w:rPr>
-                <w:sz w:val="19"/>
-                <w:szCs w:val="19"/>
-              </w:rPr>
-              <w:t>J15</w:t>
+            <w:pPr>
+              <w:rPr>
+                <w:sz w:val="19"/>
+                <w:szCs w:val="19"/>
+              </w:rPr>
+            </w:pPr>
+            <w:r>
+              <w:rPr>
+                <w:sz w:val="19"/>
+                <w:szCs w:val="19"/>
+              </w:rPr>
+              <w:t>J19</w:t>
             </w:r>
           </w:p>
         </w:tc>
@@ -10531,6 +12202,12 @@
             </w:tcMar>
           </w:tcPr>
           <w:p>
+            <w:pPr>
+              <w:rPr>
+                <w:sz w:val="19"/>
+                <w:szCs w:val="19"/>
+              </w:rPr>
+            </w:pPr>
             <w:r>
               <w:rPr>
                 <w:sz w:val="19"/>
@@ -10582,6 +12259,9 @@
       <w:pPr>
         <w:spacing w:after="120"/>
       </w:pPr>
+      <w:r>
+        <w:t>R02 est le plus probable en pratique — prévoir du temps de correction des données en LOT 2 et du temps de tests/corrections en fin de projet.</w:t>
+      </w:r>
     </w:p>
     <w:tbl>
       <w:tblPr>
@@ -10609,12 +12289,6 @@
         <w:gridCol w:w="3419"/>
       </w:tblGrid>
       <w:tr>
-        <w:tblPrEx>
-          <w:tblCellMar>
-            <w:top w:w="0" w:type="dxa"/>
-            <w:bottom w:w="0" w:type="dxa"/>
-          </w:tblCellMar>
-        </w:tblPrEx>
         <w:tc>
           <w:tcPr>
             <w:tcW w:w="400" w:type="dxa"/>
@@ -10797,12 +12471,6 @@
         </w:tc>
       </w:tr>
       <w:tr>
-        <w:tblPrEx>
-          <w:tblCellMar>
-            <w:top w:w="0" w:type="dxa"/>
-            <w:bottom w:w="0" w:type="dxa"/>
-          </w:tblCellMar>
-        </w:tblPrEx>
         <w:tc>
           <w:tcPr>
             <w:tcW w:w="400" w:type="dxa"/>
@@ -10966,18 +12634,44 @@
                 <w:sz w:val="17"/>
                 <w:szCs w:val="17"/>
               </w:rPr>
-              <w:t>Fixer les fichiers sources dans /data/raw/ et ne jamais les modifier. Contrôle Pandera à chaque exécution.</w:t>
+              <w:t>Fixer les fichiers sources dans /data/</w:t>
+            </w:r>
+            <w:proofErr w:type="spellStart"/>
+            <w:r>
+              <w:rPr>
+                <w:sz w:val="17"/>
+                <w:szCs w:val="17"/>
+              </w:rPr>
+              <w:t>raw</w:t>
+            </w:r>
+            <w:proofErr w:type="spellEnd"/>
+            <w:r>
+              <w:rPr>
+                <w:sz w:val="17"/>
+                <w:szCs w:val="17"/>
+              </w:rPr>
+              <w:t xml:space="preserve">/ et ne jamais les modifier. Contrôle </w:t>
+            </w:r>
+            <w:proofErr w:type="spellStart"/>
+            <w:r>
+              <w:rPr>
+                <w:sz w:val="17"/>
+                <w:szCs w:val="17"/>
+              </w:rPr>
+              <w:t>Pandera</w:t>
+            </w:r>
+            <w:proofErr w:type="spellEnd"/>
+            <w:r>
+              <w:rPr>
+                <w:sz w:val="17"/>
+                <w:szCs w:val="17"/>
+              </w:rPr>
+              <w:t xml:space="preserve"> à chaque exécution.</w:t>
             </w:r>
           </w:p>
         </w:tc>
       </w:tr>
       <w:tr>
-        <w:tblPrEx>
-          <w:tblCellMar>
-            <w:top w:w="0" w:type="dxa"/>
-            <w:bottom w:w="0" w:type="dxa"/>
-          </w:tblCellMar>
-        </w:tblPrEx>
         <w:tc>
           <w:tcPr>
             <w:tcW w:w="400" w:type="dxa"/>
@@ -11025,13 +12719,31 @@
             </w:tcMar>
           </w:tcPr>
           <w:p>
-            <w:r>
-              <w:rPr>
-                <w:sz w:val="18"/>
-                <w:szCs w:val="18"/>
-              </w:rPr>
-              <w:t>Pandera lève trop d'erreurs → impossible de valider le dataset</w:t>
-            </w:r>
+            <w:proofErr w:type="spellStart"/>
+            <w:r>
+              <w:rPr>
+                <w:sz w:val="18"/>
+                <w:szCs w:val="18"/>
+              </w:rPr>
+              <w:t>Pandera</w:t>
+            </w:r>
+            <w:proofErr w:type="spellEnd"/>
+            <w:r>
+              <w:rPr>
+                <w:sz w:val="18"/>
+                <w:szCs w:val="18"/>
+              </w:rPr>
+              <w:t xml:space="preserve"> lève trop d'erreurs → impossible de valider le </w:t>
+            </w:r>
+            <w:proofErr w:type="spellStart"/>
+            <w:r>
+              <w:rPr>
+                <w:sz w:val="18"/>
+                <w:szCs w:val="18"/>
+              </w:rPr>
+              <w:t>dataset</w:t>
+            </w:r>
+            <w:proofErr w:type="spellEnd"/>
           </w:p>
         </w:tc>
         <w:tc>
@@ -11141,18 +12853,44 @@
                 <w:sz w:val="17"/>
                 <w:szCs w:val="17"/>
               </w:rPr>
-              <w:t>Distinguer erreurs bloquantes (price, product_id) et non-bloquantes (rating). Documenter les exceptions.</w:t>
+              <w:t>Distinguer erreurs bloquantes (</w:t>
+            </w:r>
+            <w:proofErr w:type="spellStart"/>
+            <w:r>
+              <w:rPr>
+                <w:sz w:val="17"/>
+                <w:szCs w:val="17"/>
+              </w:rPr>
+              <w:t>price</w:t>
+            </w:r>
+            <w:proofErr w:type="spellEnd"/>
+            <w:r>
+              <w:rPr>
+                <w:sz w:val="17"/>
+                <w:szCs w:val="17"/>
+              </w:rPr>
+              <w:t xml:space="preserve">, </w:t>
+            </w:r>
+            <w:proofErr w:type="spellStart"/>
+            <w:r>
+              <w:rPr>
+                <w:sz w:val="17"/>
+                <w:szCs w:val="17"/>
+              </w:rPr>
+              <w:t>product_id</w:t>
+            </w:r>
+            <w:proofErr w:type="spellEnd"/>
+            <w:r>
+              <w:rPr>
+                <w:sz w:val="17"/>
+                <w:szCs w:val="17"/>
+              </w:rPr>
+              <w:t>) et non-bloquantes (rating). Documenter les exceptions.</w:t>
             </w:r>
           </w:p>
         </w:tc>
       </w:tr>
       <w:tr>
-        <w:tblPrEx>
-          <w:tblCellMar>
-            <w:top w:w="0" w:type="dxa"/>
-            <w:bottom w:w="0" w:type="dxa"/>
-          </w:tblCellMar>
-        </w:tblPrEx>
         <w:tc>
           <w:tcPr>
             <w:tcW w:w="400" w:type="dxa"/>
@@ -11200,13 +12938,33 @@
             </w:tcMar>
           </w:tcPr>
           <w:p>
-            <w:r>
-              <w:rPr>
-                <w:sz w:val="18"/>
-                <w:szCs w:val="18"/>
-              </w:rPr>
-              <w:t>ydata-profiling timeout ou crash mémoire sur le dataset</w:t>
-            </w:r>
+            <w:proofErr w:type="spellStart"/>
+            <w:proofErr w:type="gramStart"/>
+            <w:r>
+              <w:rPr>
+                <w:sz w:val="18"/>
+                <w:szCs w:val="18"/>
+              </w:rPr>
+              <w:t>ydata</w:t>
+            </w:r>
+            <w:proofErr w:type="spellEnd"/>
+            <w:proofErr w:type="gramEnd"/>
+            <w:r>
+              <w:rPr>
+                <w:sz w:val="18"/>
+                <w:szCs w:val="18"/>
+              </w:rPr>
+              <w:t xml:space="preserve">-profiling timeout ou crash mémoire sur le </w:t>
+            </w:r>
+            <w:proofErr w:type="spellStart"/>
+            <w:r>
+              <w:rPr>
+                <w:sz w:val="18"/>
+                <w:szCs w:val="18"/>
+              </w:rPr>
+              <w:t>dataset</w:t>
+            </w:r>
+            <w:proofErr w:type="spellEnd"/>
           </w:p>
         </w:tc>
         <w:tc>
@@ -11316,18 +13074,28 @@
                 <w:sz w:val="17"/>
                 <w:szCs w:val="17"/>
               </w:rPr>
-              <w:t>Passer en minimal=True. Si insuffisant, générer le rapport sur un échantillon de 500 lignes.</w:t>
+              <w:t>Passer en minimal=</w:t>
+            </w:r>
+            <w:proofErr w:type="spellStart"/>
+            <w:r>
+              <w:rPr>
+                <w:sz w:val="17"/>
+                <w:szCs w:val="17"/>
+              </w:rPr>
+              <w:t>True</w:t>
+            </w:r>
+            <w:proofErr w:type="spellEnd"/>
+            <w:r>
+              <w:rPr>
+                <w:sz w:val="17"/>
+                <w:szCs w:val="17"/>
+              </w:rPr>
+              <w:t>. Si insuffisant, générer le rapport sur un échantillon de 500 lignes.</w:t>
             </w:r>
           </w:p>
         </w:tc>
       </w:tr>
       <w:tr>
-        <w:tblPrEx>
-          <w:tblCellMar>
-            <w:top w:w="0" w:type="dxa"/>
-            <w:bottom w:w="0" w:type="dxa"/>
-          </w:tblCellMar>
-        </w:tblPrEx>
         <w:tc>
           <w:tcPr>
             <w:tcW w:w="400" w:type="dxa"/>
@@ -11497,12 +13265,6 @@
         </w:tc>
       </w:tr>
       <w:tr>
-        <w:tblPrEx>
-          <w:tblCellMar>
-            <w:top w:w="0" w:type="dxa"/>
-            <w:bottom w:w="0" w:type="dxa"/>
-          </w:tblCellMar>
-        </w:tblPrEx>
         <w:tc>
           <w:tcPr>
             <w:tcW w:w="400" w:type="dxa"/>
@@ -11666,18 +13428,44 @@
                 <w:sz w:val="17"/>
                 <w:szCs w:val="17"/>
               </w:rPr>
-              <w:t>Toujours fixer random_state=42. Versionner le requirements.txt avec scikit-learn==X.Y.Z.</w:t>
+              <w:t xml:space="preserve">Toujours fixer </w:t>
+            </w:r>
+            <w:proofErr w:type="spellStart"/>
+            <w:r>
+              <w:rPr>
+                <w:sz w:val="17"/>
+                <w:szCs w:val="17"/>
+              </w:rPr>
+              <w:t>random_state</w:t>
+            </w:r>
+            <w:proofErr w:type="spellEnd"/>
+            <w:r>
+              <w:rPr>
+                <w:sz w:val="17"/>
+                <w:szCs w:val="17"/>
+              </w:rPr>
+              <w:t xml:space="preserve">=42. Versionner le requirements.txt avec </w:t>
+            </w:r>
+            <w:proofErr w:type="spellStart"/>
+            <w:r>
+              <w:rPr>
+                <w:sz w:val="17"/>
+                <w:szCs w:val="17"/>
+              </w:rPr>
+              <w:t>scikit-learn</w:t>
+            </w:r>
+            <w:proofErr w:type="spellEnd"/>
+            <w:r>
+              <w:rPr>
+                <w:sz w:val="17"/>
+                <w:szCs w:val="17"/>
+              </w:rPr>
+              <w:t>==X.Y.Z.</w:t>
             </w:r>
           </w:p>
         </w:tc>
       </w:tr>
       <w:tr>
-        <w:tblPrEx>
-          <w:tblCellMar>
-            <w:top w:w="0" w:type="dxa"/>
-            <w:bottom w:w="0" w:type="dxa"/>
-          </w:tblCellMar>
-        </w:tblPrEx>
         <w:tc>
           <w:tcPr>
             <w:tcW w:w="400" w:type="dxa"/>
@@ -11847,12 +13635,6 @@
         </w:tc>
       </w:tr>
       <w:tr>
-        <w:tblPrEx>
-          <w:tblCellMar>
-            <w:top w:w="0" w:type="dxa"/>
-            <w:bottom w:w="0" w:type="dxa"/>
-          </w:tblCellMar>
-        </w:tblPrEx>
         <w:tc>
           <w:tcPr>
             <w:tcW w:w="400" w:type="dxa"/>
@@ -12022,12 +13804,6 @@
         </w:tc>
       </w:tr>
       <w:tr>
-        <w:tblPrEx>
-          <w:tblCellMar>
-            <w:top w:w="0" w:type="dxa"/>
-            <w:bottom w:w="0" w:type="dxa"/>
-          </w:tblCellMar>
-        </w:tblPrEx>
         <w:tc>
           <w:tcPr>
             <w:tcW w:w="400" w:type="dxa"/>
@@ -12192,6 +13968,613 @@
                 <w:szCs w:val="17"/>
               </w:rPr>
               <w:t>Documenter explicitement la limite temporelle dans le notebook et le CDC. Ne pas extrapoler.</w:t>
+            </w:r>
+          </w:p>
+        </w:tc>
+      </w:tr>
+    </w:tbl>
+    <w:p>
+      <w:pPr>
+        <w:spacing w:after="120"/>
+      </w:pPr>
+      <w:r>
+        <w:t>R06 (biais de détection) est le risque le plus important pour la qualité des insights métier.</w:t>
+      </w:r>
+    </w:p>
+    <w:tbl>
+      <w:tblPr>
+        <w:tblW w:w="9026" w:type="dxa"/>
+        <w:tblBorders>
+          <w:top w:val="single" w:sz="4" w:space="0" w:color="auto"/>
+          <w:left w:val="single" w:sz="4" w:space="0" w:color="auto"/>
+          <w:bottom w:val="single" w:sz="4" w:space="0" w:color="auto"/>
+          <w:right w:val="single" w:sz="4" w:space="0" w:color="auto"/>
+          <w:insideH w:val="single" w:sz="4" w:space="0" w:color="auto"/>
+          <w:insideV w:val="single" w:sz="4" w:space="0" w:color="auto"/>
+        </w:tblBorders>
+        <w:tblCellMar>
+          <w:left w:w="10" w:type="dxa"/>
+          <w:right w:w="10" w:type="dxa"/>
+        </w:tblCellMar>
+        <w:tblLook w:val="04A0" w:firstRow="1" w:lastRow="0" w:firstColumn="1" w:lastColumn="0" w:noHBand="0" w:noVBand="1"/>
+      </w:tblPr>
+      <w:tblGrid>
+        <w:gridCol w:w="9026"/>
+      </w:tblGrid>
+      <w:tr>
+        <w:tc>
+          <w:tcPr>
+            <w:tcW w:w="9026" w:type="dxa"/>
+            <w:tcBorders>
+              <w:top w:val="single" w:sz="8" w:space="0" w:color="E53E3E"/>
+              <w:left w:val="single" w:sz="8" w:space="0" w:color="E53E3E"/>
+              <w:bottom w:val="single" w:sz="4" w:space="0" w:color="E53E3E"/>
+              <w:right w:val="single" w:sz="4" w:space="0" w:color="E53E3E"/>
+            </w:tcBorders>
+            <w:shd w:val="clear" w:color="auto" w:fill="FDECEA"/>
+            <w:tcMar>
+              <w:top w:w="100" w:type="dxa"/>
+              <w:left w:w="150" w:type="dxa"/>
+              <w:bottom w:w="100" w:type="dxa"/>
+              <w:right w:w="150" w:type="dxa"/>
+            </w:tcMar>
+          </w:tcPr>
+          <w:p>
+            <w:r>
+              <w:rPr>
+                <w:b/>
+                <w:bCs/>
+                <w:color w:val="E53E3E"/>
+              </w:rPr>
+              <w:t>⚠</w:t>
+            </w:r>
+            <w:proofErr w:type="gramStart"/>
+            <w:r>
+              <w:rPr>
+                <w:b/>
+                <w:bCs/>
+                <w:color w:val="E53E3E"/>
+              </w:rPr>
+              <w:t>️  Risques</w:t>
+            </w:r>
+            <w:proofErr w:type="gramEnd"/>
+            <w:r>
+              <w:rPr>
+                <w:b/>
+                <w:bCs/>
+                <w:color w:val="E53E3E"/>
+              </w:rPr>
+              <w:t xml:space="preserve"> prioritaires à surveiller</w:t>
+            </w:r>
+          </w:p>
+          <w:p>
+            <w:r>
+              <w:t>R01 et R07 sont les risques les plus critiques pour la reproductibilité du livrable.</w:t>
+            </w:r>
+          </w:p>
+          <w:p>
+            <w:r>
+              <w:t>R02 est le plus probable en pratique — prévoir du temps de correction des données en LOT 2.</w:t>
+            </w:r>
+          </w:p>
+          <w:p>
+            <w:r>
+              <w:t>R06 (biais de détection) est le risque le plus important pour la qualité des insights métier.</w:t>
+            </w:r>
+          </w:p>
+        </w:tc>
+      </w:tr>
+    </w:tbl>
+    <w:p>
+      <w:pPr>
+        <w:spacing w:after="120"/>
+      </w:pPr>
+    </w:p>
+    <w:p>
+      <w:r>
+        <w:t xml:space="preserve">Le projet est faisable en 4 semaines avec un seul réalisateur. Les outils sont open-source, le </w:t>
+      </w:r>
+      <w:proofErr w:type="spellStart"/>
+      <w:r>
+        <w:t>dataset</w:t>
+      </w:r>
+      <w:proofErr w:type="spellEnd"/>
+      <w:r>
+        <w:t xml:space="preserve"> est de taille modeste (~800 lignes), et les librairies retenues (</w:t>
+      </w:r>
+      <w:proofErr w:type="spellStart"/>
+      <w:r>
+        <w:t>Pandera</w:t>
+      </w:r>
+      <w:proofErr w:type="spellEnd"/>
+      <w:r>
+        <w:t xml:space="preserve">, </w:t>
+      </w:r>
+      <w:proofErr w:type="spellStart"/>
+      <w:r>
+        <w:t>ydata</w:t>
+      </w:r>
+      <w:proofErr w:type="spellEnd"/>
+      <w:r>
+        <w:t xml:space="preserve">-profiling, </w:t>
+      </w:r>
+      <w:proofErr w:type="spellStart"/>
+      <w:r>
+        <w:t>scikit-learn</w:t>
+      </w:r>
+      <w:proofErr w:type="spellEnd"/>
+      <w:r>
+        <w:t>) sont stables et bien documentées.</w:t>
+      </w:r>
+    </w:p>
+    <w:p/>
+    <w:p>
+      <w:pPr>
+        <w:spacing w:after="120"/>
+      </w:pPr>
+      <w:r>
+        <w:t>Alternative en cas de délai réduit : livrer LOT 1 à LOT 4 (notebook enrichi sans documentation complète) à J10, puis LOT 5-6 en deuxième itération.</w:t>
+      </w:r>
+    </w:p>
+    <w:p>
+      <w:pPr>
+        <w:spacing w:after="120"/>
+      </w:pPr>
+    </w:p>
+    <w:p>
+      <w:pPr>
+        <w:spacing w:after="120"/>
+      </w:pPr>
+    </w:p>
+    <w:p>
+      <w:pPr>
+        <w:spacing w:after="120"/>
+      </w:pPr>
+    </w:p>
+    <w:tbl>
+      <w:tblPr>
+        <w:tblW w:w="9026" w:type="dxa"/>
+        <w:tblBorders>
+          <w:top w:val="single" w:sz="4" w:space="0" w:color="auto"/>
+          <w:left w:val="single" w:sz="4" w:space="0" w:color="auto"/>
+          <w:bottom w:val="single" w:sz="4" w:space="0" w:color="auto"/>
+          <w:right w:val="single" w:sz="4" w:space="0" w:color="auto"/>
+          <w:insideH w:val="single" w:sz="4" w:space="0" w:color="auto"/>
+          <w:insideV w:val="single" w:sz="4" w:space="0" w:color="auto"/>
+        </w:tblBorders>
+        <w:tblCellMar>
+          <w:left w:w="10" w:type="dxa"/>
+          <w:right w:w="10" w:type="dxa"/>
+        </w:tblCellMar>
+        <w:tblLook w:val="04A0" w:firstRow="1" w:lastRow="0" w:firstColumn="1" w:lastColumn="0" w:noHBand="0" w:noVBand="1"/>
+      </w:tblPr>
+      <w:tblGrid>
+        <w:gridCol w:w="2500"/>
+        <w:gridCol w:w="6526"/>
+      </w:tblGrid>
+      <w:tr>
+        <w:tc>
+          <w:tcPr>
+            <w:tcW w:w="2500" w:type="dxa"/>
+            <w:tcBorders>
+              <w:top w:val="single" w:sz="4" w:space="0" w:color="33A5B6"/>
+              <w:left w:val="single" w:sz="4" w:space="0" w:color="33A5B6"/>
+              <w:bottom w:val="single" w:sz="4" w:space="0" w:color="33A5B6"/>
+              <w:right w:val="single" w:sz="4" w:space="0" w:color="33A5B6"/>
+            </w:tcBorders>
+            <w:shd w:val="clear" w:color="auto" w:fill="2D3748"/>
+            <w:tcMar>
+              <w:top w:w="80" w:type="dxa"/>
+              <w:left w:w="120" w:type="dxa"/>
+              <w:bottom w:w="80" w:type="dxa"/>
+              <w:right w:w="120" w:type="dxa"/>
+            </w:tcMar>
+          </w:tcPr>
+          <w:p>
+            <w:r>
+              <w:rPr>
+                <w:b/>
+                <w:bCs/>
+                <w:color w:val="FFFFFF"/>
+                <w:sz w:val="19"/>
+                <w:szCs w:val="19"/>
+              </w:rPr>
+              <w:lastRenderedPageBreak/>
+              <w:t>Dimension</w:t>
+            </w:r>
+          </w:p>
+        </w:tc>
+        <w:tc>
+          <w:tcPr>
+            <w:tcW w:w="6526" w:type="dxa"/>
+            <w:tcBorders>
+              <w:top w:val="single" w:sz="4" w:space="0" w:color="33A5B6"/>
+              <w:left w:val="single" w:sz="4" w:space="0" w:color="33A5B6"/>
+              <w:bottom w:val="single" w:sz="4" w:space="0" w:color="33A5B6"/>
+              <w:right w:val="single" w:sz="4" w:space="0" w:color="33A5B6"/>
+            </w:tcBorders>
+            <w:shd w:val="clear" w:color="auto" w:fill="2D3748"/>
+            <w:tcMar>
+              <w:top w:w="80" w:type="dxa"/>
+              <w:left w:w="120" w:type="dxa"/>
+              <w:bottom w:w="80" w:type="dxa"/>
+              <w:right w:w="120" w:type="dxa"/>
+            </w:tcMar>
+          </w:tcPr>
+          <w:p>
+            <w:r>
+              <w:rPr>
+                <w:b/>
+                <w:bCs/>
+                <w:color w:val="FFFFFF"/>
+                <w:sz w:val="19"/>
+                <w:szCs w:val="19"/>
+              </w:rPr>
+              <w:t>Détail</w:t>
+            </w:r>
+          </w:p>
+        </w:tc>
+      </w:tr>
+      <w:tr>
+        <w:tc>
+          <w:tcPr>
+            <w:tcW w:w="2500" w:type="dxa"/>
+            <w:tcBorders>
+              <w:top w:val="single" w:sz="4" w:space="0" w:color="CCCCCC"/>
+              <w:left w:val="single" w:sz="4" w:space="0" w:color="CCCCCC"/>
+              <w:bottom w:val="single" w:sz="4" w:space="0" w:color="CCCCCC"/>
+              <w:right w:val="single" w:sz="4" w:space="0" w:color="CCCCCC"/>
+            </w:tcBorders>
+            <w:shd w:val="clear" w:color="auto" w:fill="FFFFFF"/>
+            <w:tcMar>
+              <w:top w:w="80" w:type="dxa"/>
+              <w:left w:w="120" w:type="dxa"/>
+              <w:bottom w:w="80" w:type="dxa"/>
+              <w:right w:w="120" w:type="dxa"/>
+            </w:tcMar>
+          </w:tcPr>
+          <w:p>
+            <w:r>
+              <w:rPr>
+                <w:sz w:val="19"/>
+                <w:szCs w:val="19"/>
+              </w:rPr>
+              <w:t>Durée totale</w:t>
+            </w:r>
+          </w:p>
+        </w:tc>
+        <w:tc>
+          <w:tcPr>
+            <w:tcW w:w="6526" w:type="dxa"/>
+            <w:tcBorders>
+              <w:top w:val="single" w:sz="4" w:space="0" w:color="CCCCCC"/>
+              <w:left w:val="single" w:sz="4" w:space="0" w:color="CCCCCC"/>
+              <w:bottom w:val="single" w:sz="4" w:space="0" w:color="CCCCCC"/>
+              <w:right w:val="single" w:sz="4" w:space="0" w:color="CCCCCC"/>
+            </w:tcBorders>
+            <w:shd w:val="clear" w:color="auto" w:fill="FFFFFF"/>
+            <w:tcMar>
+              <w:top w:w="80" w:type="dxa"/>
+              <w:left w:w="120" w:type="dxa"/>
+              <w:bottom w:w="80" w:type="dxa"/>
+              <w:right w:w="120" w:type="dxa"/>
+            </w:tcMar>
+          </w:tcPr>
+          <w:p>
+            <w:r>
+              <w:t>19 jours · 4 semaines · 1 réalisateur</w:t>
+            </w:r>
+          </w:p>
+        </w:tc>
+      </w:tr>
+      <w:tr>
+        <w:tc>
+          <w:tcPr>
+            <w:tcW w:w="2500" w:type="dxa"/>
+            <w:tcBorders>
+              <w:top w:val="single" w:sz="4" w:space="0" w:color="CCCCCC"/>
+              <w:left w:val="single" w:sz="4" w:space="0" w:color="CCCCCC"/>
+              <w:bottom w:val="single" w:sz="4" w:space="0" w:color="CCCCCC"/>
+              <w:right w:val="single" w:sz="4" w:space="0" w:color="CCCCCC"/>
+            </w:tcBorders>
+            <w:shd w:val="clear" w:color="auto" w:fill="F7FAFC"/>
+            <w:tcMar>
+              <w:top w:w="80" w:type="dxa"/>
+              <w:left w:w="120" w:type="dxa"/>
+              <w:bottom w:w="80" w:type="dxa"/>
+              <w:right w:w="120" w:type="dxa"/>
+            </w:tcMar>
+          </w:tcPr>
+          <w:p>
+            <w:r>
+              <w:rPr>
+                <w:sz w:val="19"/>
+                <w:szCs w:val="19"/>
+              </w:rPr>
+              <w:t>Nombre de tâches</w:t>
+            </w:r>
+          </w:p>
+        </w:tc>
+        <w:tc>
+          <w:tcPr>
+            <w:tcW w:w="6526" w:type="dxa"/>
+            <w:tcBorders>
+              <w:top w:val="single" w:sz="4" w:space="0" w:color="CCCCCC"/>
+              <w:left w:val="single" w:sz="4" w:space="0" w:color="CCCCCC"/>
+              <w:bottom w:val="single" w:sz="4" w:space="0" w:color="CCCCCC"/>
+              <w:right w:val="single" w:sz="4" w:space="0" w:color="CCCCCC"/>
+            </w:tcBorders>
+            <w:shd w:val="clear" w:color="auto" w:fill="F7FAFC"/>
+            <w:tcMar>
+              <w:top w:w="80" w:type="dxa"/>
+              <w:left w:w="120" w:type="dxa"/>
+              <w:bottom w:w="80" w:type="dxa"/>
+              <w:right w:w="120" w:type="dxa"/>
+            </w:tcMar>
+          </w:tcPr>
+          <w:p>
+            <w:r>
+              <w:t>22 tâches réparties en 6 lots</w:t>
+            </w:r>
+          </w:p>
+        </w:tc>
+      </w:tr>
+      <w:tr>
+        <w:tc>
+          <w:tcPr>
+            <w:tcW w:w="2500" w:type="dxa"/>
+            <w:tcBorders>
+              <w:top w:val="single" w:sz="4" w:space="0" w:color="CCCCCC"/>
+              <w:left w:val="single" w:sz="4" w:space="0" w:color="CCCCCC"/>
+              <w:bottom w:val="single" w:sz="4" w:space="0" w:color="CCCCCC"/>
+              <w:right w:val="single" w:sz="4" w:space="0" w:color="CCCCCC"/>
+            </w:tcBorders>
+            <w:shd w:val="clear" w:color="auto" w:fill="FFFFFF"/>
+            <w:tcMar>
+              <w:top w:w="80" w:type="dxa"/>
+              <w:left w:w="120" w:type="dxa"/>
+              <w:bottom w:w="80" w:type="dxa"/>
+              <w:right w:w="120" w:type="dxa"/>
+            </w:tcMar>
+          </w:tcPr>
+          <w:p>
+            <w:r>
+              <w:rPr>
+                <w:sz w:val="19"/>
+                <w:szCs w:val="19"/>
+              </w:rPr>
+              <w:t>Jalons clés</w:t>
+            </w:r>
+          </w:p>
+        </w:tc>
+        <w:tc>
+          <w:tcPr>
+            <w:tcW w:w="6526" w:type="dxa"/>
+            <w:tcBorders>
+              <w:top w:val="single" w:sz="4" w:space="0" w:color="CCCCCC"/>
+              <w:left w:val="single" w:sz="4" w:space="0" w:color="CCCCCC"/>
+              <w:bottom w:val="single" w:sz="4" w:space="0" w:color="CCCCCC"/>
+              <w:right w:val="single" w:sz="4" w:space="0" w:color="CCCCCC"/>
+            </w:tcBorders>
+            <w:shd w:val="clear" w:color="auto" w:fill="FFFFFF"/>
+            <w:tcMar>
+              <w:top w:w="80" w:type="dxa"/>
+              <w:left w:w="120" w:type="dxa"/>
+              <w:bottom w:w="80" w:type="dxa"/>
+              <w:right w:w="120" w:type="dxa"/>
+            </w:tcMar>
+          </w:tcPr>
+          <w:p>
+            <w:r>
+              <w:t>6 points de contrôle (J5, J8, J10, J13, J17, J19)</w:t>
+            </w:r>
+          </w:p>
+        </w:tc>
+      </w:tr>
+      <w:tr>
+        <w:tc>
+          <w:tcPr>
+            <w:tcW w:w="2500" w:type="dxa"/>
+            <w:tcBorders>
+              <w:top w:val="single" w:sz="4" w:space="0" w:color="CCCCCC"/>
+              <w:left w:val="single" w:sz="4" w:space="0" w:color="CCCCCC"/>
+              <w:bottom w:val="single" w:sz="4" w:space="0" w:color="CCCCCC"/>
+              <w:right w:val="single" w:sz="4" w:space="0" w:color="CCCCCC"/>
+            </w:tcBorders>
+            <w:shd w:val="clear" w:color="auto" w:fill="F7FAFC"/>
+            <w:tcMar>
+              <w:top w:w="80" w:type="dxa"/>
+              <w:left w:w="120" w:type="dxa"/>
+              <w:bottom w:w="80" w:type="dxa"/>
+              <w:right w:w="120" w:type="dxa"/>
+            </w:tcMar>
+          </w:tcPr>
+          <w:p>
+            <w:r>
+              <w:rPr>
+                <w:sz w:val="19"/>
+                <w:szCs w:val="19"/>
+              </w:rPr>
+              <w:t>Tâches critiques</w:t>
+            </w:r>
+          </w:p>
+        </w:tc>
+        <w:tc>
+          <w:tcPr>
+            <w:tcW w:w="6526" w:type="dxa"/>
+            <w:tcBorders>
+              <w:top w:val="single" w:sz="4" w:space="0" w:color="CCCCCC"/>
+              <w:left w:val="single" w:sz="4" w:space="0" w:color="CCCCCC"/>
+              <w:bottom w:val="single" w:sz="4" w:space="0" w:color="CCCCCC"/>
+              <w:right w:val="single" w:sz="4" w:space="0" w:color="CCCCCC"/>
+            </w:tcBorders>
+            <w:shd w:val="clear" w:color="auto" w:fill="F7FAFC"/>
+            <w:tcMar>
+              <w:top w:w="80" w:type="dxa"/>
+              <w:left w:w="120" w:type="dxa"/>
+              <w:bottom w:w="80" w:type="dxa"/>
+              <w:right w:w="120" w:type="dxa"/>
+            </w:tcMar>
+          </w:tcPr>
+          <w:p>
+            <w:r>
+              <w:t>10 tâches critiques — bloquantes si non terminées</w:t>
+            </w:r>
+          </w:p>
+        </w:tc>
+      </w:tr>
+      <w:tr>
+        <w:tc>
+          <w:tcPr>
+            <w:tcW w:w="2500" w:type="dxa"/>
+            <w:tcBorders>
+              <w:top w:val="single" w:sz="4" w:space="0" w:color="CCCCCC"/>
+              <w:left w:val="single" w:sz="4" w:space="0" w:color="CCCCCC"/>
+              <w:bottom w:val="single" w:sz="4" w:space="0" w:color="CCCCCC"/>
+              <w:right w:val="single" w:sz="4" w:space="0" w:color="CCCCCC"/>
+            </w:tcBorders>
+            <w:shd w:val="clear" w:color="auto" w:fill="FFFFFF"/>
+            <w:tcMar>
+              <w:top w:w="80" w:type="dxa"/>
+              <w:left w:w="120" w:type="dxa"/>
+              <w:bottom w:w="80" w:type="dxa"/>
+              <w:right w:w="120" w:type="dxa"/>
+            </w:tcMar>
+          </w:tcPr>
+          <w:p>
+            <w:r>
+              <w:rPr>
+                <w:sz w:val="19"/>
+                <w:szCs w:val="19"/>
+              </w:rPr>
+              <w:t>Risques identifiés</w:t>
+            </w:r>
+          </w:p>
+        </w:tc>
+        <w:tc>
+          <w:tcPr>
+            <w:tcW w:w="6526" w:type="dxa"/>
+            <w:tcBorders>
+              <w:top w:val="single" w:sz="4" w:space="0" w:color="CCCCCC"/>
+              <w:left w:val="single" w:sz="4" w:space="0" w:color="CCCCCC"/>
+              <w:bottom w:val="single" w:sz="4" w:space="0" w:color="CCCCCC"/>
+              <w:right w:val="single" w:sz="4" w:space="0" w:color="CCCCCC"/>
+            </w:tcBorders>
+            <w:shd w:val="clear" w:color="auto" w:fill="FFFFFF"/>
+            <w:tcMar>
+              <w:top w:w="80" w:type="dxa"/>
+              <w:left w:w="120" w:type="dxa"/>
+              <w:bottom w:w="80" w:type="dxa"/>
+              <w:right w:w="120" w:type="dxa"/>
+            </w:tcMar>
+          </w:tcPr>
+          <w:p>
+            <w:r>
+              <w:t>8 risques identifiés dont 3 de niveau Élevé</w:t>
+            </w:r>
+          </w:p>
+        </w:tc>
+      </w:tr>
+      <w:tr>
+        <w:tc>
+          <w:tcPr>
+            <w:tcW w:w="2500" w:type="dxa"/>
+            <w:tcBorders>
+              <w:top w:val="single" w:sz="4" w:space="0" w:color="CCCCCC"/>
+              <w:left w:val="single" w:sz="4" w:space="0" w:color="CCCCCC"/>
+              <w:bottom w:val="single" w:sz="4" w:space="0" w:color="CCCCCC"/>
+              <w:right w:val="single" w:sz="4" w:space="0" w:color="CCCCCC"/>
+            </w:tcBorders>
+            <w:shd w:val="clear" w:color="auto" w:fill="F7FAFC"/>
+            <w:tcMar>
+              <w:top w:w="80" w:type="dxa"/>
+              <w:left w:w="120" w:type="dxa"/>
+              <w:bottom w:w="80" w:type="dxa"/>
+              <w:right w:w="120" w:type="dxa"/>
+            </w:tcMar>
+          </w:tcPr>
+          <w:p>
+            <w:r>
+              <w:rPr>
+                <w:sz w:val="19"/>
+                <w:szCs w:val="19"/>
+              </w:rPr>
+              <w:t>Livrables attendus</w:t>
+            </w:r>
+          </w:p>
+        </w:tc>
+        <w:tc>
+          <w:tcPr>
+            <w:tcW w:w="6526" w:type="dxa"/>
+            <w:tcBorders>
+              <w:top w:val="single" w:sz="4" w:space="0" w:color="CCCCCC"/>
+              <w:left w:val="single" w:sz="4" w:space="0" w:color="CCCCCC"/>
+              <w:bottom w:val="single" w:sz="4" w:space="0" w:color="CCCCCC"/>
+              <w:right w:val="single" w:sz="4" w:space="0" w:color="CCCCCC"/>
+            </w:tcBorders>
+            <w:shd w:val="clear" w:color="auto" w:fill="F7FAFC"/>
+            <w:tcMar>
+              <w:top w:w="80" w:type="dxa"/>
+              <w:left w:w="120" w:type="dxa"/>
+              <w:bottom w:w="80" w:type="dxa"/>
+              <w:right w:w="120" w:type="dxa"/>
+            </w:tcMar>
+          </w:tcPr>
+          <w:p>
+            <w:r>
+              <w:t>Notebook v2.0 · Rapport EDA HTML · Export Excel · README · Synthèse</w:t>
+            </w:r>
+          </w:p>
+        </w:tc>
+      </w:tr>
+      <w:tr>
+        <w:tc>
+          <w:tcPr>
+            <w:tcW w:w="2500" w:type="dxa"/>
+            <w:tcBorders>
+              <w:top w:val="single" w:sz="4" w:space="0" w:color="CCCCCC"/>
+              <w:left w:val="single" w:sz="4" w:space="0" w:color="CCCCCC"/>
+              <w:bottom w:val="single" w:sz="4" w:space="0" w:color="CCCCCC"/>
+              <w:right w:val="single" w:sz="4" w:space="0" w:color="CCCCCC"/>
+            </w:tcBorders>
+            <w:shd w:val="clear" w:color="auto" w:fill="FFFFFF"/>
+            <w:tcMar>
+              <w:top w:w="80" w:type="dxa"/>
+              <w:left w:w="120" w:type="dxa"/>
+              <w:bottom w:w="80" w:type="dxa"/>
+              <w:right w:w="120" w:type="dxa"/>
+            </w:tcMar>
+          </w:tcPr>
+          <w:p>
+            <w:r>
+              <w:rPr>
+                <w:sz w:val="19"/>
+                <w:szCs w:val="19"/>
+              </w:rPr>
+              <w:t>Critères de succès</w:t>
+            </w:r>
+          </w:p>
+        </w:tc>
+        <w:tc>
+          <w:tcPr>
+            <w:tcW w:w="6526" w:type="dxa"/>
+            <w:tcBorders>
+              <w:top w:val="single" w:sz="4" w:space="0" w:color="CCCCCC"/>
+              <w:left w:val="single" w:sz="4" w:space="0" w:color="CCCCCC"/>
+              <w:bottom w:val="single" w:sz="4" w:space="0" w:color="CCCCCC"/>
+              <w:right w:val="single" w:sz="4" w:space="0" w:color="CCCCCC"/>
+            </w:tcBorders>
+            <w:shd w:val="clear" w:color="auto" w:fill="FFFFFF"/>
+            <w:tcMar>
+              <w:top w:w="80" w:type="dxa"/>
+              <w:left w:w="120" w:type="dxa"/>
+              <w:bottom w:w="80" w:type="dxa"/>
+              <w:right w:w="120" w:type="dxa"/>
+            </w:tcMar>
+          </w:tcPr>
+          <w:p>
+            <w:r>
+              <w:t>8 critères d'acceptation définis dans le CDC (Partie 2)</w:t>
             </w:r>
           </w:p>
         </w:tc>
@@ -12223,22 +14606,16 @@
         <w:gridCol w:w="9026"/>
       </w:tblGrid>
       <w:tr>
-        <w:tblPrEx>
-          <w:tblCellMar>
-            <w:top w:w="0" w:type="dxa"/>
-            <w:bottom w:w="0" w:type="dxa"/>
-          </w:tblCellMar>
-        </w:tblPrEx>
         <w:tc>
           <w:tcPr>
             <w:tcW w:w="9026" w:type="dxa"/>
             <w:tcBorders>
-              <w:top w:val="single" w:sz="8" w:space="0" w:color="E53E3E"/>
-              <w:left w:val="single" w:sz="8" w:space="0" w:color="E53E3E"/>
-              <w:bottom w:val="single" w:sz="4" w:space="0" w:color="E53E3E"/>
-              <w:right w:val="single" w:sz="4" w:space="0" w:color="E53E3E"/>
-            </w:tcBorders>
-            <w:shd w:val="clear" w:color="auto" w:fill="FDECEA"/>
+              <w:top w:val="single" w:sz="8" w:space="0" w:color="22A34A"/>
+              <w:left w:val="single" w:sz="8" w:space="0" w:color="22A34A"/>
+              <w:bottom w:val="single" w:sz="4" w:space="0" w:color="22A34A"/>
+              <w:right w:val="single" w:sz="4" w:space="0" w:color="22A34A"/>
+            </w:tcBorders>
+            <w:shd w:val="clear" w:color="auto" w:fill="E6F4EA"/>
             <w:tcMar>
               <w:top w:w="100" w:type="dxa"/>
               <w:left w:w="150" w:type="dxa"/>
@@ -12248,665 +14625,15 @@
           </w:tcPr>
           <w:p>
             <w:r>
-              <w:rPr>
-                <w:b/>
-                <w:bCs/>
-                <w:color w:val="E53E3E"/>
-              </w:rPr>
-              <w:t>⚠️  Risques prioritaires à surveiller</w:t>
-            </w:r>
-          </w:p>
-          <w:p>
-            <w:r>
-              <w:t>R01 et R07 sont les risques les plus critiques pour la reproductibilité du livrable.</w:t>
-            </w:r>
-          </w:p>
-          <w:p>
-            <w:r>
-              <w:t>R02 est le plus probable en pratique — prévoir du temps de correction des données en LOT 2.</w:t>
-            </w:r>
-          </w:p>
-          <w:p>
-            <w:r>
-              <w:t>R06 (biais de détection) est le risque le plus important pour la qualité des insights métier.</w:t>
-            </w:r>
-          </w:p>
-        </w:tc>
-      </w:tr>
-    </w:tbl>
-    <w:p>
-      <w:pPr>
-        <w:spacing w:after="120"/>
-      </w:pPr>
-    </w:p>
-    <w:p>
-      <w:r>
-        <w:br w:type="page"/>
-      </w:r>
-    </w:p>
-    <w:p>
-      <w:pPr>
-        <w:pStyle w:val="Titre1"/>
-        <w:shd w:val="clear" w:color="auto" w:fill="FF7200"/>
-      </w:pPr>
-      <w:r>
-        <w:rPr>
-          <w:color w:val="FFFFFF"/>
-        </w:rPr>
-        <w:lastRenderedPageBreak/>
-        <w:t>7. Synthèse — Tableau de bord projet</w:t>
-      </w:r>
-    </w:p>
-    <w:p>
-      <w:pPr>
-        <w:spacing w:after="120"/>
-      </w:pPr>
-    </w:p>
-    <w:tbl>
-      <w:tblPr>
-        <w:tblW w:w="9026" w:type="dxa"/>
-        <w:tblBorders>
-          <w:top w:val="single" w:sz="4" w:space="0" w:color="auto"/>
-          <w:left w:val="single" w:sz="4" w:space="0" w:color="auto"/>
-          <w:bottom w:val="single" w:sz="4" w:space="0" w:color="auto"/>
-          <w:right w:val="single" w:sz="4" w:space="0" w:color="auto"/>
-          <w:insideH w:val="single" w:sz="4" w:space="0" w:color="auto"/>
-          <w:insideV w:val="single" w:sz="4" w:space="0" w:color="auto"/>
-        </w:tblBorders>
-        <w:tblCellMar>
-          <w:left w:w="10" w:type="dxa"/>
-          <w:right w:w="10" w:type="dxa"/>
-        </w:tblCellMar>
-        <w:tblLook w:val="04A0" w:firstRow="1" w:lastRow="0" w:firstColumn="1" w:lastColumn="0" w:noHBand="0" w:noVBand="1"/>
-      </w:tblPr>
-      <w:tblGrid>
-        <w:gridCol w:w="2500"/>
-        <w:gridCol w:w="6526"/>
-      </w:tblGrid>
-      <w:tr>
-        <w:tblPrEx>
-          <w:tblCellMar>
-            <w:top w:w="0" w:type="dxa"/>
-            <w:bottom w:w="0" w:type="dxa"/>
-          </w:tblCellMar>
-        </w:tblPrEx>
-        <w:tc>
-          <w:tcPr>
-            <w:tcW w:w="2500" w:type="dxa"/>
-            <w:tcBorders>
-              <w:top w:val="single" w:sz="4" w:space="0" w:color="33A5B6"/>
-              <w:left w:val="single" w:sz="4" w:space="0" w:color="33A5B6"/>
-              <w:bottom w:val="single" w:sz="4" w:space="0" w:color="33A5B6"/>
-              <w:right w:val="single" w:sz="4" w:space="0" w:color="33A5B6"/>
-            </w:tcBorders>
-            <w:shd w:val="clear" w:color="auto" w:fill="2D3748"/>
-            <w:tcMar>
-              <w:top w:w="80" w:type="dxa"/>
-              <w:left w:w="120" w:type="dxa"/>
-              <w:bottom w:w="80" w:type="dxa"/>
-              <w:right w:w="120" w:type="dxa"/>
-            </w:tcMar>
-          </w:tcPr>
-          <w:p>
-            <w:r>
-              <w:rPr>
-                <w:b/>
-                <w:bCs/>
-                <w:color w:val="FFFFFF"/>
-                <w:sz w:val="19"/>
-                <w:szCs w:val="19"/>
-              </w:rPr>
-              <w:t>Dimension</w:t>
-            </w:r>
-          </w:p>
-        </w:tc>
-        <w:tc>
-          <w:tcPr>
-            <w:tcW w:w="6526" w:type="dxa"/>
-            <w:tcBorders>
-              <w:top w:val="single" w:sz="4" w:space="0" w:color="33A5B6"/>
-              <w:left w:val="single" w:sz="4" w:space="0" w:color="33A5B6"/>
-              <w:bottom w:val="single" w:sz="4" w:space="0" w:color="33A5B6"/>
-              <w:right w:val="single" w:sz="4" w:space="0" w:color="33A5B6"/>
-            </w:tcBorders>
-            <w:shd w:val="clear" w:color="auto" w:fill="2D3748"/>
-            <w:tcMar>
-              <w:top w:w="80" w:type="dxa"/>
-              <w:left w:w="120" w:type="dxa"/>
-              <w:bottom w:w="80" w:type="dxa"/>
-              <w:right w:w="120" w:type="dxa"/>
-            </w:tcMar>
-          </w:tcPr>
-          <w:p>
-            <w:r>
-              <w:rPr>
-                <w:b/>
-                <w:bCs/>
-                <w:color w:val="FFFFFF"/>
-                <w:sz w:val="19"/>
-                <w:szCs w:val="19"/>
-              </w:rPr>
-              <w:t>Détail</w:t>
-            </w:r>
-          </w:p>
-        </w:tc>
-      </w:tr>
-      <w:tr>
-        <w:tblPrEx>
-          <w:tblCellMar>
-            <w:top w:w="0" w:type="dxa"/>
-            <w:bottom w:w="0" w:type="dxa"/>
-          </w:tblCellMar>
-        </w:tblPrEx>
-        <w:tc>
-          <w:tcPr>
-            <w:tcW w:w="2500" w:type="dxa"/>
-            <w:tcBorders>
-              <w:top w:val="single" w:sz="4" w:space="0" w:color="CCCCCC"/>
-              <w:left w:val="single" w:sz="4" w:space="0" w:color="CCCCCC"/>
-              <w:bottom w:val="single" w:sz="4" w:space="0" w:color="CCCCCC"/>
-              <w:right w:val="single" w:sz="4" w:space="0" w:color="CCCCCC"/>
-            </w:tcBorders>
-            <w:shd w:val="clear" w:color="auto" w:fill="FFFFFF"/>
-            <w:tcMar>
-              <w:top w:w="80" w:type="dxa"/>
-              <w:left w:w="120" w:type="dxa"/>
-              <w:bottom w:w="80" w:type="dxa"/>
-              <w:right w:w="120" w:type="dxa"/>
-            </w:tcMar>
-          </w:tcPr>
-          <w:p>
-            <w:r>
-              <w:rPr>
-                <w:sz w:val="19"/>
-                <w:szCs w:val="19"/>
-              </w:rPr>
-              <w:t>Durée totale</w:t>
-            </w:r>
-          </w:p>
-        </w:tc>
-        <w:tc>
-          <w:tcPr>
-            <w:tcW w:w="6526" w:type="dxa"/>
-            <w:tcBorders>
-              <w:top w:val="single" w:sz="4" w:space="0" w:color="CCCCCC"/>
-              <w:left w:val="single" w:sz="4" w:space="0" w:color="CCCCCC"/>
-              <w:bottom w:val="single" w:sz="4" w:space="0" w:color="CCCCCC"/>
-              <w:right w:val="single" w:sz="4" w:space="0" w:color="CCCCCC"/>
-            </w:tcBorders>
-            <w:shd w:val="clear" w:color="auto" w:fill="FFFFFF"/>
-            <w:tcMar>
-              <w:top w:w="80" w:type="dxa"/>
-              <w:left w:w="120" w:type="dxa"/>
-              <w:bottom w:w="80" w:type="dxa"/>
-              <w:right w:w="120" w:type="dxa"/>
-            </w:tcMar>
-          </w:tcPr>
-          <w:p>
-            <w:r>
-              <w:rPr>
-                <w:sz w:val="19"/>
-                <w:szCs w:val="19"/>
-              </w:rPr>
-              <w:t>15 jours · 3 semaines · 1 réalisateur</w:t>
-            </w:r>
-          </w:p>
-        </w:tc>
-      </w:tr>
-      <w:tr>
-        <w:tblPrEx>
-          <w:tblCellMar>
-            <w:top w:w="0" w:type="dxa"/>
-            <w:bottom w:w="0" w:type="dxa"/>
-          </w:tblCellMar>
-        </w:tblPrEx>
-        <w:tc>
-          <w:tcPr>
-            <w:tcW w:w="2500" w:type="dxa"/>
-            <w:tcBorders>
-              <w:top w:val="single" w:sz="4" w:space="0" w:color="CCCCCC"/>
-              <w:left w:val="single" w:sz="4" w:space="0" w:color="CCCCCC"/>
-              <w:bottom w:val="single" w:sz="4" w:space="0" w:color="CCCCCC"/>
-              <w:right w:val="single" w:sz="4" w:space="0" w:color="CCCCCC"/>
-            </w:tcBorders>
-            <w:shd w:val="clear" w:color="auto" w:fill="F7FAFC"/>
-            <w:tcMar>
-              <w:top w:w="80" w:type="dxa"/>
-              <w:left w:w="120" w:type="dxa"/>
-              <w:bottom w:w="80" w:type="dxa"/>
-              <w:right w:w="120" w:type="dxa"/>
-            </w:tcMar>
-          </w:tcPr>
-          <w:p>
-            <w:r>
-              <w:rPr>
-                <w:sz w:val="19"/>
-                <w:szCs w:val="19"/>
-              </w:rPr>
-              <w:t>Nombre de tâches</w:t>
-            </w:r>
-          </w:p>
-        </w:tc>
-        <w:tc>
-          <w:tcPr>
-            <w:tcW w:w="6526" w:type="dxa"/>
-            <w:tcBorders>
-              <w:top w:val="single" w:sz="4" w:space="0" w:color="CCCCCC"/>
-              <w:left w:val="single" w:sz="4" w:space="0" w:color="CCCCCC"/>
-              <w:bottom w:val="single" w:sz="4" w:space="0" w:color="CCCCCC"/>
-              <w:right w:val="single" w:sz="4" w:space="0" w:color="CCCCCC"/>
-            </w:tcBorders>
-            <w:shd w:val="clear" w:color="auto" w:fill="F7FAFC"/>
-            <w:tcMar>
-              <w:top w:w="80" w:type="dxa"/>
-              <w:left w:w="120" w:type="dxa"/>
-              <w:bottom w:w="80" w:type="dxa"/>
-              <w:right w:w="120" w:type="dxa"/>
-            </w:tcMar>
-          </w:tcPr>
-          <w:p>
-            <w:r>
-              <w:rPr>
-                <w:sz w:val="19"/>
-                <w:szCs w:val="19"/>
-              </w:rPr>
-              <w:t>20 tâches réparties en 6 lots</w:t>
-            </w:r>
-          </w:p>
-        </w:tc>
-      </w:tr>
-      <w:tr>
-        <w:tblPrEx>
-          <w:tblCellMar>
-            <w:top w:w="0" w:type="dxa"/>
-            <w:bottom w:w="0" w:type="dxa"/>
-          </w:tblCellMar>
-        </w:tblPrEx>
-        <w:tc>
-          <w:tcPr>
-            <w:tcW w:w="2500" w:type="dxa"/>
-            <w:tcBorders>
-              <w:top w:val="single" w:sz="4" w:space="0" w:color="CCCCCC"/>
-              <w:left w:val="single" w:sz="4" w:space="0" w:color="CCCCCC"/>
-              <w:bottom w:val="single" w:sz="4" w:space="0" w:color="CCCCCC"/>
-              <w:right w:val="single" w:sz="4" w:space="0" w:color="CCCCCC"/>
-            </w:tcBorders>
-            <w:shd w:val="clear" w:color="auto" w:fill="FFFFFF"/>
-            <w:tcMar>
-              <w:top w:w="80" w:type="dxa"/>
-              <w:left w:w="120" w:type="dxa"/>
-              <w:bottom w:w="80" w:type="dxa"/>
-              <w:right w:w="120" w:type="dxa"/>
-            </w:tcMar>
-          </w:tcPr>
-          <w:p>
-            <w:r>
-              <w:rPr>
-                <w:sz w:val="19"/>
-                <w:szCs w:val="19"/>
-              </w:rPr>
-              <w:t>Jalons clés</w:t>
-            </w:r>
-          </w:p>
-        </w:tc>
-        <w:tc>
-          <w:tcPr>
-            <w:tcW w:w="6526" w:type="dxa"/>
-            <w:tcBorders>
-              <w:top w:val="single" w:sz="4" w:space="0" w:color="CCCCCC"/>
-              <w:left w:val="single" w:sz="4" w:space="0" w:color="CCCCCC"/>
-              <w:bottom w:val="single" w:sz="4" w:space="0" w:color="CCCCCC"/>
-              <w:right w:val="single" w:sz="4" w:space="0" w:color="CCCCCC"/>
-            </w:tcBorders>
-            <w:shd w:val="clear" w:color="auto" w:fill="FFFFFF"/>
-            <w:tcMar>
-              <w:top w:w="80" w:type="dxa"/>
-              <w:left w:w="120" w:type="dxa"/>
-              <w:bottom w:w="80" w:type="dxa"/>
-              <w:right w:w="120" w:type="dxa"/>
-            </w:tcMar>
-          </w:tcPr>
-          <w:p>
-            <w:r>
-              <w:rPr>
-                <w:sz w:val="19"/>
-                <w:szCs w:val="19"/>
-              </w:rPr>
-              <w:t>5 points de contrôle (J5, J8, J10, J13, J15)</w:t>
-            </w:r>
-          </w:p>
-        </w:tc>
-      </w:tr>
-      <w:tr>
-        <w:tblPrEx>
-          <w:tblCellMar>
-            <w:top w:w="0" w:type="dxa"/>
-            <w:bottom w:w="0" w:type="dxa"/>
-          </w:tblCellMar>
-        </w:tblPrEx>
-        <w:tc>
-          <w:tcPr>
-            <w:tcW w:w="2500" w:type="dxa"/>
-            <w:tcBorders>
-              <w:top w:val="single" w:sz="4" w:space="0" w:color="CCCCCC"/>
-              <w:left w:val="single" w:sz="4" w:space="0" w:color="CCCCCC"/>
-              <w:bottom w:val="single" w:sz="4" w:space="0" w:color="CCCCCC"/>
-              <w:right w:val="single" w:sz="4" w:space="0" w:color="CCCCCC"/>
-            </w:tcBorders>
-            <w:shd w:val="clear" w:color="auto" w:fill="F7FAFC"/>
-            <w:tcMar>
-              <w:top w:w="80" w:type="dxa"/>
-              <w:left w:w="120" w:type="dxa"/>
-              <w:bottom w:w="80" w:type="dxa"/>
-              <w:right w:w="120" w:type="dxa"/>
-            </w:tcMar>
-          </w:tcPr>
-          <w:p>
-            <w:r>
-              <w:rPr>
-                <w:sz w:val="19"/>
-                <w:szCs w:val="19"/>
-              </w:rPr>
-              <w:t>Tâches critiques</w:t>
-            </w:r>
-          </w:p>
-        </w:tc>
-        <w:tc>
-          <w:tcPr>
-            <w:tcW w:w="6526" w:type="dxa"/>
-            <w:tcBorders>
-              <w:top w:val="single" w:sz="4" w:space="0" w:color="CCCCCC"/>
-              <w:left w:val="single" w:sz="4" w:space="0" w:color="CCCCCC"/>
-              <w:bottom w:val="single" w:sz="4" w:space="0" w:color="CCCCCC"/>
-              <w:right w:val="single" w:sz="4" w:space="0" w:color="CCCCCC"/>
-            </w:tcBorders>
-            <w:shd w:val="clear" w:color="auto" w:fill="F7FAFC"/>
-            <w:tcMar>
-              <w:top w:w="80" w:type="dxa"/>
-              <w:left w:w="120" w:type="dxa"/>
-              <w:bottom w:w="80" w:type="dxa"/>
-              <w:right w:w="120" w:type="dxa"/>
-            </w:tcMar>
-          </w:tcPr>
-          <w:p>
-            <w:r>
-              <w:rPr>
-                <w:sz w:val="19"/>
-                <w:szCs w:val="19"/>
-              </w:rPr>
-              <w:t>9 tâches critiques</w:t>
-            </w:r>
-            <w:r>
-              <w:rPr>
-                <w:sz w:val="19"/>
-                <w:szCs w:val="19"/>
-              </w:rPr>
-              <w:t xml:space="preserve"> </w:t>
-            </w:r>
-            <w:r>
-              <w:rPr>
-                <w:sz w:val="19"/>
-                <w:szCs w:val="19"/>
-              </w:rPr>
-              <w:t>— bloquantes si non terminées</w:t>
-            </w:r>
-          </w:p>
-        </w:tc>
-      </w:tr>
-      <w:tr>
-        <w:tblPrEx>
-          <w:tblCellMar>
-            <w:top w:w="0" w:type="dxa"/>
-            <w:bottom w:w="0" w:type="dxa"/>
-          </w:tblCellMar>
-        </w:tblPrEx>
-        <w:tc>
-          <w:tcPr>
-            <w:tcW w:w="2500" w:type="dxa"/>
-            <w:tcBorders>
-              <w:top w:val="single" w:sz="4" w:space="0" w:color="CCCCCC"/>
-              <w:left w:val="single" w:sz="4" w:space="0" w:color="CCCCCC"/>
-              <w:bottom w:val="single" w:sz="4" w:space="0" w:color="CCCCCC"/>
-              <w:right w:val="single" w:sz="4" w:space="0" w:color="CCCCCC"/>
-            </w:tcBorders>
-            <w:shd w:val="clear" w:color="auto" w:fill="FFFFFF"/>
-            <w:tcMar>
-              <w:top w:w="80" w:type="dxa"/>
-              <w:left w:w="120" w:type="dxa"/>
-              <w:bottom w:w="80" w:type="dxa"/>
-              <w:right w:w="120" w:type="dxa"/>
-            </w:tcMar>
-          </w:tcPr>
-          <w:p>
-            <w:r>
-              <w:rPr>
-                <w:sz w:val="19"/>
-                <w:szCs w:val="19"/>
-              </w:rPr>
-              <w:t>Risques identifiés</w:t>
-            </w:r>
-          </w:p>
-        </w:tc>
-        <w:tc>
-          <w:tcPr>
-            <w:tcW w:w="6526" w:type="dxa"/>
-            <w:tcBorders>
-              <w:top w:val="single" w:sz="4" w:space="0" w:color="CCCCCC"/>
-              <w:left w:val="single" w:sz="4" w:space="0" w:color="CCCCCC"/>
-              <w:bottom w:val="single" w:sz="4" w:space="0" w:color="CCCCCC"/>
-              <w:right w:val="single" w:sz="4" w:space="0" w:color="CCCCCC"/>
-            </w:tcBorders>
-            <w:shd w:val="clear" w:color="auto" w:fill="FFFFFF"/>
-            <w:tcMar>
-              <w:top w:w="80" w:type="dxa"/>
-              <w:left w:w="120" w:type="dxa"/>
-              <w:bottom w:w="80" w:type="dxa"/>
-              <w:right w:w="120" w:type="dxa"/>
-            </w:tcMar>
-          </w:tcPr>
-          <w:p>
-            <w:r>
-              <w:rPr>
-                <w:sz w:val="19"/>
-                <w:szCs w:val="19"/>
-              </w:rPr>
-              <w:t>8 risques dont 3 de niveau Élevé</w:t>
-            </w:r>
-          </w:p>
-        </w:tc>
-      </w:tr>
-      <w:tr>
-        <w:tblPrEx>
-          <w:tblCellMar>
-            <w:top w:w="0" w:type="dxa"/>
-            <w:bottom w:w="0" w:type="dxa"/>
-          </w:tblCellMar>
-        </w:tblPrEx>
-        <w:tc>
-          <w:tcPr>
-            <w:tcW w:w="2500" w:type="dxa"/>
-            <w:tcBorders>
-              <w:top w:val="single" w:sz="4" w:space="0" w:color="CCCCCC"/>
-              <w:left w:val="single" w:sz="4" w:space="0" w:color="CCCCCC"/>
-              <w:bottom w:val="single" w:sz="4" w:space="0" w:color="CCCCCC"/>
-              <w:right w:val="single" w:sz="4" w:space="0" w:color="CCCCCC"/>
-            </w:tcBorders>
-            <w:shd w:val="clear" w:color="auto" w:fill="F7FAFC"/>
-            <w:tcMar>
-              <w:top w:w="80" w:type="dxa"/>
-              <w:left w:w="120" w:type="dxa"/>
-              <w:bottom w:w="80" w:type="dxa"/>
-              <w:right w:w="120" w:type="dxa"/>
-            </w:tcMar>
-          </w:tcPr>
-          <w:p>
-            <w:r>
-              <w:rPr>
-                <w:sz w:val="19"/>
-                <w:szCs w:val="19"/>
-              </w:rPr>
-              <w:t>Livrables attendus</w:t>
-            </w:r>
-          </w:p>
-        </w:tc>
-        <w:tc>
-          <w:tcPr>
-            <w:tcW w:w="6526" w:type="dxa"/>
-            <w:tcBorders>
-              <w:top w:val="single" w:sz="4" w:space="0" w:color="CCCCCC"/>
-              <w:left w:val="single" w:sz="4" w:space="0" w:color="CCCCCC"/>
-              <w:bottom w:val="single" w:sz="4" w:space="0" w:color="CCCCCC"/>
-              <w:right w:val="single" w:sz="4" w:space="0" w:color="CCCCCC"/>
-            </w:tcBorders>
-            <w:shd w:val="clear" w:color="auto" w:fill="F7FAFC"/>
-            <w:tcMar>
-              <w:top w:w="80" w:type="dxa"/>
-              <w:left w:w="120" w:type="dxa"/>
-              <w:bottom w:w="80" w:type="dxa"/>
-              <w:right w:w="120" w:type="dxa"/>
-            </w:tcMar>
-          </w:tcPr>
-          <w:p>
-            <w:r>
-              <w:rPr>
-                <w:sz w:val="19"/>
-                <w:szCs w:val="19"/>
-              </w:rPr>
-              <w:t>Notebook v2.0 · Rapport EDA HTML · Export Excel · README · Synthèse</w:t>
-            </w:r>
-          </w:p>
-        </w:tc>
-      </w:tr>
-      <w:tr>
-        <w:tblPrEx>
-          <w:tblCellMar>
-            <w:top w:w="0" w:type="dxa"/>
-            <w:bottom w:w="0" w:type="dxa"/>
-          </w:tblCellMar>
-        </w:tblPrEx>
-        <w:tc>
-          <w:tcPr>
-            <w:tcW w:w="2500" w:type="dxa"/>
-            <w:tcBorders>
-              <w:top w:val="single" w:sz="4" w:space="0" w:color="CCCCCC"/>
-              <w:left w:val="single" w:sz="4" w:space="0" w:color="CCCCCC"/>
-              <w:bottom w:val="single" w:sz="4" w:space="0" w:color="CCCCCC"/>
-              <w:right w:val="single" w:sz="4" w:space="0" w:color="CCCCCC"/>
-            </w:tcBorders>
-            <w:shd w:val="clear" w:color="auto" w:fill="FFFFFF"/>
-            <w:tcMar>
-              <w:top w:w="80" w:type="dxa"/>
-              <w:left w:w="120" w:type="dxa"/>
-              <w:bottom w:w="80" w:type="dxa"/>
-              <w:right w:w="120" w:type="dxa"/>
-            </w:tcMar>
-          </w:tcPr>
-          <w:p>
-            <w:r>
-              <w:rPr>
-                <w:sz w:val="19"/>
-                <w:szCs w:val="19"/>
-              </w:rPr>
-              <w:t>Critères de succès</w:t>
-            </w:r>
-          </w:p>
-        </w:tc>
-        <w:tc>
-          <w:tcPr>
-            <w:tcW w:w="6526" w:type="dxa"/>
-            <w:tcBorders>
-              <w:top w:val="single" w:sz="4" w:space="0" w:color="CCCCCC"/>
-              <w:left w:val="single" w:sz="4" w:space="0" w:color="CCCCCC"/>
-              <w:bottom w:val="single" w:sz="4" w:space="0" w:color="CCCCCC"/>
-              <w:right w:val="single" w:sz="4" w:space="0" w:color="CCCCCC"/>
-            </w:tcBorders>
-            <w:shd w:val="clear" w:color="auto" w:fill="FFFFFF"/>
-            <w:tcMar>
-              <w:top w:w="80" w:type="dxa"/>
-              <w:left w:w="120" w:type="dxa"/>
-              <w:bottom w:w="80" w:type="dxa"/>
-              <w:right w:w="120" w:type="dxa"/>
-            </w:tcMar>
-          </w:tcPr>
-          <w:p>
-            <w:r>
-              <w:rPr>
-                <w:sz w:val="19"/>
-                <w:szCs w:val="19"/>
-              </w:rPr>
-              <w:t>8 critères d'acceptation définis dans le CDC (Partie 2)</w:t>
-            </w:r>
-          </w:p>
-        </w:tc>
-      </w:tr>
-    </w:tbl>
-    <w:p>
-      <w:pPr>
-        <w:spacing w:after="120"/>
-      </w:pPr>
-    </w:p>
-    <w:tbl>
-      <w:tblPr>
-        <w:tblW w:w="9026" w:type="dxa"/>
-        <w:tblBorders>
-          <w:top w:val="single" w:sz="4" w:space="0" w:color="auto"/>
-          <w:left w:val="single" w:sz="4" w:space="0" w:color="auto"/>
-          <w:bottom w:val="single" w:sz="4" w:space="0" w:color="auto"/>
-          <w:right w:val="single" w:sz="4" w:space="0" w:color="auto"/>
-          <w:insideH w:val="single" w:sz="4" w:space="0" w:color="auto"/>
-          <w:insideV w:val="single" w:sz="4" w:space="0" w:color="auto"/>
-        </w:tblBorders>
-        <w:tblCellMar>
-          <w:left w:w="10" w:type="dxa"/>
-          <w:right w:w="10" w:type="dxa"/>
-        </w:tblCellMar>
-        <w:tblLook w:val="04A0" w:firstRow="1" w:lastRow="0" w:firstColumn="1" w:lastColumn="0" w:noHBand="0" w:noVBand="1"/>
-      </w:tblPr>
-      <w:tblGrid>
-        <w:gridCol w:w="9026"/>
-      </w:tblGrid>
-      <w:tr>
-        <w:tblPrEx>
-          <w:tblCellMar>
-            <w:top w:w="0" w:type="dxa"/>
-            <w:bottom w:w="0" w:type="dxa"/>
-          </w:tblCellMar>
-        </w:tblPrEx>
-        <w:tc>
-          <w:tcPr>
-            <w:tcW w:w="9026" w:type="dxa"/>
-            <w:tcBorders>
-              <w:top w:val="single" w:sz="8" w:space="0" w:color="22A34A"/>
-              <w:left w:val="single" w:sz="8" w:space="0" w:color="22A34A"/>
-              <w:bottom w:val="single" w:sz="4" w:space="0" w:color="22A34A"/>
-              <w:right w:val="single" w:sz="4" w:space="0" w:color="22A34A"/>
-            </w:tcBorders>
-            <w:shd w:val="clear" w:color="auto" w:fill="E6F4EA"/>
-            <w:tcMar>
-              <w:top w:w="100" w:type="dxa"/>
-              <w:left w:w="150" w:type="dxa"/>
-              <w:bottom w:w="100" w:type="dxa"/>
-              <w:right w:w="150" w:type="dxa"/>
-            </w:tcMar>
-          </w:tcPr>
-          <w:p>
-            <w:r>
-              <w:rPr>
-                <w:b/>
-                <w:bCs/>
-                <w:color w:val="22A34A"/>
-              </w:rPr>
               <w:t>✅  Faisabilité confirmée</w:t>
             </w:r>
-          </w:p>
-          <w:p>
-            <w:r>
-              <w:t>Le projet est faisable en 3 semaines avec un seul réalisateur. Les outils sont open-source, le dataset est de taille modeste (~800 lignes), et les librairies retenues (Pandera, ydata-profiling, scikit-learn) sont stables et bien documentées.</w:t>
-            </w:r>
-          </w:p>
-          <w:p>
-            <w:r>
-              <w:t>Alternative en cas de délai réduit : livrer LOT 1 à LOT 4 (notebook enrichi sans documentation complète) à J10, et LOT 5-6 en deuxième itération.</w:t>
+            <w:r>
+              <w:br/>
+              <w:t>Le projet est faisable en 4 semaines avec un seul réalisateur. Les outils sont open-source, le dataset est de taille modeste (~800 lignes), et les librairies retenues (Pandera, ydata-profiling, scikit-learn) sont stables et bien documentées.</w:t>
+            </w:r>
+            <w:r>
+              <w:br/>
+              <w:t>Alternative en cas de délai réduit : livrer LOT 1 à LOT 4 (notebook enrichi sans documentation complète) à J10, puis LOT 5-6 en deuxième itération.</w:t>
             </w:r>
           </w:p>
         </w:tc>
@@ -12930,9 +14657,9 @@
       </w:r>
     </w:p>
     <w:sectPr>
-      <w:footerReference w:type="even" r:id="rId7"/>
-      <w:footerReference w:type="default" r:id="rId8"/>
-      <w:footerReference w:type="first" r:id="rId9"/>
+      <w:footerReference w:type="even" r:id="rId8"/>
+      <w:footerReference w:type="default" r:id="rId9"/>
+      <w:footerReference w:type="first" r:id="rId10"/>
       <w:pgSz w:w="11906" w:h="16838"/>
       <w:pgMar w:top="1080" w:right="1080" w:bottom="1080" w:left="1080" w:header="708" w:footer="708" w:gutter="0"/>
       <w:cols w:space="720"/>
@@ -12974,7 +14701,7 @@
       <mc:AlternateContent>
         <mc:Choice Requires="wps">
           <w:drawing>
-            <wp:anchor distT="0" distB="0" distL="0" distR="0" simplePos="0" relativeHeight="251659264" behindDoc="0" locked="0" layoutInCell="1" allowOverlap="1" wp14:anchorId="22224994" wp14:editId="097E12FB">
+            <wp:anchor distT="0" distB="0" distL="0" distR="0" simplePos="0" relativeHeight="251659264" behindDoc="0" locked="0" layoutInCell="1" allowOverlap="1" wp14:anchorId="6AC80A1A" wp14:editId="1738870D">
               <wp:simplePos x="635" y="635"/>
               <wp:positionH relativeFrom="page">
                 <wp:align>center</wp:align>
@@ -13049,12 +14776,11 @@
         </mc:Choice>
         <mc:Fallback>
           <w:pict>
-            <v:shapetype w14:anchorId="22224994" id="_x0000_t202" coordsize="21600,21600" o:spt="202" path="m,l,21600r21600,l21600,xe">
+            <v:shapetype w14:anchorId="6AC80A1A" id="_x0000_t202" coordsize="21600,21600" o:spt="202" path="m,l,21600r21600,l21600,xe">
               <v:stroke joinstyle="miter"/>
               <v:path gradientshapeok="t" o:connecttype="rect"/>
             </v:shapetype>
             <v:shape id="Zone de texte 2" o:spid="_x0000_s1026" type="#_x0000_t202" alt="Orange Restricted" style="position:absolute;margin-left:0;margin-top:0;width:69.95pt;height:25.4pt;z-index:251659264;visibility:visible;mso-wrap-style:none;mso-wrap-distance-left:0;mso-wrap-distance-top:0;mso-wrap-distance-right:0;mso-wrap-distance-bottom:0;mso-position-horizontal:center;mso-position-horizontal-relative:page;mso-position-vertical:bottom;mso-position-vertical-relative:page;v-text-anchor:bottom" o:gfxdata="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" filled="f" stroked="f">
-              <v:fill o:detectmouseclick="t"/>
               <v:textbox style="mso-fit-shape-to-text:t" inset="0,0,0,15pt">
                 <w:txbxContent>
                   <w:p>
@@ -13103,7 +14829,7 @@
       <mc:AlternateContent>
         <mc:Choice Requires="wps">
           <w:drawing>
-            <wp:anchor distT="0" distB="0" distL="0" distR="0" simplePos="0" relativeHeight="251660288" behindDoc="0" locked="0" layoutInCell="1" allowOverlap="1" wp14:anchorId="42C66A75" wp14:editId="39ACB33A">
+            <wp:anchor distT="0" distB="0" distL="0" distR="0" simplePos="0" relativeHeight="251660288" behindDoc="0" locked="0" layoutInCell="1" allowOverlap="1" wp14:anchorId="6EA1BE15" wp14:editId="4E062CF4">
               <wp:simplePos x="685800" y="10086975"/>
               <wp:positionH relativeFrom="page">
                 <wp:align>center</wp:align>
@@ -13178,12 +14904,11 @@
         </mc:Choice>
         <mc:Fallback>
           <w:pict>
-            <v:shapetype w14:anchorId="42C66A75" id="_x0000_t202" coordsize="21600,21600" o:spt="202" path="m,l,21600r21600,l21600,xe">
+            <v:shapetype w14:anchorId="6EA1BE15" id="_x0000_t202" coordsize="21600,21600" o:spt="202" path="m,l,21600r21600,l21600,xe">
               <v:stroke joinstyle="miter"/>
               <v:path gradientshapeok="t" o:connecttype="rect"/>
             </v:shapetype>
             <v:shape id="Zone de texte 3" o:spid="_x0000_s1027" type="#_x0000_t202" alt="Orange Restricted" style="position:absolute;margin-left:0;margin-top:0;width:69.95pt;height:25.4pt;z-index:251660288;visibility:visible;mso-wrap-style:none;mso-wrap-distance-left:0;mso-wrap-distance-top:0;mso-wrap-distance-right:0;mso-wrap-distance-bottom:0;mso-position-horizontal:center;mso-position-horizontal-relative:page;mso-position-vertical:bottom;mso-position-vertical-relative:page;v-text-anchor:bottom" o:gfxdata="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" filled="f" stroked="f">
-              <v:fill o:detectmouseclick="t"/>
               <v:textbox style="mso-fit-shape-to-text:t" inset="0,0,0,15pt">
                 <w:txbxContent>
                   <w:p>
@@ -13232,7 +14957,7 @@
       <mc:AlternateContent>
         <mc:Choice Requires="wps">
           <w:drawing>
-            <wp:anchor distT="0" distB="0" distL="0" distR="0" simplePos="0" relativeHeight="251658240" behindDoc="0" locked="0" layoutInCell="1" allowOverlap="1" wp14:anchorId="37268E96" wp14:editId="0EF433A8">
+            <wp:anchor distT="0" distB="0" distL="0" distR="0" simplePos="0" relativeHeight="251658240" behindDoc="0" locked="0" layoutInCell="1" allowOverlap="1" wp14:anchorId="5DF77A42" wp14:editId="7A1A2C36">
               <wp:simplePos x="635" y="635"/>
               <wp:positionH relativeFrom="page">
                 <wp:align>center</wp:align>
@@ -13307,12 +15032,11 @@
         </mc:Choice>
         <mc:Fallback>
           <w:pict>
-            <v:shapetype w14:anchorId="37268E96" id="_x0000_t202" coordsize="21600,21600" o:spt="202" path="m,l,21600r21600,l21600,xe">
+            <v:shapetype w14:anchorId="5DF77A42" id="_x0000_t202" coordsize="21600,21600" o:spt="202" path="m,l,21600r21600,l21600,xe">
               <v:stroke joinstyle="miter"/>
               <v:path gradientshapeok="t" o:connecttype="rect"/>
             </v:shapetype>
             <v:shape id="Zone de texte 1" o:spid="_x0000_s1028" type="#_x0000_t202" alt="Orange Restricted" style="position:absolute;margin-left:0;margin-top:0;width:69.95pt;height:25.4pt;z-index:251658240;visibility:visible;mso-wrap-style:none;mso-wrap-distance-left:0;mso-wrap-distance-top:0;mso-wrap-distance-right:0;mso-wrap-distance-bottom:0;mso-position-horizontal:center;mso-position-horizontal-relative:page;mso-position-vertical:bottom;mso-position-vertical-relative:page;v-text-anchor:bottom" o:gfxdata="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" filled="f" stroked="f">
-              <v:fill o:detectmouseclick="t"/>
               <v:textbox style="mso-fit-shape-to-text:t" inset="0,0,0,15pt">
                 <w:txbxContent>
                   <w:p>
@@ -14466,6 +16190,18 @@
 </a:theme>
 </file>
 
+<file path=customXml/item1.xml><?xml version="1.0" encoding="utf-8"?>
+<b:Sources xmlns:b="http://schemas.openxmlformats.org/officeDocument/2006/bibliography" xmlns="http://schemas.openxmlformats.org/officeDocument/2006/bibliography" SelectedStyle="\APASixthEditionOfficeOnline.xsl" StyleName="APA" Version="6"/>
+</file>
+
+<file path=customXml/itemProps1.xml><?xml version="1.0" encoding="utf-8"?>
+<ds:datastoreItem xmlns:ds="http://schemas.openxmlformats.org/officeDocument/2006/customXml" ds:itemID="{8CDCEE0A-98E1-4A6A-9EAD-FE1D252A4BE0}">
+  <ds:schemaRefs>
+    <ds:schemaRef ds:uri="http://schemas.openxmlformats.org/officeDocument/2006/bibliography"/>
+  </ds:schemaRefs>
+</ds:datastoreItem>
+</file>
+
 <file path=docMetadata/LabelInfo.xml><?xml version="1.0" encoding="utf-8"?>
 <clbl:labelList xmlns:clbl="http://schemas.microsoft.com/office/2020/mipLabelMetadata">
   <clbl:label id="{e6c818a6-e1a0-4a6e-a969-20d857c5dc62}" enabled="1" method="Standard" siteId="{90c7a20a-f34b-40bf-bc48-b9253b6f5d20}" contentBits="2" removed="0"/>
